--- a/assets/word/work_act_ru_v1.docx
+++ b/assets/word/work_act_ru_v1.docx
@@ -5,104 +5,923 @@
     <w:p>
       <w:pPr>
         <w:pStyle w:val="Title"/>
+        <w:widowControl/>
+        <w:jc w:val="center"/>
       </w:pPr>
       <w:r>
+        <w:rPr>
+          <w:color w:val="000000"/>
+        </w:rPr>
         <w:t>Акт выполненных работ</w:t>
       </w:r>
     </w:p>
     <w:p>
+      <w:pPr>
+        <w:widowControl/>
+      </w:pPr>
       <w:r>
-        <w:t>Место: [Место составления]. Дата: [Дата документа].</w:t>
+        <w:rPr>
+          <w:color w:val="000000"/>
+        </w:rPr>
+        <w:t>Место составления: [Место составления]    Дата: [Дата документа]</w:t>
       </w:r>
     </w:p>
     <w:p>
+      <w:pPr>
+        <w:widowControl/>
+      </w:pPr>
       <w:r>
+        <w:rPr>
+          <w:color w:val="000000"/>
+        </w:rPr>
         <w:t>Акт № [Номер акта]. Основание: [Основание и дата договора].</w:t>
       </w:r>
     </w:p>
     <w:p>
+      <w:pPr>
+        <w:widowControl/>
+      </w:pPr>
       <w:r>
-        <w:t>Подрядчик: [Подрядчик]. Подписант и основание полномочий: [Подписант первой стороны и полномочия].</w:t>
+        <w:rPr>
+          <w:color w:val="000000"/>
+        </w:rPr>
+        <w:t>Период выполнения работ: [Период выполнения].</w:t>
+      </w:r>
+    </w:p>
+    <w:tbl>
+      <w:tblPr>
+        <w:tblW w:type="auto" w:w="0"/>
+        <w:jc w:val="center"/>
+        <w:tblLayout w:type="fixed"/>
+        <w:tblLook w:firstColumn="1" w:firstRow="1" w:lastColumn="0" w:lastRow="0" w:noHBand="0" w:noVBand="1" w:val="04A0"/>
+        <w:tblBorders>
+          <w:top w:val="single" w:sz="5" w:color="000000"/>
+          <w:left w:val="single" w:sz="5" w:color="000000"/>
+          <w:bottom w:val="single" w:sz="5" w:color="000000"/>
+          <w:right w:val="single" w:sz="5" w:color="000000"/>
+          <w:insideH w:val="single" w:sz="5" w:color="000000"/>
+          <w:insideV w:val="single" w:sz="5" w:color="000000"/>
+        </w:tblBorders>
+        <w:tblCellMar>
+          <w:top w:w="85" w:type="dxa"/>
+          <w:bottom w:w="85" w:type="dxa"/>
+          <w:left w:w="100" w:type="dxa"/>
+          <w:right w:w="100" w:type="dxa"/>
+        </w:tblCellMar>
+      </w:tblPr>
+      <w:tblGrid>
+        <w:gridCol w:w="4819"/>
+        <w:gridCol w:w="4819"/>
+      </w:tblGrid>
+      <w:tr>
+        <w:trPr>
+          <w:cantSplit/>
+          <w:tblHeader/>
+        </w:trPr>
+        <w:tc>
+          <w:tcPr>
+            <w:tcW w:type="dxa" w:w="4819"/>
+            <w:vAlign w:val="center"/>
+          </w:tcPr>
+          <w:p>
+            <w:pPr>
+              <w:spacing w:after="20" w:line="240" w:lineRule="auto"/>
+            </w:pPr>
+            <w:r>
+              <w:rPr>
+                <w:b/>
+                <w:sz w:val="21"/>
+                <w:color w:val="000000"/>
+              </w:rPr>
+              <w:t>ПОДРЯДЧИК</w:t>
+            </w:r>
+          </w:p>
+        </w:tc>
+        <w:tc>
+          <w:tcPr>
+            <w:tcW w:type="dxa" w:w="4819"/>
+            <w:vAlign w:val="center"/>
+          </w:tcPr>
+          <w:p>
+            <w:pPr>
+              <w:spacing w:after="20" w:line="240" w:lineRule="auto"/>
+            </w:pPr>
+            <w:r>
+              <w:rPr>
+                <w:b/>
+                <w:sz w:val="21"/>
+                <w:color w:val="000000"/>
+              </w:rPr>
+              <w:t>ЗАКАЗЧИК</w:t>
+            </w:r>
+          </w:p>
+        </w:tc>
+      </w:tr>
+      <w:tr>
+        <w:trPr>
+          <w:cantSplit/>
+        </w:trPr>
+        <w:tc>
+          <w:tcPr>
+            <w:tcW w:type="dxa" w:w="4819"/>
+            <w:vAlign w:val="center"/>
+          </w:tcPr>
+          <w:p>
+            <w:pPr>
+              <w:spacing w:after="20" w:line="240" w:lineRule="auto"/>
+            </w:pPr>
+            <w:r>
+              <w:rPr>
+                <w:b w:val="0"/>
+                <w:sz w:val="21"/>
+                <w:color w:val="000000"/>
+              </w:rPr>
+              <w:t>[Подрядчик]</w:t>
+            </w:r>
+          </w:p>
+        </w:tc>
+        <w:tc>
+          <w:tcPr>
+            <w:tcW w:type="dxa" w:w="4819"/>
+            <w:vAlign w:val="center"/>
+          </w:tcPr>
+          <w:p>
+            <w:pPr>
+              <w:spacing w:after="20" w:line="240" w:lineRule="auto"/>
+            </w:pPr>
+            <w:r>
+              <w:rPr>
+                <w:b w:val="0"/>
+                <w:sz w:val="21"/>
+                <w:color w:val="000000"/>
+              </w:rPr>
+              <w:t>[Заказчик]</w:t>
+            </w:r>
+          </w:p>
+        </w:tc>
+      </w:tr>
+      <w:tr>
+        <w:trPr>
+          <w:cantSplit/>
+        </w:trPr>
+        <w:tc>
+          <w:tcPr>
+            <w:tcW w:type="dxa" w:w="4819"/>
+            <w:vAlign w:val="center"/>
+          </w:tcPr>
+          <w:p>
+            <w:pPr>
+              <w:spacing w:after="20" w:line="240" w:lineRule="auto"/>
+            </w:pPr>
+            <w:r>
+              <w:rPr>
+                <w:b w:val="0"/>
+                <w:sz w:val="21"/>
+                <w:color w:val="000000"/>
+              </w:rPr>
+              <w:t>Подписант: [Подписант первой стороны и полномочия]</w:t>
+            </w:r>
+          </w:p>
+        </w:tc>
+        <w:tc>
+          <w:tcPr>
+            <w:tcW w:type="dxa" w:w="4819"/>
+            <w:vAlign w:val="center"/>
+          </w:tcPr>
+          <w:p>
+            <w:pPr>
+              <w:spacing w:after="20" w:line="240" w:lineRule="auto"/>
+            </w:pPr>
+            <w:r>
+              <w:rPr>
+                <w:b w:val="0"/>
+                <w:sz w:val="21"/>
+                <w:color w:val="000000"/>
+              </w:rPr>
+              <w:t>Подписант: [Подписант второй стороны и полномочия]</w:t>
+            </w:r>
+          </w:p>
+        </w:tc>
+      </w:tr>
+    </w:tbl>
+    <w:p>
+      <w:pPr>
+        <w:pStyle w:val="Heading1"/>
+        <w:widowControl/>
+      </w:pPr>
+      <w:r>
+        <w:rPr>
+          <w:color w:val="000000"/>
+        </w:rPr>
+        <w:t>1. Выполненные работы</w:t>
+      </w:r>
+    </w:p>
+    <w:tbl>
+      <w:tblPr>
+        <w:tblW w:type="auto" w:w="0"/>
+        <w:jc w:val="center"/>
+        <w:tblLayout w:type="fixed"/>
+        <w:tblLook w:firstColumn="1" w:firstRow="1" w:lastColumn="0" w:lastRow="0" w:noHBand="0" w:noVBand="1" w:val="04A0"/>
+        <w:tblBorders>
+          <w:top w:val="single" w:sz="5" w:color="000000"/>
+          <w:left w:val="single" w:sz="5" w:color="000000"/>
+          <w:bottom w:val="single" w:sz="5" w:color="000000"/>
+          <w:right w:val="single" w:sz="5" w:color="000000"/>
+          <w:insideH w:val="single" w:sz="5" w:color="000000"/>
+          <w:insideV w:val="single" w:sz="5" w:color="000000"/>
+        </w:tblBorders>
+        <w:tblCellMar>
+          <w:top w:w="85" w:type="dxa"/>
+          <w:bottom w:w="85" w:type="dxa"/>
+          <w:left w:w="100" w:type="dxa"/>
+          <w:right w:w="100" w:type="dxa"/>
+        </w:tblCellMar>
+      </w:tblPr>
+      <w:tblGrid>
+        <w:gridCol w:w="454"/>
+        <w:gridCol w:w="4989"/>
+        <w:gridCol w:w="1020"/>
+        <w:gridCol w:w="1134"/>
+        <w:gridCol w:w="2041"/>
+      </w:tblGrid>
+      <w:tr>
+        <w:trPr>
+          <w:cantSplit/>
+          <w:tblHeader/>
+        </w:trPr>
+        <w:tc>
+          <w:tcPr>
+            <w:tcW w:type="dxa" w:w="454"/>
+            <w:vAlign w:val="center"/>
+          </w:tcPr>
+          <w:p>
+            <w:pPr>
+              <w:spacing w:after="20" w:line="240" w:lineRule="auto"/>
+            </w:pPr>
+            <w:r>
+              <w:rPr>
+                <w:b/>
+                <w:sz w:val="21"/>
+                <w:color w:val="000000"/>
+              </w:rPr>
+              <w:t>№</w:t>
+            </w:r>
+          </w:p>
+        </w:tc>
+        <w:tc>
+          <w:tcPr>
+            <w:tcW w:type="dxa" w:w="4989"/>
+            <w:vAlign w:val="center"/>
+          </w:tcPr>
+          <w:p>
+            <w:pPr>
+              <w:spacing w:after="20" w:line="240" w:lineRule="auto"/>
+            </w:pPr>
+            <w:r>
+              <w:rPr>
+                <w:b/>
+                <w:sz w:val="21"/>
+                <w:color w:val="000000"/>
+              </w:rPr>
+              <w:t>Работы</w:t>
+            </w:r>
+          </w:p>
+        </w:tc>
+        <w:tc>
+          <w:tcPr>
+            <w:tcW w:type="dxa" w:w="1020"/>
+            <w:vAlign w:val="center"/>
+          </w:tcPr>
+          <w:p>
+            <w:pPr>
+              <w:spacing w:after="20" w:line="240" w:lineRule="auto"/>
+            </w:pPr>
+            <w:r>
+              <w:rPr>
+                <w:b/>
+                <w:sz w:val="21"/>
+                <w:color w:val="000000"/>
+              </w:rPr>
+              <w:t>Ед. изм.</w:t>
+            </w:r>
+          </w:p>
+        </w:tc>
+        <w:tc>
+          <w:tcPr>
+            <w:tcW w:type="dxa" w:w="1134"/>
+            <w:vAlign w:val="center"/>
+          </w:tcPr>
+          <w:p>
+            <w:pPr>
+              <w:spacing w:after="20" w:line="240" w:lineRule="auto"/>
+            </w:pPr>
+            <w:r>
+              <w:rPr>
+                <w:b/>
+                <w:sz w:val="21"/>
+                <w:color w:val="000000"/>
+              </w:rPr>
+              <w:t>Объём</w:t>
+            </w:r>
+          </w:p>
+        </w:tc>
+        <w:tc>
+          <w:tcPr>
+            <w:tcW w:type="dxa" w:w="2041"/>
+            <w:vAlign w:val="center"/>
+          </w:tcPr>
+          <w:p>
+            <w:pPr>
+              <w:spacing w:after="20" w:line="240" w:lineRule="auto"/>
+            </w:pPr>
+            <w:r>
+              <w:rPr>
+                <w:b/>
+                <w:sz w:val="21"/>
+                <w:color w:val="000000"/>
+              </w:rPr>
+              <w:t>Стоимость, руб.</w:t>
+            </w:r>
+          </w:p>
+        </w:tc>
+      </w:tr>
+      <w:tr>
+        <w:trPr>
+          <w:cantSplit/>
+        </w:trPr>
+        <w:tc>
+          <w:tcPr>
+            <w:tcW w:type="dxa" w:w="454"/>
+            <w:vAlign w:val="center"/>
+          </w:tcPr>
+          <w:p>
+            <w:pPr>
+              <w:spacing w:after="20" w:line="240" w:lineRule="auto"/>
+            </w:pPr>
+            <w:r>
+              <w:rPr>
+                <w:b w:val="0"/>
+                <w:sz w:val="21"/>
+                <w:color w:val="000000"/>
+              </w:rPr>
+              <w:t>1</w:t>
+            </w:r>
+          </w:p>
+        </w:tc>
+        <w:tc>
+          <w:tcPr>
+            <w:tcW w:type="dxa" w:w="4989"/>
+            <w:vAlign w:val="center"/>
+          </w:tcPr>
+          <w:p>
+            <w:pPr>
+              <w:spacing w:after="20" w:line="240" w:lineRule="auto"/>
+            </w:pPr>
+            <w:r>
+              <w:rPr>
+                <w:b w:val="0"/>
+                <w:sz w:val="21"/>
+                <w:color w:val="000000"/>
+              </w:rPr>
+              <w:t xml:space="preserve">[Выполненные работы объём и единицы]</w:t>
+            </w:r>
+          </w:p>
+        </w:tc>
+        <w:tc>
+          <w:tcPr>
+            <w:tcW w:type="dxa" w:w="1020"/>
+            <w:vAlign w:val="center"/>
+          </w:tcPr>
+          <w:p>
+            <w:pPr>
+              <w:spacing w:after="20" w:line="240" w:lineRule="auto"/>
+            </w:pPr>
+            <w:r>
+              <w:rPr>
+                <w:b w:val="0"/>
+                <w:sz w:val="21"/>
+                <w:color w:val="000000"/>
+              </w:rPr>
+              <w:t xml:space="preserve">[Единица измерения]</w:t>
+            </w:r>
+          </w:p>
+        </w:tc>
+        <w:tc>
+          <w:tcPr>
+            <w:tcW w:type="dxa" w:w="1134"/>
+            <w:vAlign w:val="center"/>
+          </w:tcPr>
+          <w:p>
+            <w:pPr>
+              <w:spacing w:after="20" w:line="240" w:lineRule="auto"/>
+            </w:pPr>
+            <w:r>
+              <w:rPr>
+                <w:b w:val="0"/>
+                <w:sz w:val="21"/>
+                <w:color w:val="000000"/>
+              </w:rPr>
+              <w:t xml:space="preserve">[Объём работ]</w:t>
+            </w:r>
+          </w:p>
+        </w:tc>
+        <w:tc>
+          <w:tcPr>
+            <w:tcW w:type="dxa" w:w="2041"/>
+            <w:vAlign w:val="center"/>
+          </w:tcPr>
+          <w:p>
+            <w:pPr>
+              <w:spacing w:after="20" w:line="240" w:lineRule="auto"/>
+            </w:pPr>
+            <w:r>
+              <w:rPr>
+                <w:b w:val="0"/>
+                <w:sz w:val="21"/>
+                <w:color w:val="000000"/>
+              </w:rPr>
+              <w:t xml:space="preserve">[Стоимость позиции]</w:t>
+            </w:r>
+          </w:p>
+        </w:tc>
+      </w:tr>
+      <w:tr>
+        <w:trPr>
+          <w:cantSplit/>
+        </w:trPr>
+        <w:tc>
+          <w:tcPr>
+            <w:tcW w:type="dxa" w:w="454"/>
+            <w:vAlign w:val="center"/>
+          </w:tcPr>
+          <w:p>
+            <w:pPr>
+              <w:spacing w:after="20" w:line="240" w:lineRule="auto"/>
+            </w:pPr>
+            <w:r>
+              <w:rPr>
+                <w:b w:val="0"/>
+                <w:sz w:val="21"/>
+                <w:color w:val="000000"/>
+              </w:rPr>
+              <w:t>2</w:t>
+            </w:r>
+          </w:p>
+        </w:tc>
+        <w:tc>
+          <w:tcPr>
+            <w:tcW w:type="dxa" w:w="4989"/>
+            <w:vAlign w:val="center"/>
+          </w:tcPr>
+          <w:p>
+            <w:pPr>
+              <w:spacing w:after="20" w:line="240" w:lineRule="auto"/>
+            </w:pPr>
+            <w:r>
+              <w:rPr>
+                <w:b w:val="0"/>
+                <w:sz w:val="21"/>
+                <w:color w:val="000000"/>
+              </w:rPr>
+            </w:r>
+          </w:p>
+        </w:tc>
+        <w:tc>
+          <w:tcPr>
+            <w:tcW w:type="dxa" w:w="1020"/>
+            <w:vAlign w:val="center"/>
+          </w:tcPr>
+          <w:p>
+            <w:pPr>
+              <w:spacing w:after="20" w:line="240" w:lineRule="auto"/>
+            </w:pPr>
+            <w:r>
+              <w:rPr>
+                <w:b w:val="0"/>
+                <w:sz w:val="21"/>
+                <w:color w:val="000000"/>
+              </w:rPr>
+            </w:r>
+          </w:p>
+        </w:tc>
+        <w:tc>
+          <w:tcPr>
+            <w:tcW w:type="dxa" w:w="1134"/>
+            <w:vAlign w:val="center"/>
+          </w:tcPr>
+          <w:p>
+            <w:pPr>
+              <w:spacing w:after="20" w:line="240" w:lineRule="auto"/>
+            </w:pPr>
+            <w:r>
+              <w:rPr>
+                <w:b w:val="0"/>
+                <w:sz w:val="21"/>
+                <w:color w:val="000000"/>
+              </w:rPr>
+            </w:r>
+          </w:p>
+        </w:tc>
+        <w:tc>
+          <w:tcPr>
+            <w:tcW w:type="dxa" w:w="2041"/>
+            <w:vAlign w:val="center"/>
+          </w:tcPr>
+          <w:p>
+            <w:pPr>
+              <w:spacing w:after="20" w:line="240" w:lineRule="auto"/>
+            </w:pPr>
+            <w:r>
+              <w:rPr>
+                <w:b w:val="0"/>
+                <w:sz w:val="21"/>
+                <w:color w:val="000000"/>
+              </w:rPr>
+            </w:r>
+          </w:p>
+        </w:tc>
+      </w:tr>
+      <w:tr>
+        <w:trPr>
+          <w:cantSplit/>
+        </w:trPr>
+        <w:tc>
+          <w:tcPr>
+            <w:tcW w:type="dxa" w:w="454"/>
+            <w:vAlign w:val="center"/>
+          </w:tcPr>
+          <w:p>
+            <w:pPr>
+              <w:spacing w:after="20" w:line="240" w:lineRule="auto"/>
+            </w:pPr>
+            <w:r>
+              <w:rPr>
+                <w:b w:val="0"/>
+                <w:sz w:val="21"/>
+                <w:color w:val="000000"/>
+              </w:rPr>
+              <w:t>3</w:t>
+            </w:r>
+          </w:p>
+        </w:tc>
+        <w:tc>
+          <w:tcPr>
+            <w:tcW w:type="dxa" w:w="4989"/>
+            <w:vAlign w:val="center"/>
+          </w:tcPr>
+          <w:p>
+            <w:pPr>
+              <w:spacing w:after="20" w:line="240" w:lineRule="auto"/>
+            </w:pPr>
+            <w:r>
+              <w:rPr>
+                <w:b w:val="0"/>
+                <w:sz w:val="21"/>
+                <w:color w:val="000000"/>
+              </w:rPr>
+            </w:r>
+          </w:p>
+        </w:tc>
+        <w:tc>
+          <w:tcPr>
+            <w:tcW w:type="dxa" w:w="1020"/>
+            <w:vAlign w:val="center"/>
+          </w:tcPr>
+          <w:p>
+            <w:pPr>
+              <w:spacing w:after="20" w:line="240" w:lineRule="auto"/>
+            </w:pPr>
+            <w:r>
+              <w:rPr>
+                <w:b w:val="0"/>
+                <w:sz w:val="21"/>
+                <w:color w:val="000000"/>
+              </w:rPr>
+            </w:r>
+          </w:p>
+        </w:tc>
+        <w:tc>
+          <w:tcPr>
+            <w:tcW w:type="dxa" w:w="1134"/>
+            <w:vAlign w:val="center"/>
+          </w:tcPr>
+          <w:p>
+            <w:pPr>
+              <w:spacing w:after="20" w:line="240" w:lineRule="auto"/>
+            </w:pPr>
+            <w:r>
+              <w:rPr>
+                <w:b w:val="0"/>
+                <w:sz w:val="21"/>
+                <w:color w:val="000000"/>
+              </w:rPr>
+            </w:r>
+          </w:p>
+        </w:tc>
+        <w:tc>
+          <w:tcPr>
+            <w:tcW w:type="dxa" w:w="2041"/>
+            <w:vAlign w:val="center"/>
+          </w:tcPr>
+          <w:p>
+            <w:pPr>
+              <w:spacing w:after="20" w:line="240" w:lineRule="auto"/>
+            </w:pPr>
+            <w:r>
+              <w:rPr>
+                <w:b w:val="0"/>
+                <w:sz w:val="21"/>
+                <w:color w:val="000000"/>
+              </w:rPr>
+            </w:r>
+          </w:p>
+        </w:tc>
+      </w:tr>
+    </w:tbl>
+    <w:p>
+      <w:pPr>
+        <w:widowControl/>
+        <w:spacing w:before="120"/>
+      </w:pPr>
+      <w:r>
+        <w:rPr>
+          <w:color w:val="000000"/>
+        </w:rPr>
+        <w:t>Итого стоимость: [Стоимость с валютой].</w:t>
       </w:r>
     </w:p>
     <w:p>
+      <w:pPr>
+        <w:widowControl/>
+      </w:pPr>
       <w:r>
-        <w:t>Заказчик: [Заказчик]. Подписант и основание полномочий: [Подписант второй стороны и полномочия].</w:t>
+        <w:rPr>
+          <w:color w:val="000000"/>
+        </w:rPr>
+        <w:t>НДС: [НДС и основание].</w:t>
       </w:r>
     </w:p>
     <w:p>
       <w:pPr>
         <w:pStyle w:val="Heading1"/>
+        <w:widowControl/>
       </w:pPr>
       <w:r>
-        <w:t>Выполненные работы</w:t>
+        <w:rPr>
+          <w:color w:val="000000"/>
+        </w:rPr>
+        <w:t>2. Приёмка результата</w:t>
       </w:r>
     </w:p>
     <w:p>
+      <w:pPr>
+        <w:widowControl/>
+      </w:pPr>
       <w:r>
-        <w:t>[Выполненные работы объём и единицы].</w:t>
+        <w:rPr>
+          <w:color w:val="000000"/>
+        </w:rPr>
+        <w:t>Результат проверки и замечания: [Результат осмотра и замечания].</w:t>
       </w:r>
     </w:p>
     <w:p>
+      <w:pPr>
+        <w:widowControl/>
+      </w:pPr>
       <w:r>
-        <w:t>Период: [Период выполнения]. Стоимость: [Стоимость с валютой]. Налоги: [НДС и основание].</w:t>
+        <w:rPr>
+          <w:color w:val="000000"/>
+        </w:rPr>
+        <w:t>Порядок устранения: [Срок и порядок устранения замечаний].</w:t>
+      </w:r>
+    </w:p>
+    <w:p>
+      <w:pPr>
+        <w:widowControl/>
+      </w:pPr>
+      <w:r>
+        <w:rPr>
+          <w:color w:val="000000"/>
+        </w:rPr>
+        <w:t>Подписи подтверждают приёмку описанного результата с указанными замечаниями. Акт не подтверждает оплату и не ограничивает предусмотренные законом требования по скрытым недостаткам.</w:t>
       </w:r>
     </w:p>
     <w:p>
       <w:pPr>
         <w:pStyle w:val="Heading1"/>
+        <w:widowControl/>
       </w:pPr>
       <w:r>
-        <w:t>Приёмка результата</w:t>
+        <w:rPr>
+          <w:color w:val="000000"/>
+        </w:rPr>
+        <w:t>3. Реквизиты и подписи сторон</w:t>
       </w:r>
     </w:p>
-    <w:p>
-      <w:r>
-        <w:t>Результат проверки и замечания: [Результат осмотра и замечания].</w:t>
-      </w:r>
-    </w:p>
-    <w:p>
-      <w:r>
-        <w:t>Порядок устранения: [Срок и порядок устранения замечаний].</w:t>
-      </w:r>
-    </w:p>
-    <w:p>
-      <w:r>
-        <w:t>Подписи подтверждают приёмку описанного результата с указанными замечаниями. Акт не подтверждает оплату и не содержит автоматического отказа от требований по скрытым недостаткам.</w:t>
-      </w:r>
-    </w:p>
-    <w:p>
-      <w:pPr>
-        <w:pStyle w:val="Heading1"/>
-      </w:pPr>
-      <w:r>
-        <w:t>Реквизиты и подписи</w:t>
-      </w:r>
-    </w:p>
-    <w:p>
-      <w:r>
-        <w:t>Первая сторона: [Подрядчик]. [Реквизиты первой стороны].</w:t>
-      </w:r>
-    </w:p>
-    <w:p>
-      <w:r>
-        <w:t>Подпись ____________________</w:t>
-      </w:r>
-    </w:p>
-    <w:p>
-      <w:r>
-        <w:t>Вторая сторона: [Заказчик]. [Реквизиты второй стороны].</w:t>
-      </w:r>
-    </w:p>
-    <w:p>
-      <w:r>
-        <w:t>Подпись ____________________</w:t>
-      </w:r>
-    </w:p>
+    <w:tbl>
+      <w:tblPr>
+        <w:tblW w:type="auto" w:w="0"/>
+        <w:jc w:val="center"/>
+        <w:tblLayout w:type="fixed"/>
+        <w:tblLook w:firstColumn="1" w:firstRow="1" w:lastColumn="0" w:lastRow="0" w:noHBand="0" w:noVBand="1" w:val="04A0"/>
+        <w:tblBorders>
+          <w:top w:val="single" w:sz="5" w:color="000000"/>
+          <w:left w:val="single" w:sz="5" w:color="000000"/>
+          <w:bottom w:val="single" w:sz="5" w:color="000000"/>
+          <w:right w:val="single" w:sz="5" w:color="000000"/>
+          <w:insideH w:val="single" w:sz="5" w:color="000000"/>
+          <w:insideV w:val="single" w:sz="5" w:color="000000"/>
+        </w:tblBorders>
+        <w:tblCellMar>
+          <w:top w:w="85" w:type="dxa"/>
+          <w:bottom w:w="85" w:type="dxa"/>
+          <w:left w:w="100" w:type="dxa"/>
+          <w:right w:w="100" w:type="dxa"/>
+        </w:tblCellMar>
+      </w:tblPr>
+      <w:tblGrid>
+        <w:gridCol w:w="4819"/>
+        <w:gridCol w:w="4819"/>
+      </w:tblGrid>
+      <w:tr>
+        <w:trPr>
+          <w:cantSplit/>
+          <w:tblHeader/>
+        </w:trPr>
+        <w:tc>
+          <w:tcPr>
+            <w:tcW w:type="dxa" w:w="4819"/>
+            <w:vAlign w:val="center"/>
+          </w:tcPr>
+          <w:p>
+            <w:pPr>
+              <w:spacing w:after="20" w:line="240" w:lineRule="auto"/>
+            </w:pPr>
+            <w:r>
+              <w:rPr>
+                <w:b/>
+                <w:sz w:val="21"/>
+                <w:color w:val="000000"/>
+              </w:rPr>
+              <w:t>ПОДРЯДЧИК</w:t>
+            </w:r>
+          </w:p>
+        </w:tc>
+        <w:tc>
+          <w:tcPr>
+            <w:tcW w:type="dxa" w:w="4819"/>
+            <w:vAlign w:val="center"/>
+          </w:tcPr>
+          <w:p>
+            <w:pPr>
+              <w:spacing w:after="20" w:line="240" w:lineRule="auto"/>
+            </w:pPr>
+            <w:r>
+              <w:rPr>
+                <w:b/>
+                <w:sz w:val="21"/>
+                <w:color w:val="000000"/>
+              </w:rPr>
+              <w:t>ЗАКАЗЧИК</w:t>
+            </w:r>
+          </w:p>
+        </w:tc>
+      </w:tr>
+      <w:tr>
+        <w:trPr>
+          <w:cantSplit/>
+        </w:trPr>
+        <w:tc>
+          <w:tcPr>
+            <w:tcW w:type="dxa" w:w="4819"/>
+            <w:vAlign w:val="center"/>
+          </w:tcPr>
+          <w:p>
+            <w:pPr>
+              <w:spacing w:after="20" w:line="240" w:lineRule="auto"/>
+            </w:pPr>
+            <w:r>
+              <w:rPr>
+                <w:b w:val="0"/>
+                <w:sz w:val="21"/>
+                <w:color w:val="000000"/>
+              </w:rPr>
+              <w:t>[Подрядчик]</w:t>
+            </w:r>
+          </w:p>
+        </w:tc>
+        <w:tc>
+          <w:tcPr>
+            <w:tcW w:type="dxa" w:w="4819"/>
+            <w:vAlign w:val="center"/>
+          </w:tcPr>
+          <w:p>
+            <w:pPr>
+              <w:spacing w:after="20" w:line="240" w:lineRule="auto"/>
+            </w:pPr>
+            <w:r>
+              <w:rPr>
+                <w:b w:val="0"/>
+                <w:sz w:val="21"/>
+                <w:color w:val="000000"/>
+              </w:rPr>
+              <w:t>[Заказчик]</w:t>
+            </w:r>
+          </w:p>
+        </w:tc>
+      </w:tr>
+      <w:tr>
+        <w:trPr>
+          <w:cantSplit/>
+        </w:trPr>
+        <w:tc>
+          <w:tcPr>
+            <w:tcW w:type="dxa" w:w="4819"/>
+            <w:vAlign w:val="center"/>
+          </w:tcPr>
+          <w:p>
+            <w:pPr>
+              <w:spacing w:after="20" w:line="240" w:lineRule="auto"/>
+            </w:pPr>
+            <w:r>
+              <w:rPr>
+                <w:b w:val="0"/>
+                <w:sz w:val="21"/>
+                <w:color w:val="000000"/>
+              </w:rPr>
+              <w:t>[Реквизиты первой стороны]</w:t>
+            </w:r>
+          </w:p>
+        </w:tc>
+        <w:tc>
+          <w:tcPr>
+            <w:tcW w:type="dxa" w:w="4819"/>
+            <w:vAlign w:val="center"/>
+          </w:tcPr>
+          <w:p>
+            <w:pPr>
+              <w:spacing w:after="20" w:line="240" w:lineRule="auto"/>
+            </w:pPr>
+            <w:r>
+              <w:rPr>
+                <w:b w:val="0"/>
+                <w:sz w:val="21"/>
+                <w:color w:val="000000"/>
+              </w:rPr>
+              <w:t>[Реквизиты второй стороны]</w:t>
+            </w:r>
+          </w:p>
+        </w:tc>
+      </w:tr>
+      <w:tr>
+        <w:trPr>
+          <w:cantSplit/>
+        </w:trPr>
+        <w:tc>
+          <w:tcPr>
+            <w:tcW w:type="dxa" w:w="4819"/>
+            <w:vAlign w:val="center"/>
+          </w:tcPr>
+          <w:p>
+            <w:pPr>
+              <w:spacing w:after="20" w:line="240" w:lineRule="auto"/>
+            </w:pPr>
+            <w:r>
+              <w:rPr>
+                <w:b w:val="0"/>
+                <w:sz w:val="21"/>
+                <w:color w:val="000000"/>
+              </w:rPr>
+              <w:t>Подпись __________ / __________ /</w:t>
+            </w:r>
+          </w:p>
+        </w:tc>
+        <w:tc>
+          <w:tcPr>
+            <w:tcW w:type="dxa" w:w="4819"/>
+            <w:vAlign w:val="center"/>
+          </w:tcPr>
+          <w:p>
+            <w:pPr>
+              <w:spacing w:after="20" w:line="240" w:lineRule="auto"/>
+            </w:pPr>
+            <w:r>
+              <w:rPr>
+                <w:b w:val="0"/>
+                <w:sz w:val="21"/>
+                <w:color w:val="000000"/>
+              </w:rPr>
+              <w:t>Подпись __________ / __________ /</w:t>
+            </w:r>
+          </w:p>
+        </w:tc>
+      </w:tr>
+    </w:tbl>
     <w:sectPr>
       <w:footerReference w:type="default" r:id="rId9"/>
+      <w:headerReference w:type="default" r:id="rId10"/>
       <w:pgSz w:w="11906" w:h="16838"/>
-      <w:pgMar w:top="964" w:right="1134" w:bottom="964" w:left="1134" w:header="720" w:footer="720" w:gutter="0"/>
+      <w:pgMar w:top="1020" w:right="1020" w:bottom="1020" w:left="1247" w:header="720" w:footer="720" w:gutter="0"/>
       <w:cols w:space="720"/>
       <w:docGrid w:linePitch="360"/>
     </w:sectPr>
@@ -117,9 +936,26 @@
       <w:pStyle w:val="Footer"/>
       <w:jc w:val="center"/>
     </w:pPr>
+    <w:r>
+      <w:rPr>
+        <w:rFonts w:ascii="Times New Roman" w:hAnsi="Times New Roman"/>
+        <w:color w:val="000000"/>
+        <w:sz w:val="18"/>
+      </w:rPr>
+    </w:r>
     <w:fldSimple w:instr="PAGE"/>
   </w:p>
 </w:ftr>
+</file>
+
+<file path=word/header1.xml><?xml version="1.0" encoding="utf-8"?>
+<w:hdr xmlns:m="http://schemas.openxmlformats.org/officeDocument/2006/math" xmlns:mc="http://schemas.openxmlformats.org/markup-compatibility/2006" xmlns:mo="http://schemas.microsoft.com/office/mac/office/2008/main" xmlns:mv="urn:schemas-microsoft-com:mac:vml" xmlns:o="urn:schemas-microsoft-com:office:office" xmlns:r="http://schemas.openxmlformats.org/officeDocument/2006/relationships" xmlns:v="urn:schemas-microsoft-com:vml" xmlns:w10="urn:schemas-microsoft-com:office:word" xmlns:w14="http://schemas.microsoft.com/office/word/2010/wordml" xmlns:w="http://schemas.openxmlformats.org/wordprocessingml/2006/main" xmlns:wne="http://schemas.microsoft.com/office/word/2006/wordml" xmlns:wp14="http://schemas.microsoft.com/office/word/2010/wordprocessingDrawing" xmlns:wp="http://schemas.openxmlformats.org/drawingml/2006/wordprocessingDrawing" xmlns:wpc="http://schemas.microsoft.com/office/word/2010/wordprocessingCanvas" xmlns:wpg="http://schemas.microsoft.com/office/word/2010/wordprocessingGroup" xmlns:wpi="http://schemas.microsoft.com/office/word/2010/wordprocessingInk" xmlns:wps="http://schemas.microsoft.com/office/word/2010/wordprocessingShape" mc:Ignorable="w14 wp14">
+  <w:p>
+    <w:pPr>
+      <w:pStyle w:val="Header"/>
+    </w:pPr>
+  </w:p>
+</w:hdr>
 </file>
 
 <file path=word/numbering.xml><?xml version="1.0" encoding="utf-8"?>
@@ -486,7 +1322,7 @@
     <w:qFormat/>
     <w:rsid w:val="00FC693F"/>
     <w:pPr>
-      <w:spacing w:after="100" w:line="250" w:lineRule="auto"/>
+      <w:spacing w:after="100" w:line="254" w:lineRule="auto"/>
     </w:pPr>
     <w:rPr>
       <w:rFonts w:ascii="Times New Roman" w:hAnsi="Times New Roman" w:eastAsia="Times New Roman" w:cs="Times New Roman"/>
@@ -549,7 +1385,7 @@
     <w:pPr>
       <w:keepNext/>
       <w:keepLines/>
-      <w:spacing w:before="140" w:after="100" w:line="250" w:lineRule="auto"/>
+      <w:spacing w:before="180" w:after="100" w:line="254" w:lineRule="auto"/>
       <w:outlineLvl w:val="0"/>
     </w:pPr>
     <w:rPr>
@@ -557,7 +1393,7 @@
       <w:b/>
       <w:bCs/>
       <w:color w:val="000000"/>
-      <w:sz w:val="24"/>
+      <w:sz w:val="23"/>
       <w:szCs w:val="28"/>
     </w:rPr>
   </w:style>
@@ -573,15 +1409,15 @@
     <w:pPr>
       <w:keepNext/>
       <w:keepLines/>
-      <w:spacing w:before="200" w:after="0"/>
+      <w:spacing w:before="200" w:after="100" w:line="254" w:lineRule="auto"/>
       <w:outlineLvl w:val="1"/>
     </w:pPr>
     <w:rPr>
-      <w:rFonts w:asciiTheme="majorHAnsi" w:eastAsiaTheme="majorEastAsia" w:hAnsiTheme="majorHAnsi" w:cstheme="majorBidi"/>
+      <w:rFonts w:ascii="Times New Roman" w:hAnsi="Times New Roman" w:eastAsia="Times New Roman" w:cs="Times New Roman"/>
       <w:b/>
       <w:bCs/>
-      <w:color w:val="4F81BD" w:themeColor="accent1"/>
-      <w:sz w:val="26"/>
+      <w:color w:val="000000"/>
+      <w:sz w:val="22"/>
       <w:szCs w:val="26"/>
     </w:rPr>
   </w:style>
@@ -604,7 +1440,7 @@
       <w:rFonts w:asciiTheme="majorHAnsi" w:eastAsiaTheme="majorEastAsia" w:hAnsiTheme="majorHAnsi" w:cstheme="majorBidi"/>
       <w:b/>
       <w:bCs/>
-      <w:color w:val="4F81BD" w:themeColor="accent1"/>
+      <w:color w:val="000000"/>
     </w:rPr>
   </w:style>
   <w:style w:type="paragraph" w:styleId="Heading4">
@@ -629,7 +1465,7 @@
       <w:bCs/>
       <w:i/>
       <w:iCs/>
-      <w:color w:val="4F81BD" w:themeColor="accent1"/>
+      <w:color w:val="000000"/>
     </w:rPr>
   </w:style>
   <w:style w:type="paragraph" w:styleId="Heading5">
@@ -650,7 +1486,7 @@
     </w:pPr>
     <w:rPr>
       <w:rFonts w:asciiTheme="majorHAnsi" w:eastAsiaTheme="majorEastAsia" w:hAnsiTheme="majorHAnsi" w:cstheme="majorBidi"/>
-      <w:color w:val="243F60" w:themeColor="accent1" w:themeShade="7F"/>
+      <w:color w:val="000000"/>
     </w:rPr>
   </w:style>
   <w:style w:type="paragraph" w:styleId="Heading6">
@@ -673,7 +1509,7 @@
       <w:rFonts w:asciiTheme="majorHAnsi" w:eastAsiaTheme="majorEastAsia" w:hAnsiTheme="majorHAnsi" w:cstheme="majorBidi"/>
       <w:i/>
       <w:iCs/>
-      <w:color w:val="243F60" w:themeColor="accent1" w:themeShade="7F"/>
+      <w:color w:val="000000"/>
     </w:rPr>
   </w:style>
   <w:style w:type="paragraph" w:styleId="Heading7">
@@ -696,7 +1532,7 @@
       <w:rFonts w:asciiTheme="majorHAnsi" w:eastAsiaTheme="majorEastAsia" w:hAnsiTheme="majorHAnsi" w:cstheme="majorBidi"/>
       <w:i/>
       <w:iCs/>
-      <w:color w:val="404040" w:themeColor="text1" w:themeTint="BF"/>
+      <w:color w:val="000000"/>
     </w:rPr>
   </w:style>
   <w:style w:type="paragraph" w:styleId="Heading8">
@@ -717,7 +1553,7 @@
     </w:pPr>
     <w:rPr>
       <w:rFonts w:asciiTheme="majorHAnsi" w:eastAsiaTheme="majorEastAsia" w:hAnsiTheme="majorHAnsi" w:cstheme="majorBidi"/>
-      <w:color w:val="4F81BD" w:themeColor="accent1"/>
+      <w:color w:val="000000"/>
       <w:sz w:val="20"/>
       <w:szCs w:val="20"/>
     </w:rPr>
@@ -742,7 +1578,7 @@
       <w:rFonts w:asciiTheme="majorHAnsi" w:eastAsiaTheme="majorEastAsia" w:hAnsiTheme="majorHAnsi" w:cstheme="majorBidi"/>
       <w:i/>
       <w:iCs/>
-      <w:color w:val="404040" w:themeColor="text1" w:themeTint="BF"/>
+      <w:color w:val="000000"/>
       <w:sz w:val="20"/>
       <w:szCs w:val="20"/>
     </w:rPr>
@@ -793,7 +1629,7 @@
       <w:rFonts w:asciiTheme="majorHAnsi" w:eastAsiaTheme="majorEastAsia" w:hAnsiTheme="majorHAnsi" w:cstheme="majorBidi"/>
       <w:b/>
       <w:bCs/>
-      <w:color w:val="365F91" w:themeColor="accent1" w:themeShade="BF"/>
+      <w:color w:val="000000"/>
       <w:sz w:val="28"/>
       <w:szCs w:val="28"/>
     </w:rPr>
@@ -808,7 +1644,7 @@
       <w:rFonts w:asciiTheme="majorHAnsi" w:eastAsiaTheme="majorEastAsia" w:hAnsiTheme="majorHAnsi" w:cstheme="majorBidi"/>
       <w:b/>
       <w:bCs/>
-      <w:color w:val="4F81BD" w:themeColor="accent1"/>
+      <w:color w:val="000000"/>
       <w:sz w:val="26"/>
       <w:szCs w:val="26"/>
     </w:rPr>
@@ -823,7 +1659,7 @@
       <w:rFonts w:asciiTheme="majorHAnsi" w:eastAsiaTheme="majorEastAsia" w:hAnsiTheme="majorHAnsi" w:cstheme="majorBidi"/>
       <w:b/>
       <w:bCs/>
-      <w:color w:val="4F81BD" w:themeColor="accent1"/>
+      <w:color w:val="000000"/>
     </w:rPr>
   </w:style>
   <w:style w:type="paragraph" w:styleId="Title">
@@ -835,7 +1671,7 @@
     <w:qFormat/>
     <w:rsid w:val="00FC693F"/>
     <w:pPr>
-      <w:spacing w:after="100" w:line="250" w:lineRule="auto"/>
+      <w:spacing w:after="200" w:line="254" w:lineRule="auto"/>
       <w:contextualSpacing/>
     </w:pPr>
     <w:rPr>
@@ -844,7 +1680,7 @@
       <w:color w:val="000000"/>
       <w:spacing w:val="5"/>
       <w:kern w:val="28"/>
-      <w:sz w:val="32"/>
+      <w:sz w:val="28"/>
       <w:szCs w:val="52"/>
     </w:rPr>
   </w:style>
@@ -856,7 +1692,7 @@
     <w:rsid w:val="00FC693F"/>
     <w:rPr>
       <w:rFonts w:asciiTheme="majorHAnsi" w:eastAsiaTheme="majorEastAsia" w:hAnsiTheme="majorHAnsi" w:cstheme="majorBidi"/>
-      <w:color w:val="17365D" w:themeColor="text2" w:themeShade="BF"/>
+      <w:color w:val="000000"/>
       <w:spacing w:val="5"/>
       <w:kern w:val="28"/>
       <w:sz w:val="52"/>
@@ -880,7 +1716,7 @@
       <w:rFonts w:asciiTheme="majorHAnsi" w:eastAsiaTheme="majorEastAsia" w:hAnsiTheme="majorHAnsi" w:cstheme="majorBidi"/>
       <w:i/>
       <w:iCs/>
-      <w:color w:val="4F81BD" w:themeColor="accent1"/>
+      <w:color w:val="000000"/>
       <w:spacing w:val="15"/>
       <w:sz w:val="24"/>
       <w:szCs w:val="24"/>
@@ -896,7 +1732,7 @@
       <w:rFonts w:asciiTheme="majorHAnsi" w:eastAsiaTheme="majorEastAsia" w:hAnsiTheme="majorHAnsi" w:cstheme="majorBidi"/>
       <w:i/>
       <w:iCs/>
-      <w:color w:val="4F81BD" w:themeColor="accent1"/>
+      <w:color w:val="000000"/>
       <w:spacing w:val="15"/>
       <w:sz w:val="24"/>
       <w:szCs w:val="24"/>
@@ -1168,7 +2004,7 @@
     <w:rPr>
       <w:i/>
       <w:iCs/>
-      <w:color w:val="000000" w:themeColor="text1"/>
+      <w:color w:val="000000"/>
     </w:rPr>
   </w:style>
   <w:style w:type="character" w:customStyle="1" w:styleId="QuoteChar">
@@ -1180,7 +2016,7 @@
     <w:rPr>
       <w:i/>
       <w:iCs/>
-      <w:color w:val="000000" w:themeColor="text1"/>
+      <w:color w:val="000000"/>
     </w:rPr>
   </w:style>
   <w:style w:type="character" w:customStyle="1" w:styleId="Heading4Char">
@@ -1196,7 +2032,7 @@
       <w:bCs/>
       <w:i/>
       <w:iCs/>
-      <w:color w:val="4F81BD" w:themeColor="accent1"/>
+      <w:color w:val="000000"/>
     </w:rPr>
   </w:style>
   <w:style w:type="character" w:customStyle="1" w:styleId="Heading5Char">
@@ -1208,7 +2044,7 @@
     <w:rsid w:val="00FC693F"/>
     <w:rPr>
       <w:rFonts w:asciiTheme="majorHAnsi" w:eastAsiaTheme="majorEastAsia" w:hAnsiTheme="majorHAnsi" w:cstheme="majorBidi"/>
-      <w:color w:val="243F60" w:themeColor="accent1" w:themeShade="7F"/>
+      <w:color w:val="000000"/>
     </w:rPr>
   </w:style>
   <w:style w:type="character" w:customStyle="1" w:styleId="Heading6Char">
@@ -1222,7 +2058,7 @@
       <w:rFonts w:asciiTheme="majorHAnsi" w:eastAsiaTheme="majorEastAsia" w:hAnsiTheme="majorHAnsi" w:cstheme="majorBidi"/>
       <w:i/>
       <w:iCs/>
-      <w:color w:val="243F60" w:themeColor="accent1" w:themeShade="7F"/>
+      <w:color w:val="000000"/>
     </w:rPr>
   </w:style>
   <w:style w:type="character" w:customStyle="1" w:styleId="Heading7Char">
@@ -1236,7 +2072,7 @@
       <w:rFonts w:asciiTheme="majorHAnsi" w:eastAsiaTheme="majorEastAsia" w:hAnsiTheme="majorHAnsi" w:cstheme="majorBidi"/>
       <w:i/>
       <w:iCs/>
-      <w:color w:val="404040" w:themeColor="text1" w:themeTint="BF"/>
+      <w:color w:val="000000"/>
     </w:rPr>
   </w:style>
   <w:style w:type="character" w:customStyle="1" w:styleId="Heading8Char">
@@ -1248,7 +2084,7 @@
     <w:rsid w:val="00FC693F"/>
     <w:rPr>
       <w:rFonts w:asciiTheme="majorHAnsi" w:eastAsiaTheme="majorEastAsia" w:hAnsiTheme="majorHAnsi" w:cstheme="majorBidi"/>
-      <w:color w:val="4F81BD" w:themeColor="accent1"/>
+      <w:color w:val="000000"/>
       <w:sz w:val="20"/>
       <w:szCs w:val="20"/>
     </w:rPr>
@@ -1264,7 +2100,7 @@
       <w:rFonts w:asciiTheme="majorHAnsi" w:eastAsiaTheme="majorEastAsia" w:hAnsiTheme="majorHAnsi" w:cstheme="majorBidi"/>
       <w:i/>
       <w:iCs/>
-      <w:color w:val="404040" w:themeColor="text1" w:themeTint="BF"/>
+      <w:color w:val="000000"/>
       <w:sz w:val="20"/>
       <w:szCs w:val="20"/>
     </w:rPr>
@@ -1284,7 +2120,7 @@
     <w:rPr>
       <w:b/>
       <w:bCs/>
-      <w:color w:val="4F81BD" w:themeColor="accent1"/>
+      <w:color w:val="000000"/>
       <w:sz w:val="18"/>
       <w:szCs w:val="18"/>
     </w:rPr>
@@ -1328,7 +2164,7 @@
       <w:bCs/>
       <w:i/>
       <w:iCs/>
-      <w:color w:val="4F81BD" w:themeColor="accent1"/>
+      <w:color w:val="000000"/>
     </w:rPr>
   </w:style>
   <w:style w:type="character" w:customStyle="1" w:styleId="IntenseQuoteChar">
@@ -1342,7 +2178,7 @@
       <w:bCs/>
       <w:i/>
       <w:iCs/>
-      <w:color w:val="4F81BD" w:themeColor="accent1"/>
+      <w:color w:val="000000"/>
     </w:rPr>
   </w:style>
   <w:style w:type="character" w:styleId="SubtleEmphasis">
@@ -1354,7 +2190,7 @@
     <w:rPr>
       <w:i/>
       <w:iCs/>
-      <w:color w:val="808080" w:themeColor="text1" w:themeTint="7F"/>
+      <w:color w:val="000000"/>
     </w:rPr>
   </w:style>
   <w:style w:type="character" w:styleId="IntenseEmphasis">
@@ -1368,7 +2204,7 @@
       <w:bCs/>
       <w:i/>
       <w:iCs/>
-      <w:color w:val="4F81BD" w:themeColor="accent1"/>
+      <w:color w:val="000000"/>
     </w:rPr>
   </w:style>
   <w:style w:type="character" w:styleId="SubtleReference">
@@ -1379,7 +2215,7 @@
     <w:rsid w:val="00FC693F"/>
     <w:rPr>
       <w:smallCaps/>
-      <w:color w:val="C0504D" w:themeColor="accent2"/>
+      <w:color w:val="000000"/>
       <w:u w:val="single"/>
     </w:rPr>
   </w:style>
@@ -1393,7 +2229,7 @@
       <w:b/>
       <w:bCs/>
       <w:smallCaps/>
-      <w:color w:val="C0504D" w:themeColor="accent2"/>
+      <w:color w:val="000000"/>
       <w:spacing w:val="5"/>
       <w:u w:val="single"/>
     </w:rPr>
@@ -1459,7 +2295,7 @@
       <w:spacing w:after="0" w:line="240" w:lineRule="auto"/>
     </w:pPr>
     <w:rPr>
-      <w:color w:val="000000" w:themeColor="text1" w:themeShade="BF"/>
+      <w:color w:val="000000"/>
     </w:rPr>
     <w:tblPr>
       <w:tblStyleRowBandSize w:val="1"/>
@@ -1562,7 +2398,7 @@
       <w:spacing w:after="0" w:line="240" w:lineRule="auto"/>
     </w:pPr>
     <w:rPr>
-      <w:color w:val="365F91" w:themeColor="accent1" w:themeShade="BF"/>
+      <w:color w:val="000000"/>
     </w:rPr>
     <w:tblPr>
       <w:tblStyleRowBandSize w:val="1"/>
@@ -1665,7 +2501,7 @@
       <w:spacing w:after="0" w:line="240" w:lineRule="auto"/>
     </w:pPr>
     <w:rPr>
-      <w:color w:val="943634" w:themeColor="accent2" w:themeShade="BF"/>
+      <w:color w:val="000000"/>
     </w:rPr>
     <w:tblPr>
       <w:tblStyleRowBandSize w:val="1"/>
@@ -1768,7 +2604,7 @@
       <w:spacing w:after="0" w:line="240" w:lineRule="auto"/>
     </w:pPr>
     <w:rPr>
-      <w:color w:val="76923C" w:themeColor="accent3" w:themeShade="BF"/>
+      <w:color w:val="000000"/>
     </w:rPr>
     <w:tblPr>
       <w:tblStyleRowBandSize w:val="1"/>
@@ -1871,7 +2707,7 @@
       <w:spacing w:after="0" w:line="240" w:lineRule="auto"/>
     </w:pPr>
     <w:rPr>
-      <w:color w:val="5F497A" w:themeColor="accent4" w:themeShade="BF"/>
+      <w:color w:val="000000"/>
     </w:rPr>
     <w:tblPr>
       <w:tblStyleRowBandSize w:val="1"/>
@@ -1974,7 +2810,7 @@
       <w:spacing w:after="0" w:line="240" w:lineRule="auto"/>
     </w:pPr>
     <w:rPr>
-      <w:color w:val="31849B" w:themeColor="accent5" w:themeShade="BF"/>
+      <w:color w:val="000000"/>
     </w:rPr>
     <w:tblPr>
       <w:tblStyleRowBandSize w:val="1"/>
@@ -2077,7 +2913,7 @@
       <w:spacing w:after="0" w:line="240" w:lineRule="auto"/>
     </w:pPr>
     <w:rPr>
-      <w:color w:val="E36C0A" w:themeColor="accent6" w:themeShade="BF"/>
+      <w:color w:val="000000"/>
     </w:rPr>
     <w:tblPr>
       <w:tblStyleRowBandSize w:val="1"/>
@@ -2203,7 +3039,7 @@
       <w:rPr>
         <w:b/>
         <w:bCs/>
-        <w:color w:val="FFFFFF" w:themeColor="background1"/>
+        <w:color w:val="000000"/>
       </w:rPr>
       <w:tblPr/>
       <w:tcPr>
@@ -2295,7 +3131,7 @@
       <w:rPr>
         <w:b/>
         <w:bCs/>
-        <w:color w:val="FFFFFF" w:themeColor="background1"/>
+        <w:color w:val="000000"/>
       </w:rPr>
       <w:tblPr/>
       <w:tcPr>
@@ -2387,7 +3223,7 @@
       <w:rPr>
         <w:b/>
         <w:bCs/>
-        <w:color w:val="FFFFFF" w:themeColor="background1"/>
+        <w:color w:val="000000"/>
       </w:rPr>
       <w:tblPr/>
       <w:tcPr>
@@ -2479,7 +3315,7 @@
       <w:rPr>
         <w:b/>
         <w:bCs/>
-        <w:color w:val="FFFFFF" w:themeColor="background1"/>
+        <w:color w:val="000000"/>
       </w:rPr>
       <w:tblPr/>
       <w:tcPr>
@@ -2571,7 +3407,7 @@
       <w:rPr>
         <w:b/>
         <w:bCs/>
-        <w:color w:val="FFFFFF" w:themeColor="background1"/>
+        <w:color w:val="000000"/>
       </w:rPr>
       <w:tblPr/>
       <w:tcPr>
@@ -2663,7 +3499,7 @@
       <w:rPr>
         <w:b/>
         <w:bCs/>
-        <w:color w:val="FFFFFF" w:themeColor="background1"/>
+        <w:color w:val="000000"/>
       </w:rPr>
       <w:tblPr/>
       <w:tcPr>
@@ -2755,7 +3591,7 @@
       <w:rPr>
         <w:b/>
         <w:bCs/>
-        <w:color w:val="FFFFFF" w:themeColor="background1"/>
+        <w:color w:val="000000"/>
       </w:rPr>
       <w:tblPr/>
       <w:tcPr>
@@ -3758,7 +4594,7 @@
       <w:rPr>
         <w:b/>
         <w:bCs/>
-        <w:color w:val="FFFFFF" w:themeColor="background1"/>
+        <w:color w:val="000000"/>
       </w:rPr>
       <w:tblPr/>
       <w:tcPr>
@@ -3864,7 +4700,7 @@
       <w:rPr>
         <w:b/>
         <w:bCs/>
-        <w:color w:val="FFFFFF" w:themeColor="background1"/>
+        <w:color w:val="000000"/>
       </w:rPr>
       <w:tblPr/>
       <w:tcPr>
@@ -3970,7 +4806,7 @@
       <w:rPr>
         <w:b/>
         <w:bCs/>
-        <w:color w:val="FFFFFF" w:themeColor="background1"/>
+        <w:color w:val="000000"/>
       </w:rPr>
       <w:tblPr/>
       <w:tcPr>
@@ -4076,7 +4912,7 @@
       <w:rPr>
         <w:b/>
         <w:bCs/>
-        <w:color w:val="FFFFFF" w:themeColor="background1"/>
+        <w:color w:val="000000"/>
       </w:rPr>
       <w:tblPr/>
       <w:tcPr>
@@ -4182,7 +5018,7 @@
       <w:rPr>
         <w:b/>
         <w:bCs/>
-        <w:color w:val="FFFFFF" w:themeColor="background1"/>
+        <w:color w:val="000000"/>
       </w:rPr>
       <w:tblPr/>
       <w:tcPr>
@@ -4288,7 +5124,7 @@
       <w:rPr>
         <w:b/>
         <w:bCs/>
-        <w:color w:val="FFFFFF" w:themeColor="background1"/>
+        <w:color w:val="000000"/>
       </w:rPr>
       <w:tblPr/>
       <w:tcPr>
@@ -4394,7 +5230,7 @@
       <w:rPr>
         <w:b/>
         <w:bCs/>
-        <w:color w:val="FFFFFF" w:themeColor="background1"/>
+        <w:color w:val="000000"/>
       </w:rPr>
       <w:tblPr/>
       <w:tcPr>
@@ -4497,7 +5333,7 @@
       <w:rPr>
         <w:b/>
         <w:bCs/>
-        <w:color w:val="FFFFFF" w:themeColor="background1"/>
+        <w:color w:val="000000"/>
       </w:rPr>
       <w:tblPr/>
       <w:tcPr>
@@ -4517,7 +5353,7 @@
         <w:spacing w:before="0" w:after="0" w:line="240" w:lineRule="auto"/>
       </w:pPr>
       <w:rPr>
-        <w:color w:val="auto"/>
+        <w:color w:val="000000"/>
       </w:rPr>
       <w:tblPr/>
       <w:tcPr>
@@ -4536,7 +5372,7 @@
       <w:rPr>
         <w:b/>
         <w:bCs/>
-        <w:color w:val="FFFFFF" w:themeColor="background1"/>
+        <w:color w:val="000000"/>
       </w:rPr>
       <w:tblPr/>
       <w:tcPr>
@@ -4555,7 +5391,7 @@
       <w:rPr>
         <w:b/>
         <w:bCs/>
-        <w:color w:val="FFFFFF" w:themeColor="background1"/>
+        <w:color w:val="000000"/>
       </w:rPr>
       <w:tblPr/>
       <w:tcPr>
@@ -4601,7 +5437,7 @@
     </w:tblStylePr>
     <w:tblStylePr w:type="nwCell">
       <w:rPr>
-        <w:color w:val="FFFFFF" w:themeColor="background1"/>
+        <w:color w:val="000000"/>
       </w:rPr>
       <w:tblPr/>
       <w:tcPr>
@@ -4646,7 +5482,7 @@
       <w:rPr>
         <w:b/>
         <w:bCs/>
-        <w:color w:val="FFFFFF" w:themeColor="background1"/>
+        <w:color w:val="000000"/>
       </w:rPr>
       <w:tblPr/>
       <w:tcPr>
@@ -4666,7 +5502,7 @@
         <w:spacing w:before="0" w:after="0" w:line="240" w:lineRule="auto"/>
       </w:pPr>
       <w:rPr>
-        <w:color w:val="auto"/>
+        <w:color w:val="000000"/>
       </w:rPr>
       <w:tblPr/>
       <w:tcPr>
@@ -4685,7 +5521,7 @@
       <w:rPr>
         <w:b/>
         <w:bCs/>
-        <w:color w:val="FFFFFF" w:themeColor="background1"/>
+        <w:color w:val="000000"/>
       </w:rPr>
       <w:tblPr/>
       <w:tcPr>
@@ -4704,7 +5540,7 @@
       <w:rPr>
         <w:b/>
         <w:bCs/>
-        <w:color w:val="FFFFFF" w:themeColor="background1"/>
+        <w:color w:val="000000"/>
       </w:rPr>
       <w:tblPr/>
       <w:tcPr>
@@ -4750,7 +5586,7 @@
     </w:tblStylePr>
     <w:tblStylePr w:type="nwCell">
       <w:rPr>
-        <w:color w:val="FFFFFF" w:themeColor="background1"/>
+        <w:color w:val="000000"/>
       </w:rPr>
       <w:tblPr/>
       <w:tcPr>
@@ -4795,7 +5631,7 @@
       <w:rPr>
         <w:b/>
         <w:bCs/>
-        <w:color w:val="FFFFFF" w:themeColor="background1"/>
+        <w:color w:val="000000"/>
       </w:rPr>
       <w:tblPr/>
       <w:tcPr>
@@ -4815,7 +5651,7 @@
         <w:spacing w:before="0" w:after="0" w:line="240" w:lineRule="auto"/>
       </w:pPr>
       <w:rPr>
-        <w:color w:val="auto"/>
+        <w:color w:val="000000"/>
       </w:rPr>
       <w:tblPr/>
       <w:tcPr>
@@ -4834,7 +5670,7 @@
       <w:rPr>
         <w:b/>
         <w:bCs/>
-        <w:color w:val="FFFFFF" w:themeColor="background1"/>
+        <w:color w:val="000000"/>
       </w:rPr>
       <w:tblPr/>
       <w:tcPr>
@@ -4853,7 +5689,7 @@
       <w:rPr>
         <w:b/>
         <w:bCs/>
-        <w:color w:val="FFFFFF" w:themeColor="background1"/>
+        <w:color w:val="000000"/>
       </w:rPr>
       <w:tblPr/>
       <w:tcPr>
@@ -4899,7 +5735,7 @@
     </w:tblStylePr>
     <w:tblStylePr w:type="nwCell">
       <w:rPr>
-        <w:color w:val="FFFFFF" w:themeColor="background1"/>
+        <w:color w:val="000000"/>
       </w:rPr>
       <w:tblPr/>
       <w:tcPr>
@@ -4944,7 +5780,7 @@
       <w:rPr>
         <w:b/>
         <w:bCs/>
-        <w:color w:val="FFFFFF" w:themeColor="background1"/>
+        <w:color w:val="000000"/>
       </w:rPr>
       <w:tblPr/>
       <w:tcPr>
@@ -4964,7 +5800,7 @@
         <w:spacing w:before="0" w:after="0" w:line="240" w:lineRule="auto"/>
       </w:pPr>
       <w:rPr>
-        <w:color w:val="auto"/>
+        <w:color w:val="000000"/>
       </w:rPr>
       <w:tblPr/>
       <w:tcPr>
@@ -4983,7 +5819,7 @@
       <w:rPr>
         <w:b/>
         <w:bCs/>
-        <w:color w:val="FFFFFF" w:themeColor="background1"/>
+        <w:color w:val="000000"/>
       </w:rPr>
       <w:tblPr/>
       <w:tcPr>
@@ -5002,7 +5838,7 @@
       <w:rPr>
         <w:b/>
         <w:bCs/>
-        <w:color w:val="FFFFFF" w:themeColor="background1"/>
+        <w:color w:val="000000"/>
       </w:rPr>
       <w:tblPr/>
       <w:tcPr>
@@ -5048,7 +5884,7 @@
     </w:tblStylePr>
     <w:tblStylePr w:type="nwCell">
       <w:rPr>
-        <w:color w:val="FFFFFF" w:themeColor="background1"/>
+        <w:color w:val="000000"/>
       </w:rPr>
       <w:tblPr/>
       <w:tcPr>
@@ -5093,7 +5929,7 @@
       <w:rPr>
         <w:b/>
         <w:bCs/>
-        <w:color w:val="FFFFFF" w:themeColor="background1"/>
+        <w:color w:val="000000"/>
       </w:rPr>
       <w:tblPr/>
       <w:tcPr>
@@ -5113,7 +5949,7 @@
         <w:spacing w:before="0" w:after="0" w:line="240" w:lineRule="auto"/>
       </w:pPr>
       <w:rPr>
-        <w:color w:val="auto"/>
+        <w:color w:val="000000"/>
       </w:rPr>
       <w:tblPr/>
       <w:tcPr>
@@ -5132,7 +5968,7 @@
       <w:rPr>
         <w:b/>
         <w:bCs/>
-        <w:color w:val="FFFFFF" w:themeColor="background1"/>
+        <w:color w:val="000000"/>
       </w:rPr>
       <w:tblPr/>
       <w:tcPr>
@@ -5151,7 +5987,7 @@
       <w:rPr>
         <w:b/>
         <w:bCs/>
-        <w:color w:val="FFFFFF" w:themeColor="background1"/>
+        <w:color w:val="000000"/>
       </w:rPr>
       <w:tblPr/>
       <w:tcPr>
@@ -5197,7 +6033,7 @@
     </w:tblStylePr>
     <w:tblStylePr w:type="nwCell">
       <w:rPr>
-        <w:color w:val="FFFFFF" w:themeColor="background1"/>
+        <w:color w:val="000000"/>
       </w:rPr>
       <w:tblPr/>
       <w:tcPr>
@@ -5242,7 +6078,7 @@
       <w:rPr>
         <w:b/>
         <w:bCs/>
-        <w:color w:val="FFFFFF" w:themeColor="background1"/>
+        <w:color w:val="000000"/>
       </w:rPr>
       <w:tblPr/>
       <w:tcPr>
@@ -5262,7 +6098,7 @@
         <w:spacing w:before="0" w:after="0" w:line="240" w:lineRule="auto"/>
       </w:pPr>
       <w:rPr>
-        <w:color w:val="auto"/>
+        <w:color w:val="000000"/>
       </w:rPr>
       <w:tblPr/>
       <w:tcPr>
@@ -5281,7 +6117,7 @@
       <w:rPr>
         <w:b/>
         <w:bCs/>
-        <w:color w:val="FFFFFF" w:themeColor="background1"/>
+        <w:color w:val="000000"/>
       </w:rPr>
       <w:tblPr/>
       <w:tcPr>
@@ -5300,7 +6136,7 @@
       <w:rPr>
         <w:b/>
         <w:bCs/>
-        <w:color w:val="FFFFFF" w:themeColor="background1"/>
+        <w:color w:val="000000"/>
       </w:rPr>
       <w:tblPr/>
       <w:tcPr>
@@ -5346,7 +6182,7 @@
     </w:tblStylePr>
     <w:tblStylePr w:type="nwCell">
       <w:rPr>
-        <w:color w:val="FFFFFF" w:themeColor="background1"/>
+        <w:color w:val="000000"/>
       </w:rPr>
       <w:tblPr/>
       <w:tcPr>
@@ -5391,7 +6227,7 @@
       <w:rPr>
         <w:b/>
         <w:bCs/>
-        <w:color w:val="FFFFFF" w:themeColor="background1"/>
+        <w:color w:val="000000"/>
       </w:rPr>
       <w:tblPr/>
       <w:tcPr>
@@ -5411,7 +6247,7 @@
         <w:spacing w:before="0" w:after="0" w:line="240" w:lineRule="auto"/>
       </w:pPr>
       <w:rPr>
-        <w:color w:val="auto"/>
+        <w:color w:val="000000"/>
       </w:rPr>
       <w:tblPr/>
       <w:tcPr>
@@ -5430,7 +6266,7 @@
       <w:rPr>
         <w:b/>
         <w:bCs/>
-        <w:color w:val="FFFFFF" w:themeColor="background1"/>
+        <w:color w:val="000000"/>
       </w:rPr>
       <w:tblPr/>
       <w:tcPr>
@@ -5449,7 +6285,7 @@
       <w:rPr>
         <w:b/>
         <w:bCs/>
-        <w:color w:val="FFFFFF" w:themeColor="background1"/>
+        <w:color w:val="000000"/>
       </w:rPr>
       <w:tblPr/>
       <w:tcPr>
@@ -5495,7 +6331,7 @@
     </w:tblStylePr>
     <w:tblStylePr w:type="nwCell">
       <w:rPr>
-        <w:color w:val="FFFFFF" w:themeColor="background1"/>
+        <w:color w:val="000000"/>
       </w:rPr>
       <w:tblPr/>
       <w:tcPr>
@@ -5519,7 +6355,7 @@
       <w:spacing w:after="0" w:line="240" w:lineRule="auto"/>
     </w:pPr>
     <w:rPr>
-      <w:color w:val="000000" w:themeColor="text1"/>
+      <w:color w:val="000000"/>
     </w:rPr>
     <w:tblPr>
       <w:tblStyleRowBandSize w:val="1"/>
@@ -5552,7 +6388,7 @@
       <w:rPr>
         <w:b/>
         <w:bCs/>
-        <w:color w:val="1F497D" w:themeColor="text2"/>
+        <w:color w:val="000000"/>
       </w:rPr>
       <w:tblPr/>
       <w:tcPr>
@@ -5603,7 +6439,7 @@
       <w:spacing w:after="0" w:line="240" w:lineRule="auto"/>
     </w:pPr>
     <w:rPr>
-      <w:color w:val="000000" w:themeColor="text1"/>
+      <w:color w:val="000000"/>
     </w:rPr>
     <w:tblPr>
       <w:tblStyleRowBandSize w:val="1"/>
@@ -5636,7 +6472,7 @@
       <w:rPr>
         <w:b/>
         <w:bCs/>
-        <w:color w:val="1F497D" w:themeColor="text2"/>
+        <w:color w:val="000000"/>
       </w:rPr>
       <w:tblPr/>
       <w:tcPr>
@@ -5687,7 +6523,7 @@
       <w:spacing w:after="0" w:line="240" w:lineRule="auto"/>
     </w:pPr>
     <w:rPr>
-      <w:color w:val="000000" w:themeColor="text1"/>
+      <w:color w:val="000000"/>
     </w:rPr>
     <w:tblPr>
       <w:tblStyleRowBandSize w:val="1"/>
@@ -5720,7 +6556,7 @@
       <w:rPr>
         <w:b/>
         <w:bCs/>
-        <w:color w:val="1F497D" w:themeColor="text2"/>
+        <w:color w:val="000000"/>
       </w:rPr>
       <w:tblPr/>
       <w:tcPr>
@@ -5771,7 +6607,7 @@
       <w:spacing w:after="0" w:line="240" w:lineRule="auto"/>
     </w:pPr>
     <w:rPr>
-      <w:color w:val="000000" w:themeColor="text1"/>
+      <w:color w:val="000000"/>
     </w:rPr>
     <w:tblPr>
       <w:tblStyleRowBandSize w:val="1"/>
@@ -5804,7 +6640,7 @@
       <w:rPr>
         <w:b/>
         <w:bCs/>
-        <w:color w:val="1F497D" w:themeColor="text2"/>
+        <w:color w:val="000000"/>
       </w:rPr>
       <w:tblPr/>
       <w:tcPr>
@@ -5855,7 +6691,7 @@
       <w:spacing w:after="0" w:line="240" w:lineRule="auto"/>
     </w:pPr>
     <w:rPr>
-      <w:color w:val="000000" w:themeColor="text1"/>
+      <w:color w:val="000000"/>
     </w:rPr>
     <w:tblPr>
       <w:tblStyleRowBandSize w:val="1"/>
@@ -5888,7 +6724,7 @@
       <w:rPr>
         <w:b/>
         <w:bCs/>
-        <w:color w:val="1F497D" w:themeColor="text2"/>
+        <w:color w:val="000000"/>
       </w:rPr>
       <w:tblPr/>
       <w:tcPr>
@@ -5939,7 +6775,7 @@
       <w:spacing w:after="0" w:line="240" w:lineRule="auto"/>
     </w:pPr>
     <w:rPr>
-      <w:color w:val="000000" w:themeColor="text1"/>
+      <w:color w:val="000000"/>
     </w:rPr>
     <w:tblPr>
       <w:tblStyleRowBandSize w:val="1"/>
@@ -5972,7 +6808,7 @@
       <w:rPr>
         <w:b/>
         <w:bCs/>
-        <w:color w:val="1F497D" w:themeColor="text2"/>
+        <w:color w:val="000000"/>
       </w:rPr>
       <w:tblPr/>
       <w:tcPr>
@@ -6023,7 +6859,7 @@
       <w:spacing w:after="0" w:line="240" w:lineRule="auto"/>
     </w:pPr>
     <w:rPr>
-      <w:color w:val="000000" w:themeColor="text1"/>
+      <w:color w:val="000000"/>
     </w:rPr>
     <w:tblPr>
       <w:tblStyleRowBandSize w:val="1"/>
@@ -6056,7 +6892,7 @@
       <w:rPr>
         <w:b/>
         <w:bCs/>
-        <w:color w:val="1F497D" w:themeColor="text2"/>
+        <w:color w:val="000000"/>
       </w:rPr>
       <w:tblPr/>
       <w:tcPr>
@@ -6108,7 +6944,7 @@
     </w:pPr>
     <w:rPr>
       <w:rFonts w:asciiTheme="majorHAnsi" w:eastAsiaTheme="majorEastAsia" w:hAnsiTheme="majorHAnsi" w:cstheme="majorBidi"/>
-      <w:color w:val="000000" w:themeColor="text1"/>
+      <w:color w:val="000000"/>
     </w:rPr>
     <w:tblPr>
       <w:tblStyleRowBandSize w:val="1"/>
@@ -6236,7 +7072,7 @@
     </w:pPr>
     <w:rPr>
       <w:rFonts w:asciiTheme="majorHAnsi" w:eastAsiaTheme="majorEastAsia" w:hAnsiTheme="majorHAnsi" w:cstheme="majorBidi"/>
-      <w:color w:val="000000" w:themeColor="text1"/>
+      <w:color w:val="000000"/>
     </w:rPr>
     <w:tblPr>
       <w:tblStyleRowBandSize w:val="1"/>
@@ -6364,7 +7200,7 @@
     </w:pPr>
     <w:rPr>
       <w:rFonts w:asciiTheme="majorHAnsi" w:eastAsiaTheme="majorEastAsia" w:hAnsiTheme="majorHAnsi" w:cstheme="majorBidi"/>
-      <w:color w:val="000000" w:themeColor="text1"/>
+      <w:color w:val="000000"/>
     </w:rPr>
     <w:tblPr>
       <w:tblStyleRowBandSize w:val="1"/>
@@ -6492,7 +7328,7 @@
     </w:pPr>
     <w:rPr>
       <w:rFonts w:asciiTheme="majorHAnsi" w:eastAsiaTheme="majorEastAsia" w:hAnsiTheme="majorHAnsi" w:cstheme="majorBidi"/>
-      <w:color w:val="000000" w:themeColor="text1"/>
+      <w:color w:val="000000"/>
     </w:rPr>
     <w:tblPr>
       <w:tblStyleRowBandSize w:val="1"/>
@@ -6620,7 +7456,7 @@
     </w:pPr>
     <w:rPr>
       <w:rFonts w:asciiTheme="majorHAnsi" w:eastAsiaTheme="majorEastAsia" w:hAnsiTheme="majorHAnsi" w:cstheme="majorBidi"/>
-      <w:color w:val="000000" w:themeColor="text1"/>
+      <w:color w:val="000000"/>
     </w:rPr>
     <w:tblPr>
       <w:tblStyleRowBandSize w:val="1"/>
@@ -6748,7 +7584,7 @@
     </w:pPr>
     <w:rPr>
       <w:rFonts w:asciiTheme="majorHAnsi" w:eastAsiaTheme="majorEastAsia" w:hAnsiTheme="majorHAnsi" w:cstheme="majorBidi"/>
-      <w:color w:val="000000" w:themeColor="text1"/>
+      <w:color w:val="000000"/>
     </w:rPr>
     <w:tblPr>
       <w:tblStyleRowBandSize w:val="1"/>
@@ -6876,7 +7712,7 @@
     </w:pPr>
     <w:rPr>
       <w:rFonts w:asciiTheme="majorHAnsi" w:eastAsiaTheme="majorEastAsia" w:hAnsiTheme="majorHAnsi" w:cstheme="majorBidi"/>
-      <w:color w:val="000000" w:themeColor="text1"/>
+      <w:color w:val="000000"/>
     </w:rPr>
     <w:tblPr>
       <w:tblStyleRowBandSize w:val="1"/>
@@ -7515,7 +8351,7 @@
     </w:pPr>
     <w:rPr>
       <w:rFonts w:asciiTheme="majorHAnsi" w:eastAsiaTheme="majorEastAsia" w:hAnsiTheme="majorHAnsi" w:cstheme="majorBidi"/>
-      <w:color w:val="000000" w:themeColor="text1"/>
+      <w:color w:val="000000"/>
     </w:rPr>
     <w:tblPr>
       <w:tblStyleRowBandSize w:val="1"/>
@@ -7543,7 +8379,7 @@
       <w:rPr>
         <w:b/>
         <w:bCs/>
-        <w:color w:val="000000" w:themeColor="text1"/>
+        <w:color w:val="000000"/>
       </w:rPr>
       <w:tblPr/>
       <w:tcPr>
@@ -7554,7 +8390,7 @@
       <w:rPr>
         <w:b/>
         <w:bCs/>
-        <w:color w:val="000000" w:themeColor="text1"/>
+        <w:color w:val="000000"/>
       </w:rPr>
       <w:tblPr/>
       <w:tcPr>
@@ -7573,7 +8409,7 @@
       <w:rPr>
         <w:b/>
         <w:bCs/>
-        <w:color w:val="000000" w:themeColor="text1"/>
+        <w:color w:val="000000"/>
       </w:rPr>
       <w:tblPr/>
       <w:tcPr>
@@ -7592,7 +8428,7 @@
       <w:rPr>
         <w:b w:val="0"/>
         <w:bCs w:val="0"/>
-        <w:color w:val="000000" w:themeColor="text1"/>
+        <w:color w:val="000000"/>
       </w:rPr>
       <w:tblPr/>
       <w:tcPr>
@@ -7640,7 +8476,7 @@
     </w:pPr>
     <w:rPr>
       <w:rFonts w:asciiTheme="majorHAnsi" w:eastAsiaTheme="majorEastAsia" w:hAnsiTheme="majorHAnsi" w:cstheme="majorBidi"/>
-      <w:color w:val="000000" w:themeColor="text1"/>
+      <w:color w:val="000000"/>
     </w:rPr>
     <w:tblPr>
       <w:tblStyleRowBandSize w:val="1"/>
@@ -7668,7 +8504,7 @@
       <w:rPr>
         <w:b/>
         <w:bCs/>
-        <w:color w:val="000000" w:themeColor="text1"/>
+        <w:color w:val="000000"/>
       </w:rPr>
       <w:tblPr/>
       <w:tcPr>
@@ -7679,7 +8515,7 @@
       <w:rPr>
         <w:b/>
         <w:bCs/>
-        <w:color w:val="000000" w:themeColor="text1"/>
+        <w:color w:val="000000"/>
       </w:rPr>
       <w:tblPr/>
       <w:tcPr>
@@ -7698,7 +8534,7 @@
       <w:rPr>
         <w:b/>
         <w:bCs/>
-        <w:color w:val="000000" w:themeColor="text1"/>
+        <w:color w:val="000000"/>
       </w:rPr>
       <w:tblPr/>
       <w:tcPr>
@@ -7717,7 +8553,7 @@
       <w:rPr>
         <w:b w:val="0"/>
         <w:bCs w:val="0"/>
-        <w:color w:val="000000" w:themeColor="text1"/>
+        <w:color w:val="000000"/>
       </w:rPr>
       <w:tblPr/>
       <w:tcPr>
@@ -7765,7 +8601,7 @@
     </w:pPr>
     <w:rPr>
       <w:rFonts w:asciiTheme="majorHAnsi" w:eastAsiaTheme="majorEastAsia" w:hAnsiTheme="majorHAnsi" w:cstheme="majorBidi"/>
-      <w:color w:val="000000" w:themeColor="text1"/>
+      <w:color w:val="000000"/>
     </w:rPr>
     <w:tblPr>
       <w:tblStyleRowBandSize w:val="1"/>
@@ -7793,7 +8629,7 @@
       <w:rPr>
         <w:b/>
         <w:bCs/>
-        <w:color w:val="000000" w:themeColor="text1"/>
+        <w:color w:val="000000"/>
       </w:rPr>
       <w:tblPr/>
       <w:tcPr>
@@ -7804,7 +8640,7 @@
       <w:rPr>
         <w:b/>
         <w:bCs/>
-        <w:color w:val="000000" w:themeColor="text1"/>
+        <w:color w:val="000000"/>
       </w:rPr>
       <w:tblPr/>
       <w:tcPr>
@@ -7823,7 +8659,7 @@
       <w:rPr>
         <w:b/>
         <w:bCs/>
-        <w:color w:val="000000" w:themeColor="text1"/>
+        <w:color w:val="000000"/>
       </w:rPr>
       <w:tblPr/>
       <w:tcPr>
@@ -7842,7 +8678,7 @@
       <w:rPr>
         <w:b w:val="0"/>
         <w:bCs w:val="0"/>
-        <w:color w:val="000000" w:themeColor="text1"/>
+        <w:color w:val="000000"/>
       </w:rPr>
       <w:tblPr/>
       <w:tcPr>
@@ -7890,7 +8726,7 @@
     </w:pPr>
     <w:rPr>
       <w:rFonts w:asciiTheme="majorHAnsi" w:eastAsiaTheme="majorEastAsia" w:hAnsiTheme="majorHAnsi" w:cstheme="majorBidi"/>
-      <w:color w:val="000000" w:themeColor="text1"/>
+      <w:color w:val="000000"/>
     </w:rPr>
     <w:tblPr>
       <w:tblStyleRowBandSize w:val="1"/>
@@ -7918,7 +8754,7 @@
       <w:rPr>
         <w:b/>
         <w:bCs/>
-        <w:color w:val="000000" w:themeColor="text1"/>
+        <w:color w:val="000000"/>
       </w:rPr>
       <w:tblPr/>
       <w:tcPr>
@@ -7929,7 +8765,7 @@
       <w:rPr>
         <w:b/>
         <w:bCs/>
-        <w:color w:val="000000" w:themeColor="text1"/>
+        <w:color w:val="000000"/>
       </w:rPr>
       <w:tblPr/>
       <w:tcPr>
@@ -7948,7 +8784,7 @@
       <w:rPr>
         <w:b/>
         <w:bCs/>
-        <w:color w:val="000000" w:themeColor="text1"/>
+        <w:color w:val="000000"/>
       </w:rPr>
       <w:tblPr/>
       <w:tcPr>
@@ -7967,7 +8803,7 @@
       <w:rPr>
         <w:b w:val="0"/>
         <w:bCs w:val="0"/>
-        <w:color w:val="000000" w:themeColor="text1"/>
+        <w:color w:val="000000"/>
       </w:rPr>
       <w:tblPr/>
       <w:tcPr>
@@ -8015,7 +8851,7 @@
     </w:pPr>
     <w:rPr>
       <w:rFonts w:asciiTheme="majorHAnsi" w:eastAsiaTheme="majorEastAsia" w:hAnsiTheme="majorHAnsi" w:cstheme="majorBidi"/>
-      <w:color w:val="000000" w:themeColor="text1"/>
+      <w:color w:val="000000"/>
     </w:rPr>
     <w:tblPr>
       <w:tblStyleRowBandSize w:val="1"/>
@@ -8043,7 +8879,7 @@
       <w:rPr>
         <w:b/>
         <w:bCs/>
-        <w:color w:val="000000" w:themeColor="text1"/>
+        <w:color w:val="000000"/>
       </w:rPr>
       <w:tblPr/>
       <w:tcPr>
@@ -8054,7 +8890,7 @@
       <w:rPr>
         <w:b/>
         <w:bCs/>
-        <w:color w:val="000000" w:themeColor="text1"/>
+        <w:color w:val="000000"/>
       </w:rPr>
       <w:tblPr/>
       <w:tcPr>
@@ -8073,7 +8909,7 @@
       <w:rPr>
         <w:b/>
         <w:bCs/>
-        <w:color w:val="000000" w:themeColor="text1"/>
+        <w:color w:val="000000"/>
       </w:rPr>
       <w:tblPr/>
       <w:tcPr>
@@ -8092,7 +8928,7 @@
       <w:rPr>
         <w:b w:val="0"/>
         <w:bCs w:val="0"/>
-        <w:color w:val="000000" w:themeColor="text1"/>
+        <w:color w:val="000000"/>
       </w:rPr>
       <w:tblPr/>
       <w:tcPr>
@@ -8140,7 +8976,7 @@
     </w:pPr>
     <w:rPr>
       <w:rFonts w:asciiTheme="majorHAnsi" w:eastAsiaTheme="majorEastAsia" w:hAnsiTheme="majorHAnsi" w:cstheme="majorBidi"/>
-      <w:color w:val="000000" w:themeColor="text1"/>
+      <w:color w:val="000000"/>
     </w:rPr>
     <w:tblPr>
       <w:tblStyleRowBandSize w:val="1"/>
@@ -8168,7 +9004,7 @@
       <w:rPr>
         <w:b/>
         <w:bCs/>
-        <w:color w:val="000000" w:themeColor="text1"/>
+        <w:color w:val="000000"/>
       </w:rPr>
       <w:tblPr/>
       <w:tcPr>
@@ -8179,7 +9015,7 @@
       <w:rPr>
         <w:b/>
         <w:bCs/>
-        <w:color w:val="000000" w:themeColor="text1"/>
+        <w:color w:val="000000"/>
       </w:rPr>
       <w:tblPr/>
       <w:tcPr>
@@ -8198,7 +9034,7 @@
       <w:rPr>
         <w:b/>
         <w:bCs/>
-        <w:color w:val="000000" w:themeColor="text1"/>
+        <w:color w:val="000000"/>
       </w:rPr>
       <w:tblPr/>
       <w:tcPr>
@@ -8217,7 +9053,7 @@
       <w:rPr>
         <w:b w:val="0"/>
         <w:bCs w:val="0"/>
-        <w:color w:val="000000" w:themeColor="text1"/>
+        <w:color w:val="000000"/>
       </w:rPr>
       <w:tblPr/>
       <w:tcPr>
@@ -8265,7 +9101,7 @@
     </w:pPr>
     <w:rPr>
       <w:rFonts w:asciiTheme="majorHAnsi" w:eastAsiaTheme="majorEastAsia" w:hAnsiTheme="majorHAnsi" w:cstheme="majorBidi"/>
-      <w:color w:val="000000" w:themeColor="text1"/>
+      <w:color w:val="000000"/>
     </w:rPr>
     <w:tblPr>
       <w:tblStyleRowBandSize w:val="1"/>
@@ -8293,7 +9129,7 @@
       <w:rPr>
         <w:b/>
         <w:bCs/>
-        <w:color w:val="000000" w:themeColor="text1"/>
+        <w:color w:val="000000"/>
       </w:rPr>
       <w:tblPr/>
       <w:tcPr>
@@ -8304,7 +9140,7 @@
       <w:rPr>
         <w:b/>
         <w:bCs/>
-        <w:color w:val="000000" w:themeColor="text1"/>
+        <w:color w:val="000000"/>
       </w:rPr>
       <w:tblPr/>
       <w:tcPr>
@@ -8323,7 +9159,7 @@
       <w:rPr>
         <w:b/>
         <w:bCs/>
-        <w:color w:val="000000" w:themeColor="text1"/>
+        <w:color w:val="000000"/>
       </w:rPr>
       <w:tblPr/>
       <w:tcPr>
@@ -8342,7 +9178,7 @@
       <w:rPr>
         <w:b w:val="0"/>
         <w:bCs w:val="0"/>
-        <w:color w:val="000000" w:themeColor="text1"/>
+        <w:color w:val="000000"/>
       </w:rPr>
       <w:tblPr/>
       <w:tcPr>
@@ -8416,7 +9252,7 @@
         <w:bCs/>
         <w:i w:val="0"/>
         <w:iCs w:val="0"/>
-        <w:color w:val="FFFFFF" w:themeColor="background1"/>
+        <w:color w:val="000000"/>
       </w:rPr>
       <w:tblPr/>
       <w:tcPr>
@@ -8437,7 +9273,7 @@
         <w:bCs/>
         <w:i w:val="0"/>
         <w:iCs w:val="0"/>
-        <w:color w:val="FFFFFF" w:themeColor="background1"/>
+        <w:color w:val="000000"/>
       </w:rPr>
       <w:tblPr/>
       <w:tcPr>
@@ -8458,7 +9294,7 @@
         <w:bCs/>
         <w:i w:val="0"/>
         <w:iCs w:val="0"/>
-        <w:color w:val="FFFFFF" w:themeColor="background1"/>
+        <w:color w:val="000000"/>
       </w:rPr>
       <w:tblPr/>
       <w:tcPr>
@@ -8477,7 +9313,7 @@
         <w:bCs/>
         <w:i w:val="0"/>
         <w:iCs w:val="0"/>
-        <w:color w:val="FFFFFF" w:themeColor="background1"/>
+        <w:color w:val="000000"/>
       </w:rPr>
       <w:tblPr/>
       <w:tcPr>
@@ -8557,7 +9393,7 @@
         <w:bCs/>
         <w:i w:val="0"/>
         <w:iCs w:val="0"/>
-        <w:color w:val="FFFFFF" w:themeColor="background1"/>
+        <w:color w:val="000000"/>
       </w:rPr>
       <w:tblPr/>
       <w:tcPr>
@@ -8578,7 +9414,7 @@
         <w:bCs/>
         <w:i w:val="0"/>
         <w:iCs w:val="0"/>
-        <w:color w:val="FFFFFF" w:themeColor="background1"/>
+        <w:color w:val="000000"/>
       </w:rPr>
       <w:tblPr/>
       <w:tcPr>
@@ -8599,7 +9435,7 @@
         <w:bCs/>
         <w:i w:val="0"/>
         <w:iCs w:val="0"/>
-        <w:color w:val="FFFFFF" w:themeColor="background1"/>
+        <w:color w:val="000000"/>
       </w:rPr>
       <w:tblPr/>
       <w:tcPr>
@@ -8618,7 +9454,7 @@
         <w:bCs/>
         <w:i w:val="0"/>
         <w:iCs w:val="0"/>
-        <w:color w:val="FFFFFF" w:themeColor="background1"/>
+        <w:color w:val="000000"/>
       </w:rPr>
       <w:tblPr/>
       <w:tcPr>
@@ -8698,7 +9534,7 @@
         <w:bCs/>
         <w:i w:val="0"/>
         <w:iCs w:val="0"/>
-        <w:color w:val="FFFFFF" w:themeColor="background1"/>
+        <w:color w:val="000000"/>
       </w:rPr>
       <w:tblPr/>
       <w:tcPr>
@@ -8719,7 +9555,7 @@
         <w:bCs/>
         <w:i w:val="0"/>
         <w:iCs w:val="0"/>
-        <w:color w:val="FFFFFF" w:themeColor="background1"/>
+        <w:color w:val="000000"/>
       </w:rPr>
       <w:tblPr/>
       <w:tcPr>
@@ -8740,7 +9576,7 @@
         <w:bCs/>
         <w:i w:val="0"/>
         <w:iCs w:val="0"/>
-        <w:color w:val="FFFFFF" w:themeColor="background1"/>
+        <w:color w:val="000000"/>
       </w:rPr>
       <w:tblPr/>
       <w:tcPr>
@@ -8759,7 +9595,7 @@
         <w:bCs/>
         <w:i w:val="0"/>
         <w:iCs w:val="0"/>
-        <w:color w:val="FFFFFF" w:themeColor="background1"/>
+        <w:color w:val="000000"/>
       </w:rPr>
       <w:tblPr/>
       <w:tcPr>
@@ -8839,7 +9675,7 @@
         <w:bCs/>
         <w:i w:val="0"/>
         <w:iCs w:val="0"/>
-        <w:color w:val="FFFFFF" w:themeColor="background1"/>
+        <w:color w:val="000000"/>
       </w:rPr>
       <w:tblPr/>
       <w:tcPr>
@@ -8860,7 +9696,7 @@
         <w:bCs/>
         <w:i w:val="0"/>
         <w:iCs w:val="0"/>
-        <w:color w:val="FFFFFF" w:themeColor="background1"/>
+        <w:color w:val="000000"/>
       </w:rPr>
       <w:tblPr/>
       <w:tcPr>
@@ -8881,7 +9717,7 @@
         <w:bCs/>
         <w:i w:val="0"/>
         <w:iCs w:val="0"/>
-        <w:color w:val="FFFFFF" w:themeColor="background1"/>
+        <w:color w:val="000000"/>
       </w:rPr>
       <w:tblPr/>
       <w:tcPr>
@@ -8900,7 +9736,7 @@
         <w:bCs/>
         <w:i w:val="0"/>
         <w:iCs w:val="0"/>
-        <w:color w:val="FFFFFF" w:themeColor="background1"/>
+        <w:color w:val="000000"/>
       </w:rPr>
       <w:tblPr/>
       <w:tcPr>
@@ -8980,7 +9816,7 @@
         <w:bCs/>
         <w:i w:val="0"/>
         <w:iCs w:val="0"/>
-        <w:color w:val="FFFFFF" w:themeColor="background1"/>
+        <w:color w:val="000000"/>
       </w:rPr>
       <w:tblPr/>
       <w:tcPr>
@@ -9001,7 +9837,7 @@
         <w:bCs/>
         <w:i w:val="0"/>
         <w:iCs w:val="0"/>
-        <w:color w:val="FFFFFF" w:themeColor="background1"/>
+        <w:color w:val="000000"/>
       </w:rPr>
       <w:tblPr/>
       <w:tcPr>
@@ -9022,7 +9858,7 @@
         <w:bCs/>
         <w:i w:val="0"/>
         <w:iCs w:val="0"/>
-        <w:color w:val="FFFFFF" w:themeColor="background1"/>
+        <w:color w:val="000000"/>
       </w:rPr>
       <w:tblPr/>
       <w:tcPr>
@@ -9041,7 +9877,7 @@
         <w:bCs/>
         <w:i w:val="0"/>
         <w:iCs w:val="0"/>
-        <w:color w:val="FFFFFF" w:themeColor="background1"/>
+        <w:color w:val="000000"/>
       </w:rPr>
       <w:tblPr/>
       <w:tcPr>
@@ -9121,7 +9957,7 @@
         <w:bCs/>
         <w:i w:val="0"/>
         <w:iCs w:val="0"/>
-        <w:color w:val="FFFFFF" w:themeColor="background1"/>
+        <w:color w:val="000000"/>
       </w:rPr>
       <w:tblPr/>
       <w:tcPr>
@@ -9142,7 +9978,7 @@
         <w:bCs/>
         <w:i w:val="0"/>
         <w:iCs w:val="0"/>
-        <w:color w:val="FFFFFF" w:themeColor="background1"/>
+        <w:color w:val="000000"/>
       </w:rPr>
       <w:tblPr/>
       <w:tcPr>
@@ -9163,7 +9999,7 @@
         <w:bCs/>
         <w:i w:val="0"/>
         <w:iCs w:val="0"/>
-        <w:color w:val="FFFFFF" w:themeColor="background1"/>
+        <w:color w:val="000000"/>
       </w:rPr>
       <w:tblPr/>
       <w:tcPr>
@@ -9182,7 +10018,7 @@
         <w:bCs/>
         <w:i w:val="0"/>
         <w:iCs w:val="0"/>
-        <w:color w:val="FFFFFF" w:themeColor="background1"/>
+        <w:color w:val="000000"/>
       </w:rPr>
       <w:tblPr/>
       <w:tcPr>
@@ -9262,7 +10098,7 @@
         <w:bCs/>
         <w:i w:val="0"/>
         <w:iCs w:val="0"/>
-        <w:color w:val="FFFFFF" w:themeColor="background1"/>
+        <w:color w:val="000000"/>
       </w:rPr>
       <w:tblPr/>
       <w:tcPr>
@@ -9283,7 +10119,7 @@
         <w:bCs/>
         <w:i w:val="0"/>
         <w:iCs w:val="0"/>
-        <w:color w:val="FFFFFF" w:themeColor="background1"/>
+        <w:color w:val="000000"/>
       </w:rPr>
       <w:tblPr/>
       <w:tcPr>
@@ -9304,7 +10140,7 @@
         <w:bCs/>
         <w:i w:val="0"/>
         <w:iCs w:val="0"/>
-        <w:color w:val="FFFFFF" w:themeColor="background1"/>
+        <w:color w:val="000000"/>
       </w:rPr>
       <w:tblPr/>
       <w:tcPr>
@@ -9323,7 +10159,7 @@
         <w:bCs/>
         <w:i w:val="0"/>
         <w:iCs w:val="0"/>
-        <w:color w:val="FFFFFF" w:themeColor="background1"/>
+        <w:color w:val="000000"/>
       </w:rPr>
       <w:tblPr/>
       <w:tcPr>
@@ -9376,7 +10212,7 @@
       <w:spacing w:after="0" w:line="240" w:lineRule="auto"/>
     </w:pPr>
     <w:rPr>
-      <w:color w:val="FFFFFF" w:themeColor="background1"/>
+      <w:color w:val="000000"/>
     </w:rPr>
     <w:tblPr>
       <w:tblStyleRowBandSize w:val="1"/>
@@ -9490,7 +10326,7 @@
       <w:spacing w:after="0" w:line="240" w:lineRule="auto"/>
     </w:pPr>
     <w:rPr>
-      <w:color w:val="FFFFFF" w:themeColor="background1"/>
+      <w:color w:val="000000"/>
     </w:rPr>
     <w:tblPr>
       <w:tblStyleRowBandSize w:val="1"/>
@@ -9604,7 +10440,7 @@
       <w:spacing w:after="0" w:line="240" w:lineRule="auto"/>
     </w:pPr>
     <w:rPr>
-      <w:color w:val="FFFFFF" w:themeColor="background1"/>
+      <w:color w:val="000000"/>
     </w:rPr>
     <w:tblPr>
       <w:tblStyleRowBandSize w:val="1"/>
@@ -9718,7 +10554,7 @@
       <w:spacing w:after="0" w:line="240" w:lineRule="auto"/>
     </w:pPr>
     <w:rPr>
-      <w:color w:val="FFFFFF" w:themeColor="background1"/>
+      <w:color w:val="000000"/>
     </w:rPr>
     <w:tblPr>
       <w:tblStyleRowBandSize w:val="1"/>
@@ -9832,7 +10668,7 @@
       <w:spacing w:after="0" w:line="240" w:lineRule="auto"/>
     </w:pPr>
     <w:rPr>
-      <w:color w:val="FFFFFF" w:themeColor="background1"/>
+      <w:color w:val="000000"/>
     </w:rPr>
     <w:tblPr>
       <w:tblStyleRowBandSize w:val="1"/>
@@ -9946,7 +10782,7 @@
       <w:spacing w:after="0" w:line="240" w:lineRule="auto"/>
     </w:pPr>
     <w:rPr>
-      <w:color w:val="FFFFFF" w:themeColor="background1"/>
+      <w:color w:val="000000"/>
     </w:rPr>
     <w:tblPr>
       <w:tblStyleRowBandSize w:val="1"/>
@@ -10060,7 +10896,7 @@
       <w:spacing w:after="0" w:line="240" w:lineRule="auto"/>
     </w:pPr>
     <w:rPr>
-      <w:color w:val="FFFFFF" w:themeColor="background1"/>
+      <w:color w:val="000000"/>
     </w:rPr>
     <w:tblPr>
       <w:tblStyleRowBandSize w:val="1"/>
@@ -10174,7 +11010,7 @@
       <w:spacing w:after="0" w:line="240" w:lineRule="auto"/>
     </w:pPr>
     <w:rPr>
-      <w:color w:val="000000" w:themeColor="text1"/>
+      <w:color w:val="000000"/>
     </w:rPr>
     <w:tblPr>
       <w:tblStyleRowBandSize w:val="1"/>
@@ -10220,7 +11056,7 @@
       <w:rPr>
         <w:b/>
         <w:bCs/>
-        <w:color w:val="FFFFFF" w:themeColor="background1"/>
+        <w:color w:val="000000"/>
       </w:rPr>
       <w:tblPr/>
       <w:tcPr>
@@ -10232,7 +11068,7 @@
     </w:tblStylePr>
     <w:tblStylePr w:type="firstCol">
       <w:rPr>
-        <w:color w:val="FFFFFF" w:themeColor="background1"/>
+        <w:color w:val="000000"/>
       </w:rPr>
       <w:tblPr/>
       <w:tcPr>
@@ -10249,7 +11085,7 @@
     </w:tblStylePr>
     <w:tblStylePr w:type="lastCol">
       <w:rPr>
-        <w:color w:val="FFFFFF" w:themeColor="background1"/>
+        <w:color w:val="000000"/>
       </w:rPr>
       <w:tblPr/>
       <w:tcPr>
@@ -10278,12 +11114,12 @@
     </w:tblStylePr>
     <w:tblStylePr w:type="neCell">
       <w:rPr>
-        <w:color w:val="000000" w:themeColor="text1"/>
+        <w:color w:val="000000"/>
       </w:rPr>
     </w:tblStylePr>
     <w:tblStylePr w:type="nwCell">
       <w:rPr>
-        <w:color w:val="000000" w:themeColor="text1"/>
+        <w:color w:val="000000"/>
       </w:rPr>
     </w:tblStylePr>
   </w:style>
@@ -10296,7 +11132,7 @@
       <w:spacing w:after="0" w:line="240" w:lineRule="auto"/>
     </w:pPr>
     <w:rPr>
-      <w:color w:val="000000" w:themeColor="text1"/>
+      <w:color w:val="000000"/>
     </w:rPr>
     <w:tblPr>
       <w:tblStyleRowBandSize w:val="1"/>
@@ -10342,7 +11178,7 @@
       <w:rPr>
         <w:b/>
         <w:bCs/>
-        <w:color w:val="FFFFFF" w:themeColor="background1"/>
+        <w:color w:val="000000"/>
       </w:rPr>
       <w:tblPr/>
       <w:tcPr>
@@ -10354,7 +11190,7 @@
     </w:tblStylePr>
     <w:tblStylePr w:type="firstCol">
       <w:rPr>
-        <w:color w:val="FFFFFF" w:themeColor="background1"/>
+        <w:color w:val="000000"/>
       </w:rPr>
       <w:tblPr/>
       <w:tcPr>
@@ -10371,7 +11207,7 @@
     </w:tblStylePr>
     <w:tblStylePr w:type="lastCol">
       <w:rPr>
-        <w:color w:val="FFFFFF" w:themeColor="background1"/>
+        <w:color w:val="000000"/>
       </w:rPr>
       <w:tblPr/>
       <w:tcPr>
@@ -10400,12 +11236,12 @@
     </w:tblStylePr>
     <w:tblStylePr w:type="neCell">
       <w:rPr>
-        <w:color w:val="000000" w:themeColor="text1"/>
+        <w:color w:val="000000"/>
       </w:rPr>
     </w:tblStylePr>
     <w:tblStylePr w:type="nwCell">
       <w:rPr>
-        <w:color w:val="000000" w:themeColor="text1"/>
+        <w:color w:val="000000"/>
       </w:rPr>
     </w:tblStylePr>
   </w:style>
@@ -10418,7 +11254,7 @@
       <w:spacing w:after="0" w:line="240" w:lineRule="auto"/>
     </w:pPr>
     <w:rPr>
-      <w:color w:val="000000" w:themeColor="text1"/>
+      <w:color w:val="000000"/>
     </w:rPr>
     <w:tblPr>
       <w:tblStyleRowBandSize w:val="1"/>
@@ -10464,7 +11300,7 @@
       <w:rPr>
         <w:b/>
         <w:bCs/>
-        <w:color w:val="FFFFFF" w:themeColor="background1"/>
+        <w:color w:val="000000"/>
       </w:rPr>
       <w:tblPr/>
       <w:tcPr>
@@ -10476,7 +11312,7 @@
     </w:tblStylePr>
     <w:tblStylePr w:type="firstCol">
       <w:rPr>
-        <w:color w:val="FFFFFF" w:themeColor="background1"/>
+        <w:color w:val="000000"/>
       </w:rPr>
       <w:tblPr/>
       <w:tcPr>
@@ -10493,7 +11329,7 @@
     </w:tblStylePr>
     <w:tblStylePr w:type="lastCol">
       <w:rPr>
-        <w:color w:val="FFFFFF" w:themeColor="background1"/>
+        <w:color w:val="000000"/>
       </w:rPr>
       <w:tblPr/>
       <w:tcPr>
@@ -10522,12 +11358,12 @@
     </w:tblStylePr>
     <w:tblStylePr w:type="neCell">
       <w:rPr>
-        <w:color w:val="000000" w:themeColor="text1"/>
+        <w:color w:val="000000"/>
       </w:rPr>
     </w:tblStylePr>
     <w:tblStylePr w:type="nwCell">
       <w:rPr>
-        <w:color w:val="000000" w:themeColor="text1"/>
+        <w:color w:val="000000"/>
       </w:rPr>
     </w:tblStylePr>
   </w:style>
@@ -10540,7 +11376,7 @@
       <w:spacing w:after="0" w:line="240" w:lineRule="auto"/>
     </w:pPr>
     <w:rPr>
-      <w:color w:val="000000" w:themeColor="text1"/>
+      <w:color w:val="000000"/>
     </w:rPr>
     <w:tblPr>
       <w:tblStyleRowBandSize w:val="1"/>
@@ -10586,7 +11422,7 @@
       <w:rPr>
         <w:b/>
         <w:bCs/>
-        <w:color w:val="FFFFFF" w:themeColor="background1"/>
+        <w:color w:val="000000"/>
       </w:rPr>
       <w:tblPr/>
       <w:tcPr>
@@ -10598,7 +11434,7 @@
     </w:tblStylePr>
     <w:tblStylePr w:type="firstCol">
       <w:rPr>
-        <w:color w:val="FFFFFF" w:themeColor="background1"/>
+        <w:color w:val="000000"/>
       </w:rPr>
       <w:tblPr/>
       <w:tcPr>
@@ -10615,7 +11451,7 @@
     </w:tblStylePr>
     <w:tblStylePr w:type="lastCol">
       <w:rPr>
-        <w:color w:val="FFFFFF" w:themeColor="background1"/>
+        <w:color w:val="000000"/>
       </w:rPr>
       <w:tblPr/>
       <w:tcPr>
@@ -10652,7 +11488,7 @@
       <w:spacing w:after="0" w:line="240" w:lineRule="auto"/>
     </w:pPr>
     <w:rPr>
-      <w:color w:val="000000" w:themeColor="text1"/>
+      <w:color w:val="000000"/>
     </w:rPr>
     <w:tblPr>
       <w:tblStyleRowBandSize w:val="1"/>
@@ -10698,7 +11534,7 @@
       <w:rPr>
         <w:b/>
         <w:bCs/>
-        <w:color w:val="FFFFFF" w:themeColor="background1"/>
+        <w:color w:val="000000"/>
       </w:rPr>
       <w:tblPr/>
       <w:tcPr>
@@ -10710,7 +11546,7 @@
     </w:tblStylePr>
     <w:tblStylePr w:type="firstCol">
       <w:rPr>
-        <w:color w:val="FFFFFF" w:themeColor="background1"/>
+        <w:color w:val="000000"/>
       </w:rPr>
       <w:tblPr/>
       <w:tcPr>
@@ -10727,7 +11563,7 @@
     </w:tblStylePr>
     <w:tblStylePr w:type="lastCol">
       <w:rPr>
-        <w:color w:val="FFFFFF" w:themeColor="background1"/>
+        <w:color w:val="000000"/>
       </w:rPr>
       <w:tblPr/>
       <w:tcPr>
@@ -10756,12 +11592,12 @@
     </w:tblStylePr>
     <w:tblStylePr w:type="neCell">
       <w:rPr>
-        <w:color w:val="000000" w:themeColor="text1"/>
+        <w:color w:val="000000"/>
       </w:rPr>
     </w:tblStylePr>
     <w:tblStylePr w:type="nwCell">
       <w:rPr>
-        <w:color w:val="000000" w:themeColor="text1"/>
+        <w:color w:val="000000"/>
       </w:rPr>
     </w:tblStylePr>
   </w:style>
@@ -10774,7 +11610,7 @@
       <w:spacing w:after="0" w:line="240" w:lineRule="auto"/>
     </w:pPr>
     <w:rPr>
-      <w:color w:val="000000" w:themeColor="text1"/>
+      <w:color w:val="000000"/>
     </w:rPr>
     <w:tblPr>
       <w:tblStyleRowBandSize w:val="1"/>
@@ -10820,7 +11656,7 @@
       <w:rPr>
         <w:b/>
         <w:bCs/>
-        <w:color w:val="FFFFFF" w:themeColor="background1"/>
+        <w:color w:val="000000"/>
       </w:rPr>
       <w:tblPr/>
       <w:tcPr>
@@ -10832,7 +11668,7 @@
     </w:tblStylePr>
     <w:tblStylePr w:type="firstCol">
       <w:rPr>
-        <w:color w:val="FFFFFF" w:themeColor="background1"/>
+        <w:color w:val="000000"/>
       </w:rPr>
       <w:tblPr/>
       <w:tcPr>
@@ -10849,7 +11685,7 @@
     </w:tblStylePr>
     <w:tblStylePr w:type="lastCol">
       <w:rPr>
-        <w:color w:val="FFFFFF" w:themeColor="background1"/>
+        <w:color w:val="000000"/>
       </w:rPr>
       <w:tblPr/>
       <w:tcPr>
@@ -10878,12 +11714,12 @@
     </w:tblStylePr>
     <w:tblStylePr w:type="neCell">
       <w:rPr>
-        <w:color w:val="000000" w:themeColor="text1"/>
+        <w:color w:val="000000"/>
       </w:rPr>
     </w:tblStylePr>
     <w:tblStylePr w:type="nwCell">
       <w:rPr>
-        <w:color w:val="000000" w:themeColor="text1"/>
+        <w:color w:val="000000"/>
       </w:rPr>
     </w:tblStylePr>
   </w:style>
@@ -10896,7 +11732,7 @@
       <w:spacing w:after="0" w:line="240" w:lineRule="auto"/>
     </w:pPr>
     <w:rPr>
-      <w:color w:val="000000" w:themeColor="text1"/>
+      <w:color w:val="000000"/>
     </w:rPr>
     <w:tblPr>
       <w:tblStyleRowBandSize w:val="1"/>
@@ -10942,7 +11778,7 @@
       <w:rPr>
         <w:b/>
         <w:bCs/>
-        <w:color w:val="FFFFFF" w:themeColor="background1"/>
+        <w:color w:val="000000"/>
       </w:rPr>
       <w:tblPr/>
       <w:tcPr>
@@ -10954,7 +11790,7 @@
     </w:tblStylePr>
     <w:tblStylePr w:type="firstCol">
       <w:rPr>
-        <w:color w:val="FFFFFF" w:themeColor="background1"/>
+        <w:color w:val="000000"/>
       </w:rPr>
       <w:tblPr/>
       <w:tcPr>
@@ -10971,7 +11807,7 @@
     </w:tblStylePr>
     <w:tblStylePr w:type="lastCol">
       <w:rPr>
-        <w:color w:val="FFFFFF" w:themeColor="background1"/>
+        <w:color w:val="000000"/>
       </w:rPr>
       <w:tblPr/>
       <w:tcPr>
@@ -11000,12 +11836,12 @@
     </w:tblStylePr>
     <w:tblStylePr w:type="neCell">
       <w:rPr>
-        <w:color w:val="000000" w:themeColor="text1"/>
+        <w:color w:val="000000"/>
       </w:rPr>
     </w:tblStylePr>
     <w:tblStylePr w:type="nwCell">
       <w:rPr>
-        <w:color w:val="000000" w:themeColor="text1"/>
+        <w:color w:val="000000"/>
       </w:rPr>
     </w:tblStylePr>
   </w:style>
@@ -11018,7 +11854,7 @@
       <w:spacing w:after="0" w:line="240" w:lineRule="auto"/>
     </w:pPr>
     <w:rPr>
-      <w:color w:val="000000" w:themeColor="text1"/>
+      <w:color w:val="000000"/>
     </w:rPr>
     <w:tblPr>
       <w:tblStyleRowBandSize w:val="1"/>
@@ -11038,7 +11874,7 @@
       <w:rPr>
         <w:b/>
         <w:bCs/>
-        <w:color w:val="FFFFFF" w:themeColor="background1"/>
+        <w:color w:val="000000"/>
       </w:rPr>
       <w:tblPr/>
       <w:tcPr>
@@ -11052,7 +11888,7 @@
       <w:rPr>
         <w:b/>
         <w:bCs/>
-        <w:color w:val="9E3A38" w:themeColor="accent2" w:themeShade="CC"/>
+        <w:color w:val="000000"/>
       </w:rPr>
       <w:tblPr/>
       <w:tcPr>
@@ -11104,7 +11940,7 @@
       <w:spacing w:after="0" w:line="240" w:lineRule="auto"/>
     </w:pPr>
     <w:rPr>
-      <w:color w:val="000000" w:themeColor="text1"/>
+      <w:color w:val="000000"/>
     </w:rPr>
     <w:tblPr>
       <w:tblStyleRowBandSize w:val="1"/>
@@ -11124,7 +11960,7 @@
       <w:rPr>
         <w:b/>
         <w:bCs/>
-        <w:color w:val="FFFFFF" w:themeColor="background1"/>
+        <w:color w:val="000000"/>
       </w:rPr>
       <w:tblPr/>
       <w:tcPr>
@@ -11138,7 +11974,7 @@
       <w:rPr>
         <w:b/>
         <w:bCs/>
-        <w:color w:val="9E3A38" w:themeColor="accent2" w:themeShade="CC"/>
+        <w:color w:val="000000"/>
       </w:rPr>
       <w:tblPr/>
       <w:tcPr>
@@ -11190,7 +12026,7 @@
       <w:spacing w:after="0" w:line="240" w:lineRule="auto"/>
     </w:pPr>
     <w:rPr>
-      <w:color w:val="000000" w:themeColor="text1"/>
+      <w:color w:val="000000"/>
     </w:rPr>
     <w:tblPr>
       <w:tblStyleRowBandSize w:val="1"/>
@@ -11210,7 +12046,7 @@
       <w:rPr>
         <w:b/>
         <w:bCs/>
-        <w:color w:val="FFFFFF" w:themeColor="background1"/>
+        <w:color w:val="000000"/>
       </w:rPr>
       <w:tblPr/>
       <w:tcPr>
@@ -11224,7 +12060,7 @@
       <w:rPr>
         <w:b/>
         <w:bCs/>
-        <w:color w:val="9E3A38" w:themeColor="accent2" w:themeShade="CC"/>
+        <w:color w:val="000000"/>
       </w:rPr>
       <w:tblPr/>
       <w:tcPr>
@@ -11276,7 +12112,7 @@
       <w:spacing w:after="0" w:line="240" w:lineRule="auto"/>
     </w:pPr>
     <w:rPr>
-      <w:color w:val="000000" w:themeColor="text1"/>
+      <w:color w:val="000000"/>
     </w:rPr>
     <w:tblPr>
       <w:tblStyleRowBandSize w:val="1"/>
@@ -11296,7 +12132,7 @@
       <w:rPr>
         <w:b/>
         <w:bCs/>
-        <w:color w:val="FFFFFF" w:themeColor="background1"/>
+        <w:color w:val="000000"/>
       </w:rPr>
       <w:tblPr/>
       <w:tcPr>
@@ -11310,7 +12146,7 @@
       <w:rPr>
         <w:b/>
         <w:bCs/>
-        <w:color w:val="664E82" w:themeColor="accent4" w:themeShade="CC"/>
+        <w:color w:val="000000"/>
       </w:rPr>
       <w:tblPr/>
       <w:tcPr>
@@ -11362,7 +12198,7 @@
       <w:spacing w:after="0" w:line="240" w:lineRule="auto"/>
     </w:pPr>
     <w:rPr>
-      <w:color w:val="000000" w:themeColor="text1"/>
+      <w:color w:val="000000"/>
     </w:rPr>
     <w:tblPr>
       <w:tblStyleRowBandSize w:val="1"/>
@@ -11382,7 +12218,7 @@
       <w:rPr>
         <w:b/>
         <w:bCs/>
-        <w:color w:val="FFFFFF" w:themeColor="background1"/>
+        <w:color w:val="000000"/>
       </w:rPr>
       <w:tblPr/>
       <w:tcPr>
@@ -11396,7 +12232,7 @@
       <w:rPr>
         <w:b/>
         <w:bCs/>
-        <w:color w:val="7E9C40" w:themeColor="accent3" w:themeShade="CC"/>
+        <w:color w:val="000000"/>
       </w:rPr>
       <w:tblPr/>
       <w:tcPr>
@@ -11448,7 +12284,7 @@
       <w:spacing w:after="0" w:line="240" w:lineRule="auto"/>
     </w:pPr>
     <w:rPr>
-      <w:color w:val="000000" w:themeColor="text1"/>
+      <w:color w:val="000000"/>
     </w:rPr>
     <w:tblPr>
       <w:tblStyleRowBandSize w:val="1"/>
@@ -11468,7 +12304,7 @@
       <w:rPr>
         <w:b/>
         <w:bCs/>
-        <w:color w:val="FFFFFF" w:themeColor="background1"/>
+        <w:color w:val="000000"/>
       </w:rPr>
       <w:tblPr/>
       <w:tcPr>
@@ -11482,7 +12318,7 @@
       <w:rPr>
         <w:b/>
         <w:bCs/>
-        <w:color w:val="F2730A" w:themeColor="accent6" w:themeShade="CC"/>
+        <w:color w:val="000000"/>
       </w:rPr>
       <w:tblPr/>
       <w:tcPr>
@@ -11534,7 +12370,7 @@
       <w:spacing w:after="0" w:line="240" w:lineRule="auto"/>
     </w:pPr>
     <w:rPr>
-      <w:color w:val="000000" w:themeColor="text1"/>
+      <w:color w:val="000000"/>
     </w:rPr>
     <w:tblPr>
       <w:tblStyleRowBandSize w:val="1"/>
@@ -11554,7 +12390,7 @@
       <w:rPr>
         <w:b/>
         <w:bCs/>
-        <w:color w:val="FFFFFF" w:themeColor="background1"/>
+        <w:color w:val="000000"/>
       </w:rPr>
       <w:tblPr/>
       <w:tcPr>
@@ -11568,7 +12404,7 @@
       <w:rPr>
         <w:b/>
         <w:bCs/>
-        <w:color w:val="348DA5" w:themeColor="accent5" w:themeShade="CC"/>
+        <w:color w:val="000000"/>
       </w:rPr>
       <w:tblPr/>
       <w:tcPr>
@@ -11620,7 +12456,7 @@
       <w:spacing w:after="0" w:line="240" w:lineRule="auto"/>
     </w:pPr>
     <w:rPr>
-      <w:color w:val="000000" w:themeColor="text1"/>
+      <w:color w:val="000000"/>
     </w:rPr>
     <w:tblPr>
       <w:tblStyleRowBandSize w:val="1"/>
@@ -11653,7 +12489,7 @@
       <w:rPr>
         <w:b/>
         <w:bCs/>
-        <w:color w:val="000000" w:themeColor="text1"/>
+        <w:color w:val="000000"/>
       </w:rPr>
       <w:tblPr/>
       <w:tcPr>
@@ -11662,7 +12498,7 @@
     </w:tblStylePr>
     <w:tblStylePr w:type="firstCol">
       <w:rPr>
-        <w:color w:val="FFFFFF" w:themeColor="background1"/>
+        <w:color w:val="000000"/>
       </w:rPr>
       <w:tblPr/>
       <w:tcPr>
@@ -11671,7 +12507,7 @@
     </w:tblStylePr>
     <w:tblStylePr w:type="lastCol">
       <w:rPr>
-        <w:color w:val="FFFFFF" w:themeColor="background1"/>
+        <w:color w:val="000000"/>
       </w:rPr>
       <w:tblPr/>
       <w:tcPr>
@@ -11700,7 +12536,7 @@
       <w:spacing w:after="0" w:line="240" w:lineRule="auto"/>
     </w:pPr>
     <w:rPr>
-      <w:color w:val="000000" w:themeColor="text1"/>
+      <w:color w:val="000000"/>
     </w:rPr>
     <w:tblPr>
       <w:tblStyleRowBandSize w:val="1"/>
@@ -11733,7 +12569,7 @@
       <w:rPr>
         <w:b/>
         <w:bCs/>
-        <w:color w:val="000000" w:themeColor="text1"/>
+        <w:color w:val="000000"/>
       </w:rPr>
       <w:tblPr/>
       <w:tcPr>
@@ -11742,7 +12578,7 @@
     </w:tblStylePr>
     <w:tblStylePr w:type="firstCol">
       <w:rPr>
-        <w:color w:val="FFFFFF" w:themeColor="background1"/>
+        <w:color w:val="000000"/>
       </w:rPr>
       <w:tblPr/>
       <w:tcPr>
@@ -11751,7 +12587,7 @@
     </w:tblStylePr>
     <w:tblStylePr w:type="lastCol">
       <w:rPr>
-        <w:color w:val="FFFFFF" w:themeColor="background1"/>
+        <w:color w:val="000000"/>
       </w:rPr>
       <w:tblPr/>
       <w:tcPr>
@@ -11780,7 +12616,7 @@
       <w:spacing w:after="0" w:line="240" w:lineRule="auto"/>
     </w:pPr>
     <w:rPr>
-      <w:color w:val="000000" w:themeColor="text1"/>
+      <w:color w:val="000000"/>
     </w:rPr>
     <w:tblPr>
       <w:tblStyleRowBandSize w:val="1"/>
@@ -11813,7 +12649,7 @@
       <w:rPr>
         <w:b/>
         <w:bCs/>
-        <w:color w:val="000000" w:themeColor="text1"/>
+        <w:color w:val="000000"/>
       </w:rPr>
       <w:tblPr/>
       <w:tcPr>
@@ -11822,7 +12658,7 @@
     </w:tblStylePr>
     <w:tblStylePr w:type="firstCol">
       <w:rPr>
-        <w:color w:val="FFFFFF" w:themeColor="background1"/>
+        <w:color w:val="000000"/>
       </w:rPr>
       <w:tblPr/>
       <w:tcPr>
@@ -11831,7 +12667,7 @@
     </w:tblStylePr>
     <w:tblStylePr w:type="lastCol">
       <w:rPr>
-        <w:color w:val="FFFFFF" w:themeColor="background1"/>
+        <w:color w:val="000000"/>
       </w:rPr>
       <w:tblPr/>
       <w:tcPr>
@@ -11860,7 +12696,7 @@
       <w:spacing w:after="0" w:line="240" w:lineRule="auto"/>
     </w:pPr>
     <w:rPr>
-      <w:color w:val="000000" w:themeColor="text1"/>
+      <w:color w:val="000000"/>
     </w:rPr>
     <w:tblPr>
       <w:tblStyleRowBandSize w:val="1"/>
@@ -11893,7 +12729,7 @@
       <w:rPr>
         <w:b/>
         <w:bCs/>
-        <w:color w:val="000000" w:themeColor="text1"/>
+        <w:color w:val="000000"/>
       </w:rPr>
       <w:tblPr/>
       <w:tcPr>
@@ -11902,7 +12738,7 @@
     </w:tblStylePr>
     <w:tblStylePr w:type="firstCol">
       <w:rPr>
-        <w:color w:val="FFFFFF" w:themeColor="background1"/>
+        <w:color w:val="000000"/>
       </w:rPr>
       <w:tblPr/>
       <w:tcPr>
@@ -11911,7 +12747,7 @@
     </w:tblStylePr>
     <w:tblStylePr w:type="lastCol">
       <w:rPr>
-        <w:color w:val="FFFFFF" w:themeColor="background1"/>
+        <w:color w:val="000000"/>
       </w:rPr>
       <w:tblPr/>
       <w:tcPr>
@@ -11940,7 +12776,7 @@
       <w:spacing w:after="0" w:line="240" w:lineRule="auto"/>
     </w:pPr>
     <w:rPr>
-      <w:color w:val="000000" w:themeColor="text1"/>
+      <w:color w:val="000000"/>
     </w:rPr>
     <w:tblPr>
       <w:tblStyleRowBandSize w:val="1"/>
@@ -11973,7 +12809,7 @@
       <w:rPr>
         <w:b/>
         <w:bCs/>
-        <w:color w:val="000000" w:themeColor="text1"/>
+        <w:color w:val="000000"/>
       </w:rPr>
       <w:tblPr/>
       <w:tcPr>
@@ -11982,7 +12818,7 @@
     </w:tblStylePr>
     <w:tblStylePr w:type="firstCol">
       <w:rPr>
-        <w:color w:val="FFFFFF" w:themeColor="background1"/>
+        <w:color w:val="000000"/>
       </w:rPr>
       <w:tblPr/>
       <w:tcPr>
@@ -11991,7 +12827,7 @@
     </w:tblStylePr>
     <w:tblStylePr w:type="lastCol">
       <w:rPr>
-        <w:color w:val="FFFFFF" w:themeColor="background1"/>
+        <w:color w:val="000000"/>
       </w:rPr>
       <w:tblPr/>
       <w:tcPr>
@@ -12020,7 +12856,7 @@
       <w:spacing w:after="0" w:line="240" w:lineRule="auto"/>
     </w:pPr>
     <w:rPr>
-      <w:color w:val="000000" w:themeColor="text1"/>
+      <w:color w:val="000000"/>
     </w:rPr>
     <w:tblPr>
       <w:tblStyleRowBandSize w:val="1"/>
@@ -12053,7 +12889,7 @@
       <w:rPr>
         <w:b/>
         <w:bCs/>
-        <w:color w:val="000000" w:themeColor="text1"/>
+        <w:color w:val="000000"/>
       </w:rPr>
       <w:tblPr/>
       <w:tcPr>
@@ -12062,7 +12898,7 @@
     </w:tblStylePr>
     <w:tblStylePr w:type="firstCol">
       <w:rPr>
-        <w:color w:val="FFFFFF" w:themeColor="background1"/>
+        <w:color w:val="000000"/>
       </w:rPr>
       <w:tblPr/>
       <w:tcPr>
@@ -12071,7 +12907,7 @@
     </w:tblStylePr>
     <w:tblStylePr w:type="lastCol">
       <w:rPr>
-        <w:color w:val="FFFFFF" w:themeColor="background1"/>
+        <w:color w:val="000000"/>
       </w:rPr>
       <w:tblPr/>
       <w:tcPr>
@@ -12100,7 +12936,7 @@
       <w:spacing w:after="0" w:line="240" w:lineRule="auto"/>
     </w:pPr>
     <w:rPr>
-      <w:color w:val="000000" w:themeColor="text1"/>
+      <w:color w:val="000000"/>
     </w:rPr>
     <w:tblPr>
       <w:tblStyleRowBandSize w:val="1"/>
@@ -12133,7 +12969,7 @@
       <w:rPr>
         <w:b/>
         <w:bCs/>
-        <w:color w:val="000000" w:themeColor="text1"/>
+        <w:color w:val="000000"/>
       </w:rPr>
       <w:tblPr/>
       <w:tcPr>
@@ -12142,7 +12978,7 @@
     </w:tblStylePr>
     <w:tblStylePr w:type="firstCol">
       <w:rPr>
-        <w:color w:val="FFFFFF" w:themeColor="background1"/>
+        <w:color w:val="000000"/>
       </w:rPr>
       <w:tblPr/>
       <w:tcPr>
@@ -12151,7 +12987,7 @@
     </w:tblStylePr>
     <w:tblStylePr w:type="lastCol">
       <w:rPr>
-        <w:color w:val="FFFFFF" w:themeColor="background1"/>
+        <w:color w:val="000000"/>
       </w:rPr>
       <w:tblPr/>
       <w:tcPr>
@@ -12353,7 +13189,7 @@
       <w:rFonts w:asciiTheme="majorHAnsi" w:eastAsiaTheme="majorEastAsia" w:hAnsiTheme="majorHAnsi" w:cstheme="majorBidi"/>
       <w:b/>
       <w:bCs/>
-      <w:color w:val="365F91" w:themeColor="accent1" w:themeShade="BF"/>
+      <w:color w:val="000000"/>
       <w:sz w:val="28"/>
       <w:szCs w:val="28"/>
     </w:rPr>
@@ -12377,7 +13213,7 @@
       <w:rFonts w:asciiTheme="majorHAnsi" w:eastAsiaTheme="majorEastAsia" w:hAnsiTheme="majorHAnsi" w:cstheme="majorBidi"/>
       <w:b/>
       <w:bCs/>
-      <w:color w:val="4F81BD" w:themeColor="accent1"/>
+      <w:color w:val="000000"/>
       <w:sz w:val="26"/>
       <w:szCs w:val="26"/>
     </w:rPr>
@@ -12401,7 +13237,7 @@
       <w:rFonts w:asciiTheme="majorHAnsi" w:eastAsiaTheme="majorEastAsia" w:hAnsiTheme="majorHAnsi" w:cstheme="majorBidi"/>
       <w:b/>
       <w:bCs/>
-      <w:color w:val="4F81BD" w:themeColor="accent1"/>
+      <w:color w:val="000000"/>
     </w:rPr>
   </w:style>
   <w:style w:type="paragraph" w:styleId="Heading4">
@@ -12426,7 +13262,7 @@
       <w:bCs/>
       <w:i/>
       <w:iCs/>
-      <w:color w:val="4F81BD" w:themeColor="accent1"/>
+      <w:color w:val="000000"/>
     </w:rPr>
   </w:style>
   <w:style w:type="paragraph" w:styleId="Heading5">
@@ -12447,7 +13283,7 @@
     </w:pPr>
     <w:rPr>
       <w:rFonts w:asciiTheme="majorHAnsi" w:eastAsiaTheme="majorEastAsia" w:hAnsiTheme="majorHAnsi" w:cstheme="majorBidi"/>
-      <w:color w:val="243F60" w:themeColor="accent1" w:themeShade="7F"/>
+      <w:color w:val="000000"/>
     </w:rPr>
   </w:style>
   <w:style w:type="paragraph" w:styleId="Heading6">
@@ -12470,7 +13306,7 @@
       <w:rFonts w:asciiTheme="majorHAnsi" w:eastAsiaTheme="majorEastAsia" w:hAnsiTheme="majorHAnsi" w:cstheme="majorBidi"/>
       <w:i/>
       <w:iCs/>
-      <w:color w:val="243F60" w:themeColor="accent1" w:themeShade="7F"/>
+      <w:color w:val="000000"/>
     </w:rPr>
   </w:style>
   <w:style w:type="paragraph" w:styleId="Heading7">
@@ -12493,7 +13329,7 @@
       <w:rFonts w:asciiTheme="majorHAnsi" w:eastAsiaTheme="majorEastAsia" w:hAnsiTheme="majorHAnsi" w:cstheme="majorBidi"/>
       <w:i/>
       <w:iCs/>
-      <w:color w:val="404040" w:themeColor="text1" w:themeTint="BF"/>
+      <w:color w:val="000000"/>
     </w:rPr>
   </w:style>
   <w:style w:type="paragraph" w:styleId="Heading8">
@@ -12514,7 +13350,7 @@
     </w:pPr>
     <w:rPr>
       <w:rFonts w:asciiTheme="majorHAnsi" w:eastAsiaTheme="majorEastAsia" w:hAnsiTheme="majorHAnsi" w:cstheme="majorBidi"/>
-      <w:color w:val="4F81BD" w:themeColor="accent1"/>
+      <w:color w:val="000000"/>
       <w:sz w:val="20"/>
       <w:szCs w:val="20"/>
     </w:rPr>
@@ -12539,7 +13375,7 @@
       <w:rFonts w:asciiTheme="majorHAnsi" w:eastAsiaTheme="majorEastAsia" w:hAnsiTheme="majorHAnsi" w:cstheme="majorBidi"/>
       <w:i/>
       <w:iCs/>
-      <w:color w:val="404040" w:themeColor="text1" w:themeTint="BF"/>
+      <w:color w:val="000000"/>
       <w:sz w:val="20"/>
       <w:szCs w:val="20"/>
     </w:rPr>
@@ -12590,7 +13426,7 @@
       <w:rFonts w:asciiTheme="majorHAnsi" w:eastAsiaTheme="majorEastAsia" w:hAnsiTheme="majorHAnsi" w:cstheme="majorBidi"/>
       <w:b/>
       <w:bCs/>
-      <w:color w:val="365F91" w:themeColor="accent1" w:themeShade="BF"/>
+      <w:color w:val="000000"/>
       <w:sz w:val="28"/>
       <w:szCs w:val="28"/>
     </w:rPr>
@@ -12605,7 +13441,7 @@
       <w:rFonts w:asciiTheme="majorHAnsi" w:eastAsiaTheme="majorEastAsia" w:hAnsiTheme="majorHAnsi" w:cstheme="majorBidi"/>
       <w:b/>
       <w:bCs/>
-      <w:color w:val="4F81BD" w:themeColor="accent1"/>
+      <w:color w:val="000000"/>
       <w:sz w:val="26"/>
       <w:szCs w:val="26"/>
     </w:rPr>
@@ -12620,7 +13456,7 @@
       <w:rFonts w:asciiTheme="majorHAnsi" w:eastAsiaTheme="majorEastAsia" w:hAnsiTheme="majorHAnsi" w:cstheme="majorBidi"/>
       <w:b/>
       <w:bCs/>
-      <w:color w:val="4F81BD" w:themeColor="accent1"/>
+      <w:color w:val="000000"/>
     </w:rPr>
   </w:style>
   <w:style w:type="paragraph" w:styleId="Title">
@@ -12640,7 +13476,7 @@
     </w:pPr>
     <w:rPr>
       <w:rFonts w:asciiTheme="majorHAnsi" w:eastAsiaTheme="majorEastAsia" w:hAnsiTheme="majorHAnsi" w:cstheme="majorBidi"/>
-      <w:color w:val="17365D" w:themeColor="text2" w:themeShade="BF"/>
+      <w:color w:val="000000"/>
       <w:spacing w:val="5"/>
       <w:kern w:val="28"/>
       <w:sz w:val="52"/>
@@ -12655,7 +13491,7 @@
     <w:rsid w:val="00FC693F"/>
     <w:rPr>
       <w:rFonts w:asciiTheme="majorHAnsi" w:eastAsiaTheme="majorEastAsia" w:hAnsiTheme="majorHAnsi" w:cstheme="majorBidi"/>
-      <w:color w:val="17365D" w:themeColor="text2" w:themeShade="BF"/>
+      <w:color w:val="000000"/>
       <w:spacing w:val="5"/>
       <w:kern w:val="28"/>
       <w:sz w:val="52"/>
@@ -12679,7 +13515,7 @@
       <w:rFonts w:asciiTheme="majorHAnsi" w:eastAsiaTheme="majorEastAsia" w:hAnsiTheme="majorHAnsi" w:cstheme="majorBidi"/>
       <w:i/>
       <w:iCs/>
-      <w:color w:val="4F81BD" w:themeColor="accent1"/>
+      <w:color w:val="000000"/>
       <w:spacing w:val="15"/>
       <w:sz w:val="24"/>
       <w:szCs w:val="24"/>
@@ -12695,7 +13531,7 @@
       <w:rFonts w:asciiTheme="majorHAnsi" w:eastAsiaTheme="majorEastAsia" w:hAnsiTheme="majorHAnsi" w:cstheme="majorBidi"/>
       <w:i/>
       <w:iCs/>
-      <w:color w:val="4F81BD" w:themeColor="accent1"/>
+      <w:color w:val="000000"/>
       <w:spacing w:val="15"/>
       <w:sz w:val="24"/>
       <w:szCs w:val="24"/>
@@ -12967,7 +13803,7 @@
     <w:rPr>
       <w:i/>
       <w:iCs/>
-      <w:color w:val="000000" w:themeColor="text1"/>
+      <w:color w:val="000000"/>
     </w:rPr>
   </w:style>
   <w:style w:type="character" w:customStyle="1" w:styleId="QuoteChar">
@@ -12979,7 +13815,7 @@
     <w:rPr>
       <w:i/>
       <w:iCs/>
-      <w:color w:val="000000" w:themeColor="text1"/>
+      <w:color w:val="000000"/>
     </w:rPr>
   </w:style>
   <w:style w:type="character" w:customStyle="1" w:styleId="Heading4Char">
@@ -12995,7 +13831,7 @@
       <w:bCs/>
       <w:i/>
       <w:iCs/>
-      <w:color w:val="4F81BD" w:themeColor="accent1"/>
+      <w:color w:val="000000"/>
     </w:rPr>
   </w:style>
   <w:style w:type="character" w:customStyle="1" w:styleId="Heading5Char">
@@ -13007,7 +13843,7 @@
     <w:rsid w:val="00FC693F"/>
     <w:rPr>
       <w:rFonts w:asciiTheme="majorHAnsi" w:eastAsiaTheme="majorEastAsia" w:hAnsiTheme="majorHAnsi" w:cstheme="majorBidi"/>
-      <w:color w:val="243F60" w:themeColor="accent1" w:themeShade="7F"/>
+      <w:color w:val="000000"/>
     </w:rPr>
   </w:style>
   <w:style w:type="character" w:customStyle="1" w:styleId="Heading6Char">
@@ -13021,7 +13857,7 @@
       <w:rFonts w:asciiTheme="majorHAnsi" w:eastAsiaTheme="majorEastAsia" w:hAnsiTheme="majorHAnsi" w:cstheme="majorBidi"/>
       <w:i/>
       <w:iCs/>
-      <w:color w:val="243F60" w:themeColor="accent1" w:themeShade="7F"/>
+      <w:color w:val="000000"/>
     </w:rPr>
   </w:style>
   <w:style w:type="character" w:customStyle="1" w:styleId="Heading7Char">
@@ -13035,7 +13871,7 @@
       <w:rFonts w:asciiTheme="majorHAnsi" w:eastAsiaTheme="majorEastAsia" w:hAnsiTheme="majorHAnsi" w:cstheme="majorBidi"/>
       <w:i/>
       <w:iCs/>
-      <w:color w:val="404040" w:themeColor="text1" w:themeTint="BF"/>
+      <w:color w:val="000000"/>
     </w:rPr>
   </w:style>
   <w:style w:type="character" w:customStyle="1" w:styleId="Heading8Char">
@@ -13047,7 +13883,7 @@
     <w:rsid w:val="00FC693F"/>
     <w:rPr>
       <w:rFonts w:asciiTheme="majorHAnsi" w:eastAsiaTheme="majorEastAsia" w:hAnsiTheme="majorHAnsi" w:cstheme="majorBidi"/>
-      <w:color w:val="4F81BD" w:themeColor="accent1"/>
+      <w:color w:val="000000"/>
       <w:sz w:val="20"/>
       <w:szCs w:val="20"/>
     </w:rPr>
@@ -13063,7 +13899,7 @@
       <w:rFonts w:asciiTheme="majorHAnsi" w:eastAsiaTheme="majorEastAsia" w:hAnsiTheme="majorHAnsi" w:cstheme="majorBidi"/>
       <w:i/>
       <w:iCs/>
-      <w:color w:val="404040" w:themeColor="text1" w:themeTint="BF"/>
+      <w:color w:val="000000"/>
       <w:sz w:val="20"/>
       <w:szCs w:val="20"/>
     </w:rPr>
@@ -13083,7 +13919,7 @@
     <w:rPr>
       <w:b/>
       <w:bCs/>
-      <w:color w:val="4F81BD" w:themeColor="accent1"/>
+      <w:color w:val="000000"/>
       <w:sz w:val="18"/>
       <w:szCs w:val="18"/>
     </w:rPr>
@@ -13130,7 +13966,7 @@
       <w:bCs/>
       <w:i/>
       <w:iCs/>
-      <w:color w:val="4F81BD" w:themeColor="accent1"/>
+      <w:color w:val="000000"/>
     </w:rPr>
   </w:style>
   <w:style w:type="character" w:customStyle="1" w:styleId="IntenseQuoteChar">
@@ -13144,7 +13980,7 @@
       <w:bCs/>
       <w:i/>
       <w:iCs/>
-      <w:color w:val="4F81BD" w:themeColor="accent1"/>
+      <w:color w:val="000000"/>
     </w:rPr>
   </w:style>
   <w:style w:type="character" w:styleId="SubtleEmphasis">
@@ -13156,7 +13992,7 @@
     <w:rPr>
       <w:i/>
       <w:iCs/>
-      <w:color w:val="808080" w:themeColor="text1" w:themeTint="7F"/>
+      <w:color w:val="000000"/>
     </w:rPr>
   </w:style>
   <w:style w:type="character" w:styleId="IntenseEmphasis">
@@ -13170,7 +14006,7 @@
       <w:bCs/>
       <w:i/>
       <w:iCs/>
-      <w:color w:val="4F81BD" w:themeColor="accent1"/>
+      <w:color w:val="000000"/>
     </w:rPr>
   </w:style>
   <w:style w:type="character" w:styleId="SubtleReference">
@@ -13181,7 +14017,7 @@
     <w:rsid w:val="00FC693F"/>
     <w:rPr>
       <w:smallCaps/>
-      <w:color w:val="C0504D" w:themeColor="accent2"/>
+      <w:color w:val="000000"/>
       <w:u w:val="single"/>
     </w:rPr>
   </w:style>
@@ -13195,7 +14031,7 @@
       <w:b/>
       <w:bCs/>
       <w:smallCaps/>
-      <w:color w:val="C0504D" w:themeColor="accent2"/>
+      <w:color w:val="000000"/>
       <w:spacing w:val="5"/>
       <w:u w:val="single"/>
     </w:rPr>
@@ -13261,7 +14097,7 @@
       <w:spacing w:after="0" w:line="240" w:lineRule="auto"/>
     </w:pPr>
     <w:rPr>
-      <w:color w:val="000000" w:themeColor="text1" w:themeShade="BF"/>
+      <w:color w:val="000000"/>
     </w:rPr>
     <w:tblPr>
       <w:tblStyleRowBandSize w:val="1"/>
@@ -13364,7 +14200,7 @@
       <w:spacing w:after="0" w:line="240" w:lineRule="auto"/>
     </w:pPr>
     <w:rPr>
-      <w:color w:val="365F91" w:themeColor="accent1" w:themeShade="BF"/>
+      <w:color w:val="000000"/>
     </w:rPr>
     <w:tblPr>
       <w:tblStyleRowBandSize w:val="1"/>
@@ -13467,7 +14303,7 @@
       <w:spacing w:after="0" w:line="240" w:lineRule="auto"/>
     </w:pPr>
     <w:rPr>
-      <w:color w:val="943634" w:themeColor="accent2" w:themeShade="BF"/>
+      <w:color w:val="000000"/>
     </w:rPr>
     <w:tblPr>
       <w:tblStyleRowBandSize w:val="1"/>
@@ -13570,7 +14406,7 @@
       <w:spacing w:after="0" w:line="240" w:lineRule="auto"/>
     </w:pPr>
     <w:rPr>
-      <w:color w:val="76923C" w:themeColor="accent3" w:themeShade="BF"/>
+      <w:color w:val="000000"/>
     </w:rPr>
     <w:tblPr>
       <w:tblStyleRowBandSize w:val="1"/>
@@ -13673,7 +14509,7 @@
       <w:spacing w:after="0" w:line="240" w:lineRule="auto"/>
     </w:pPr>
     <w:rPr>
-      <w:color w:val="5F497A" w:themeColor="accent4" w:themeShade="BF"/>
+      <w:color w:val="000000"/>
     </w:rPr>
     <w:tblPr>
       <w:tblStyleRowBandSize w:val="1"/>
@@ -13776,7 +14612,7 @@
       <w:spacing w:after="0" w:line="240" w:lineRule="auto"/>
     </w:pPr>
     <w:rPr>
-      <w:color w:val="31849B" w:themeColor="accent5" w:themeShade="BF"/>
+      <w:color w:val="000000"/>
     </w:rPr>
     <w:tblPr>
       <w:tblStyleRowBandSize w:val="1"/>
@@ -13879,7 +14715,7 @@
       <w:spacing w:after="0" w:line="240" w:lineRule="auto"/>
     </w:pPr>
     <w:rPr>
-      <w:color w:val="E36C0A" w:themeColor="accent6" w:themeShade="BF"/>
+      <w:color w:val="000000"/>
     </w:rPr>
     <w:tblPr>
       <w:tblStyleRowBandSize w:val="1"/>
@@ -14005,7 +14841,7 @@
       <w:rPr>
         <w:b/>
         <w:bCs/>
-        <w:color w:val="FFFFFF" w:themeColor="background1"/>
+        <w:color w:val="000000"/>
       </w:rPr>
       <w:tblPr/>
       <w:tcPr>
@@ -14097,7 +14933,7 @@
       <w:rPr>
         <w:b/>
         <w:bCs/>
-        <w:color w:val="FFFFFF" w:themeColor="background1"/>
+        <w:color w:val="000000"/>
       </w:rPr>
       <w:tblPr/>
       <w:tcPr>
@@ -14189,7 +15025,7 @@
       <w:rPr>
         <w:b/>
         <w:bCs/>
-        <w:color w:val="FFFFFF" w:themeColor="background1"/>
+        <w:color w:val="000000"/>
       </w:rPr>
       <w:tblPr/>
       <w:tcPr>
@@ -14281,7 +15117,7 @@
       <w:rPr>
         <w:b/>
         <w:bCs/>
-        <w:color w:val="FFFFFF" w:themeColor="background1"/>
+        <w:color w:val="000000"/>
       </w:rPr>
       <w:tblPr/>
       <w:tcPr>
@@ -14373,7 +15209,7 @@
       <w:rPr>
         <w:b/>
         <w:bCs/>
-        <w:color w:val="FFFFFF" w:themeColor="background1"/>
+        <w:color w:val="000000"/>
       </w:rPr>
       <w:tblPr/>
       <w:tcPr>
@@ -14465,7 +15301,7 @@
       <w:rPr>
         <w:b/>
         <w:bCs/>
-        <w:color w:val="FFFFFF" w:themeColor="background1"/>
+        <w:color w:val="000000"/>
       </w:rPr>
       <w:tblPr/>
       <w:tcPr>
@@ -14557,7 +15393,7 @@
       <w:rPr>
         <w:b/>
         <w:bCs/>
-        <w:color w:val="FFFFFF" w:themeColor="background1"/>
+        <w:color w:val="000000"/>
       </w:rPr>
       <w:tblPr/>
       <w:tcPr>
@@ -15560,7 +16396,7 @@
       <w:rPr>
         <w:b/>
         <w:bCs/>
-        <w:color w:val="FFFFFF" w:themeColor="background1"/>
+        <w:color w:val="000000"/>
       </w:rPr>
       <w:tblPr/>
       <w:tcPr>
@@ -15666,7 +16502,7 @@
       <w:rPr>
         <w:b/>
         <w:bCs/>
-        <w:color w:val="FFFFFF" w:themeColor="background1"/>
+        <w:color w:val="000000"/>
       </w:rPr>
       <w:tblPr/>
       <w:tcPr>
@@ -15772,7 +16608,7 @@
       <w:rPr>
         <w:b/>
         <w:bCs/>
-        <w:color w:val="FFFFFF" w:themeColor="background1"/>
+        <w:color w:val="000000"/>
       </w:rPr>
       <w:tblPr/>
       <w:tcPr>
@@ -15878,7 +16714,7 @@
       <w:rPr>
         <w:b/>
         <w:bCs/>
-        <w:color w:val="FFFFFF" w:themeColor="background1"/>
+        <w:color w:val="000000"/>
       </w:rPr>
       <w:tblPr/>
       <w:tcPr>
@@ -15984,7 +16820,7 @@
       <w:rPr>
         <w:b/>
         <w:bCs/>
-        <w:color w:val="FFFFFF" w:themeColor="background1"/>
+        <w:color w:val="000000"/>
       </w:rPr>
       <w:tblPr/>
       <w:tcPr>
@@ -16090,7 +16926,7 @@
       <w:rPr>
         <w:b/>
         <w:bCs/>
-        <w:color w:val="FFFFFF" w:themeColor="background1"/>
+        <w:color w:val="000000"/>
       </w:rPr>
       <w:tblPr/>
       <w:tcPr>
@@ -16196,7 +17032,7 @@
       <w:rPr>
         <w:b/>
         <w:bCs/>
-        <w:color w:val="FFFFFF" w:themeColor="background1"/>
+        <w:color w:val="000000"/>
       </w:rPr>
       <w:tblPr/>
       <w:tcPr>
@@ -16299,7 +17135,7 @@
       <w:rPr>
         <w:b/>
         <w:bCs/>
-        <w:color w:val="FFFFFF" w:themeColor="background1"/>
+        <w:color w:val="000000"/>
       </w:rPr>
       <w:tblPr/>
       <w:tcPr>
@@ -16319,7 +17155,7 @@
         <w:spacing w:before="0" w:after="0" w:line="240" w:lineRule="auto"/>
       </w:pPr>
       <w:rPr>
-        <w:color w:val="auto"/>
+        <w:color w:val="000000"/>
       </w:rPr>
       <w:tblPr/>
       <w:tcPr>
@@ -16338,7 +17174,7 @@
       <w:rPr>
         <w:b/>
         <w:bCs/>
-        <w:color w:val="FFFFFF" w:themeColor="background1"/>
+        <w:color w:val="000000"/>
       </w:rPr>
       <w:tblPr/>
       <w:tcPr>
@@ -16357,7 +17193,7 @@
       <w:rPr>
         <w:b/>
         <w:bCs/>
-        <w:color w:val="FFFFFF" w:themeColor="background1"/>
+        <w:color w:val="000000"/>
       </w:rPr>
       <w:tblPr/>
       <w:tcPr>
@@ -16403,7 +17239,7 @@
     </w:tblStylePr>
     <w:tblStylePr w:type="nwCell">
       <w:rPr>
-        <w:color w:val="FFFFFF" w:themeColor="background1"/>
+        <w:color w:val="000000"/>
       </w:rPr>
       <w:tblPr/>
       <w:tcPr>
@@ -16448,7 +17284,7 @@
       <w:rPr>
         <w:b/>
         <w:bCs/>
-        <w:color w:val="FFFFFF" w:themeColor="background1"/>
+        <w:color w:val="000000"/>
       </w:rPr>
       <w:tblPr/>
       <w:tcPr>
@@ -16468,7 +17304,7 @@
         <w:spacing w:before="0" w:after="0" w:line="240" w:lineRule="auto"/>
       </w:pPr>
       <w:rPr>
-        <w:color w:val="auto"/>
+        <w:color w:val="000000"/>
       </w:rPr>
       <w:tblPr/>
       <w:tcPr>
@@ -16487,7 +17323,7 @@
       <w:rPr>
         <w:b/>
         <w:bCs/>
-        <w:color w:val="FFFFFF" w:themeColor="background1"/>
+        <w:color w:val="000000"/>
       </w:rPr>
       <w:tblPr/>
       <w:tcPr>
@@ -16506,7 +17342,7 @@
       <w:rPr>
         <w:b/>
         <w:bCs/>
-        <w:color w:val="FFFFFF" w:themeColor="background1"/>
+        <w:color w:val="000000"/>
       </w:rPr>
       <w:tblPr/>
       <w:tcPr>
@@ -16552,7 +17388,7 @@
     </w:tblStylePr>
     <w:tblStylePr w:type="nwCell">
       <w:rPr>
-        <w:color w:val="FFFFFF" w:themeColor="background1"/>
+        <w:color w:val="000000"/>
       </w:rPr>
       <w:tblPr/>
       <w:tcPr>
@@ -16597,7 +17433,7 @@
       <w:rPr>
         <w:b/>
         <w:bCs/>
-        <w:color w:val="FFFFFF" w:themeColor="background1"/>
+        <w:color w:val="000000"/>
       </w:rPr>
       <w:tblPr/>
       <w:tcPr>
@@ -16617,7 +17453,7 @@
         <w:spacing w:before="0" w:after="0" w:line="240" w:lineRule="auto"/>
       </w:pPr>
       <w:rPr>
-        <w:color w:val="auto"/>
+        <w:color w:val="000000"/>
       </w:rPr>
       <w:tblPr/>
       <w:tcPr>
@@ -16636,7 +17472,7 @@
       <w:rPr>
         <w:b/>
         <w:bCs/>
-        <w:color w:val="FFFFFF" w:themeColor="background1"/>
+        <w:color w:val="000000"/>
       </w:rPr>
       <w:tblPr/>
       <w:tcPr>
@@ -16655,7 +17491,7 @@
       <w:rPr>
         <w:b/>
         <w:bCs/>
-        <w:color w:val="FFFFFF" w:themeColor="background1"/>
+        <w:color w:val="000000"/>
       </w:rPr>
       <w:tblPr/>
       <w:tcPr>
@@ -16701,7 +17537,7 @@
     </w:tblStylePr>
     <w:tblStylePr w:type="nwCell">
       <w:rPr>
-        <w:color w:val="FFFFFF" w:themeColor="background1"/>
+        <w:color w:val="000000"/>
       </w:rPr>
       <w:tblPr/>
       <w:tcPr>
@@ -16746,7 +17582,7 @@
       <w:rPr>
         <w:b/>
         <w:bCs/>
-        <w:color w:val="FFFFFF" w:themeColor="background1"/>
+        <w:color w:val="000000"/>
       </w:rPr>
       <w:tblPr/>
       <w:tcPr>
@@ -16766,7 +17602,7 @@
         <w:spacing w:before="0" w:after="0" w:line="240" w:lineRule="auto"/>
       </w:pPr>
       <w:rPr>
-        <w:color w:val="auto"/>
+        <w:color w:val="000000"/>
       </w:rPr>
       <w:tblPr/>
       <w:tcPr>
@@ -16785,7 +17621,7 @@
       <w:rPr>
         <w:b/>
         <w:bCs/>
-        <w:color w:val="FFFFFF" w:themeColor="background1"/>
+        <w:color w:val="000000"/>
       </w:rPr>
       <w:tblPr/>
       <w:tcPr>
@@ -16804,7 +17640,7 @@
       <w:rPr>
         <w:b/>
         <w:bCs/>
-        <w:color w:val="FFFFFF" w:themeColor="background1"/>
+        <w:color w:val="000000"/>
       </w:rPr>
       <w:tblPr/>
       <w:tcPr>
@@ -16850,7 +17686,7 @@
     </w:tblStylePr>
     <w:tblStylePr w:type="nwCell">
       <w:rPr>
-        <w:color w:val="FFFFFF" w:themeColor="background1"/>
+        <w:color w:val="000000"/>
       </w:rPr>
       <w:tblPr/>
       <w:tcPr>
@@ -16895,7 +17731,7 @@
       <w:rPr>
         <w:b/>
         <w:bCs/>
-        <w:color w:val="FFFFFF" w:themeColor="background1"/>
+        <w:color w:val="000000"/>
       </w:rPr>
       <w:tblPr/>
       <w:tcPr>
@@ -16915,7 +17751,7 @@
         <w:spacing w:before="0" w:after="0" w:line="240" w:lineRule="auto"/>
       </w:pPr>
       <w:rPr>
-        <w:color w:val="auto"/>
+        <w:color w:val="000000"/>
       </w:rPr>
       <w:tblPr/>
       <w:tcPr>
@@ -16934,7 +17770,7 @@
       <w:rPr>
         <w:b/>
         <w:bCs/>
-        <w:color w:val="FFFFFF" w:themeColor="background1"/>
+        <w:color w:val="000000"/>
       </w:rPr>
       <w:tblPr/>
       <w:tcPr>
@@ -16953,7 +17789,7 @@
       <w:rPr>
         <w:b/>
         <w:bCs/>
-        <w:color w:val="FFFFFF" w:themeColor="background1"/>
+        <w:color w:val="000000"/>
       </w:rPr>
       <w:tblPr/>
       <w:tcPr>
@@ -16999,7 +17835,7 @@
     </w:tblStylePr>
     <w:tblStylePr w:type="nwCell">
       <w:rPr>
-        <w:color w:val="FFFFFF" w:themeColor="background1"/>
+        <w:color w:val="000000"/>
       </w:rPr>
       <w:tblPr/>
       <w:tcPr>
@@ -17044,7 +17880,7 @@
       <w:rPr>
         <w:b/>
         <w:bCs/>
-        <w:color w:val="FFFFFF" w:themeColor="background1"/>
+        <w:color w:val="000000"/>
       </w:rPr>
       <w:tblPr/>
       <w:tcPr>
@@ -17064,7 +17900,7 @@
         <w:spacing w:before="0" w:after="0" w:line="240" w:lineRule="auto"/>
       </w:pPr>
       <w:rPr>
-        <w:color w:val="auto"/>
+        <w:color w:val="000000"/>
       </w:rPr>
       <w:tblPr/>
       <w:tcPr>
@@ -17083,7 +17919,7 @@
       <w:rPr>
         <w:b/>
         <w:bCs/>
-        <w:color w:val="FFFFFF" w:themeColor="background1"/>
+        <w:color w:val="000000"/>
       </w:rPr>
       <w:tblPr/>
       <w:tcPr>
@@ -17102,7 +17938,7 @@
       <w:rPr>
         <w:b/>
         <w:bCs/>
-        <w:color w:val="FFFFFF" w:themeColor="background1"/>
+        <w:color w:val="000000"/>
       </w:rPr>
       <w:tblPr/>
       <w:tcPr>
@@ -17148,7 +17984,7 @@
     </w:tblStylePr>
     <w:tblStylePr w:type="nwCell">
       <w:rPr>
-        <w:color w:val="FFFFFF" w:themeColor="background1"/>
+        <w:color w:val="000000"/>
       </w:rPr>
       <w:tblPr/>
       <w:tcPr>
@@ -17193,7 +18029,7 @@
       <w:rPr>
         <w:b/>
         <w:bCs/>
-        <w:color w:val="FFFFFF" w:themeColor="background1"/>
+        <w:color w:val="000000"/>
       </w:rPr>
       <w:tblPr/>
       <w:tcPr>
@@ -17213,7 +18049,7 @@
         <w:spacing w:before="0" w:after="0" w:line="240" w:lineRule="auto"/>
       </w:pPr>
       <w:rPr>
-        <w:color w:val="auto"/>
+        <w:color w:val="000000"/>
       </w:rPr>
       <w:tblPr/>
       <w:tcPr>
@@ -17232,7 +18068,7 @@
       <w:rPr>
         <w:b/>
         <w:bCs/>
-        <w:color w:val="FFFFFF" w:themeColor="background1"/>
+        <w:color w:val="000000"/>
       </w:rPr>
       <w:tblPr/>
       <w:tcPr>
@@ -17251,7 +18087,7 @@
       <w:rPr>
         <w:b/>
         <w:bCs/>
-        <w:color w:val="FFFFFF" w:themeColor="background1"/>
+        <w:color w:val="000000"/>
       </w:rPr>
       <w:tblPr/>
       <w:tcPr>
@@ -17297,7 +18133,7 @@
     </w:tblStylePr>
     <w:tblStylePr w:type="nwCell">
       <w:rPr>
-        <w:color w:val="FFFFFF" w:themeColor="background1"/>
+        <w:color w:val="000000"/>
       </w:rPr>
       <w:tblPr/>
       <w:tcPr>
@@ -17321,7 +18157,7 @@
       <w:spacing w:after="0" w:line="240" w:lineRule="auto"/>
     </w:pPr>
     <w:rPr>
-      <w:color w:val="000000" w:themeColor="text1"/>
+      <w:color w:val="000000"/>
     </w:rPr>
     <w:tblPr>
       <w:tblStyleRowBandSize w:val="1"/>
@@ -17354,7 +18190,7 @@
       <w:rPr>
         <w:b/>
         <w:bCs/>
-        <w:color w:val="1F497D" w:themeColor="text2"/>
+        <w:color w:val="000000"/>
       </w:rPr>
       <w:tblPr/>
       <w:tcPr>
@@ -17405,7 +18241,7 @@
       <w:spacing w:after="0" w:line="240" w:lineRule="auto"/>
     </w:pPr>
     <w:rPr>
-      <w:color w:val="000000" w:themeColor="text1"/>
+      <w:color w:val="000000"/>
     </w:rPr>
     <w:tblPr>
       <w:tblStyleRowBandSize w:val="1"/>
@@ -17438,7 +18274,7 @@
       <w:rPr>
         <w:b/>
         <w:bCs/>
-        <w:color w:val="1F497D" w:themeColor="text2"/>
+        <w:color w:val="000000"/>
       </w:rPr>
       <w:tblPr/>
       <w:tcPr>
@@ -17489,7 +18325,7 @@
       <w:spacing w:after="0" w:line="240" w:lineRule="auto"/>
     </w:pPr>
     <w:rPr>
-      <w:color w:val="000000" w:themeColor="text1"/>
+      <w:color w:val="000000"/>
     </w:rPr>
     <w:tblPr>
       <w:tblStyleRowBandSize w:val="1"/>
@@ -17522,7 +18358,7 @@
       <w:rPr>
         <w:b/>
         <w:bCs/>
-        <w:color w:val="1F497D" w:themeColor="text2"/>
+        <w:color w:val="000000"/>
       </w:rPr>
       <w:tblPr/>
       <w:tcPr>
@@ -17573,7 +18409,7 @@
       <w:spacing w:after="0" w:line="240" w:lineRule="auto"/>
     </w:pPr>
     <w:rPr>
-      <w:color w:val="000000" w:themeColor="text1"/>
+      <w:color w:val="000000"/>
     </w:rPr>
     <w:tblPr>
       <w:tblStyleRowBandSize w:val="1"/>
@@ -17606,7 +18442,7 @@
       <w:rPr>
         <w:b/>
         <w:bCs/>
-        <w:color w:val="1F497D" w:themeColor="text2"/>
+        <w:color w:val="000000"/>
       </w:rPr>
       <w:tblPr/>
       <w:tcPr>
@@ -17657,7 +18493,7 @@
       <w:spacing w:after="0" w:line="240" w:lineRule="auto"/>
     </w:pPr>
     <w:rPr>
-      <w:color w:val="000000" w:themeColor="text1"/>
+      <w:color w:val="000000"/>
     </w:rPr>
     <w:tblPr>
       <w:tblStyleRowBandSize w:val="1"/>
@@ -17690,7 +18526,7 @@
       <w:rPr>
         <w:b/>
         <w:bCs/>
-        <w:color w:val="1F497D" w:themeColor="text2"/>
+        <w:color w:val="000000"/>
       </w:rPr>
       <w:tblPr/>
       <w:tcPr>
@@ -17741,7 +18577,7 @@
       <w:spacing w:after="0" w:line="240" w:lineRule="auto"/>
     </w:pPr>
     <w:rPr>
-      <w:color w:val="000000" w:themeColor="text1"/>
+      <w:color w:val="000000"/>
     </w:rPr>
     <w:tblPr>
       <w:tblStyleRowBandSize w:val="1"/>
@@ -17774,7 +18610,7 @@
       <w:rPr>
         <w:b/>
         <w:bCs/>
-        <w:color w:val="1F497D" w:themeColor="text2"/>
+        <w:color w:val="000000"/>
       </w:rPr>
       <w:tblPr/>
       <w:tcPr>
@@ -17825,7 +18661,7 @@
       <w:spacing w:after="0" w:line="240" w:lineRule="auto"/>
     </w:pPr>
     <w:rPr>
-      <w:color w:val="000000" w:themeColor="text1"/>
+      <w:color w:val="000000"/>
     </w:rPr>
     <w:tblPr>
       <w:tblStyleRowBandSize w:val="1"/>
@@ -17858,7 +18694,7 @@
       <w:rPr>
         <w:b/>
         <w:bCs/>
-        <w:color w:val="1F497D" w:themeColor="text2"/>
+        <w:color w:val="000000"/>
       </w:rPr>
       <w:tblPr/>
       <w:tcPr>
@@ -17910,7 +18746,7 @@
     </w:pPr>
     <w:rPr>
       <w:rFonts w:asciiTheme="majorHAnsi" w:eastAsiaTheme="majorEastAsia" w:hAnsiTheme="majorHAnsi" w:cstheme="majorBidi"/>
-      <w:color w:val="000000" w:themeColor="text1"/>
+      <w:color w:val="000000"/>
     </w:rPr>
     <w:tblPr>
       <w:tblStyleRowBandSize w:val="1"/>
@@ -18038,7 +18874,7 @@
     </w:pPr>
     <w:rPr>
       <w:rFonts w:asciiTheme="majorHAnsi" w:eastAsiaTheme="majorEastAsia" w:hAnsiTheme="majorHAnsi" w:cstheme="majorBidi"/>
-      <w:color w:val="000000" w:themeColor="text1"/>
+      <w:color w:val="000000"/>
     </w:rPr>
     <w:tblPr>
       <w:tblStyleRowBandSize w:val="1"/>
@@ -18166,7 +19002,7 @@
     </w:pPr>
     <w:rPr>
       <w:rFonts w:asciiTheme="majorHAnsi" w:eastAsiaTheme="majorEastAsia" w:hAnsiTheme="majorHAnsi" w:cstheme="majorBidi"/>
-      <w:color w:val="000000" w:themeColor="text1"/>
+      <w:color w:val="000000"/>
     </w:rPr>
     <w:tblPr>
       <w:tblStyleRowBandSize w:val="1"/>
@@ -18294,7 +19130,7 @@
     </w:pPr>
     <w:rPr>
       <w:rFonts w:asciiTheme="majorHAnsi" w:eastAsiaTheme="majorEastAsia" w:hAnsiTheme="majorHAnsi" w:cstheme="majorBidi"/>
-      <w:color w:val="000000" w:themeColor="text1"/>
+      <w:color w:val="000000"/>
     </w:rPr>
     <w:tblPr>
       <w:tblStyleRowBandSize w:val="1"/>
@@ -18422,7 +19258,7 @@
     </w:pPr>
     <w:rPr>
       <w:rFonts w:asciiTheme="majorHAnsi" w:eastAsiaTheme="majorEastAsia" w:hAnsiTheme="majorHAnsi" w:cstheme="majorBidi"/>
-      <w:color w:val="000000" w:themeColor="text1"/>
+      <w:color w:val="000000"/>
     </w:rPr>
     <w:tblPr>
       <w:tblStyleRowBandSize w:val="1"/>
@@ -18550,7 +19386,7 @@
     </w:pPr>
     <w:rPr>
       <w:rFonts w:asciiTheme="majorHAnsi" w:eastAsiaTheme="majorEastAsia" w:hAnsiTheme="majorHAnsi" w:cstheme="majorBidi"/>
-      <w:color w:val="000000" w:themeColor="text1"/>
+      <w:color w:val="000000"/>
     </w:rPr>
     <w:tblPr>
       <w:tblStyleRowBandSize w:val="1"/>
@@ -18678,7 +19514,7 @@
     </w:pPr>
     <w:rPr>
       <w:rFonts w:asciiTheme="majorHAnsi" w:eastAsiaTheme="majorEastAsia" w:hAnsiTheme="majorHAnsi" w:cstheme="majorBidi"/>
-      <w:color w:val="000000" w:themeColor="text1"/>
+      <w:color w:val="000000"/>
     </w:rPr>
     <w:tblPr>
       <w:tblStyleRowBandSize w:val="1"/>
@@ -19317,7 +20153,7 @@
     </w:pPr>
     <w:rPr>
       <w:rFonts w:asciiTheme="majorHAnsi" w:eastAsiaTheme="majorEastAsia" w:hAnsiTheme="majorHAnsi" w:cstheme="majorBidi"/>
-      <w:color w:val="000000" w:themeColor="text1"/>
+      <w:color w:val="000000"/>
     </w:rPr>
     <w:tblPr>
       <w:tblStyleRowBandSize w:val="1"/>
@@ -19345,7 +20181,7 @@
       <w:rPr>
         <w:b/>
         <w:bCs/>
-        <w:color w:val="000000" w:themeColor="text1"/>
+        <w:color w:val="000000"/>
       </w:rPr>
       <w:tblPr/>
       <w:tcPr>
@@ -19356,7 +20192,7 @@
       <w:rPr>
         <w:b/>
         <w:bCs/>
-        <w:color w:val="000000" w:themeColor="text1"/>
+        <w:color w:val="000000"/>
       </w:rPr>
       <w:tblPr/>
       <w:tcPr>
@@ -19375,7 +20211,7 @@
       <w:rPr>
         <w:b/>
         <w:bCs/>
-        <w:color w:val="000000" w:themeColor="text1"/>
+        <w:color w:val="000000"/>
       </w:rPr>
       <w:tblPr/>
       <w:tcPr>
@@ -19394,7 +20230,7 @@
       <w:rPr>
         <w:b w:val="0"/>
         <w:bCs w:val="0"/>
-        <w:color w:val="000000" w:themeColor="text1"/>
+        <w:color w:val="000000"/>
       </w:rPr>
       <w:tblPr/>
       <w:tcPr>
@@ -19442,7 +20278,7 @@
     </w:pPr>
     <w:rPr>
       <w:rFonts w:asciiTheme="majorHAnsi" w:eastAsiaTheme="majorEastAsia" w:hAnsiTheme="majorHAnsi" w:cstheme="majorBidi"/>
-      <w:color w:val="000000" w:themeColor="text1"/>
+      <w:color w:val="000000"/>
     </w:rPr>
     <w:tblPr>
       <w:tblStyleRowBandSize w:val="1"/>
@@ -19470,7 +20306,7 @@
       <w:rPr>
         <w:b/>
         <w:bCs/>
-        <w:color w:val="000000" w:themeColor="text1"/>
+        <w:color w:val="000000"/>
       </w:rPr>
       <w:tblPr/>
       <w:tcPr>
@@ -19481,7 +20317,7 @@
       <w:rPr>
         <w:b/>
         <w:bCs/>
-        <w:color w:val="000000" w:themeColor="text1"/>
+        <w:color w:val="000000"/>
       </w:rPr>
       <w:tblPr/>
       <w:tcPr>
@@ -19500,7 +20336,7 @@
       <w:rPr>
         <w:b/>
         <w:bCs/>
-        <w:color w:val="000000" w:themeColor="text1"/>
+        <w:color w:val="000000"/>
       </w:rPr>
       <w:tblPr/>
       <w:tcPr>
@@ -19519,7 +20355,7 @@
       <w:rPr>
         <w:b w:val="0"/>
         <w:bCs w:val="0"/>
-        <w:color w:val="000000" w:themeColor="text1"/>
+        <w:color w:val="000000"/>
       </w:rPr>
       <w:tblPr/>
       <w:tcPr>
@@ -19567,7 +20403,7 @@
     </w:pPr>
     <w:rPr>
       <w:rFonts w:asciiTheme="majorHAnsi" w:eastAsiaTheme="majorEastAsia" w:hAnsiTheme="majorHAnsi" w:cstheme="majorBidi"/>
-      <w:color w:val="000000" w:themeColor="text1"/>
+      <w:color w:val="000000"/>
     </w:rPr>
     <w:tblPr>
       <w:tblStyleRowBandSize w:val="1"/>
@@ -19595,7 +20431,7 @@
       <w:rPr>
         <w:b/>
         <w:bCs/>
-        <w:color w:val="000000" w:themeColor="text1"/>
+        <w:color w:val="000000"/>
       </w:rPr>
       <w:tblPr/>
       <w:tcPr>
@@ -19606,7 +20442,7 @@
       <w:rPr>
         <w:b/>
         <w:bCs/>
-        <w:color w:val="000000" w:themeColor="text1"/>
+        <w:color w:val="000000"/>
       </w:rPr>
       <w:tblPr/>
       <w:tcPr>
@@ -19625,7 +20461,7 @@
       <w:rPr>
         <w:b/>
         <w:bCs/>
-        <w:color w:val="000000" w:themeColor="text1"/>
+        <w:color w:val="000000"/>
       </w:rPr>
       <w:tblPr/>
       <w:tcPr>
@@ -19644,7 +20480,7 @@
       <w:rPr>
         <w:b w:val="0"/>
         <w:bCs w:val="0"/>
-        <w:color w:val="000000" w:themeColor="text1"/>
+        <w:color w:val="000000"/>
       </w:rPr>
       <w:tblPr/>
       <w:tcPr>
@@ -19692,7 +20528,7 @@
     </w:pPr>
     <w:rPr>
       <w:rFonts w:asciiTheme="majorHAnsi" w:eastAsiaTheme="majorEastAsia" w:hAnsiTheme="majorHAnsi" w:cstheme="majorBidi"/>
-      <w:color w:val="000000" w:themeColor="text1"/>
+      <w:color w:val="000000"/>
     </w:rPr>
     <w:tblPr>
       <w:tblStyleRowBandSize w:val="1"/>
@@ -19720,7 +20556,7 @@
       <w:rPr>
         <w:b/>
         <w:bCs/>
-        <w:color w:val="000000" w:themeColor="text1"/>
+        <w:color w:val="000000"/>
       </w:rPr>
       <w:tblPr/>
       <w:tcPr>
@@ -19731,7 +20567,7 @@
       <w:rPr>
         <w:b/>
         <w:bCs/>
-        <w:color w:val="000000" w:themeColor="text1"/>
+        <w:color w:val="000000"/>
       </w:rPr>
       <w:tblPr/>
       <w:tcPr>
@@ -19750,7 +20586,7 @@
       <w:rPr>
         <w:b/>
         <w:bCs/>
-        <w:color w:val="000000" w:themeColor="text1"/>
+        <w:color w:val="000000"/>
       </w:rPr>
       <w:tblPr/>
       <w:tcPr>
@@ -19769,7 +20605,7 @@
       <w:rPr>
         <w:b w:val="0"/>
         <w:bCs w:val="0"/>
-        <w:color w:val="000000" w:themeColor="text1"/>
+        <w:color w:val="000000"/>
       </w:rPr>
       <w:tblPr/>
       <w:tcPr>
@@ -19817,7 +20653,7 @@
     </w:pPr>
     <w:rPr>
       <w:rFonts w:asciiTheme="majorHAnsi" w:eastAsiaTheme="majorEastAsia" w:hAnsiTheme="majorHAnsi" w:cstheme="majorBidi"/>
-      <w:color w:val="000000" w:themeColor="text1"/>
+      <w:color w:val="000000"/>
     </w:rPr>
     <w:tblPr>
       <w:tblStyleRowBandSize w:val="1"/>
@@ -19845,7 +20681,7 @@
       <w:rPr>
         <w:b/>
         <w:bCs/>
-        <w:color w:val="000000" w:themeColor="text1"/>
+        <w:color w:val="000000"/>
       </w:rPr>
       <w:tblPr/>
       <w:tcPr>
@@ -19856,7 +20692,7 @@
       <w:rPr>
         <w:b/>
         <w:bCs/>
-        <w:color w:val="000000" w:themeColor="text1"/>
+        <w:color w:val="000000"/>
       </w:rPr>
       <w:tblPr/>
       <w:tcPr>
@@ -19875,7 +20711,7 @@
       <w:rPr>
         <w:b/>
         <w:bCs/>
-        <w:color w:val="000000" w:themeColor="text1"/>
+        <w:color w:val="000000"/>
       </w:rPr>
       <w:tblPr/>
       <w:tcPr>
@@ -19894,7 +20730,7 @@
       <w:rPr>
         <w:b w:val="0"/>
         <w:bCs w:val="0"/>
-        <w:color w:val="000000" w:themeColor="text1"/>
+        <w:color w:val="000000"/>
       </w:rPr>
       <w:tblPr/>
       <w:tcPr>
@@ -19942,7 +20778,7 @@
     </w:pPr>
     <w:rPr>
       <w:rFonts w:asciiTheme="majorHAnsi" w:eastAsiaTheme="majorEastAsia" w:hAnsiTheme="majorHAnsi" w:cstheme="majorBidi"/>
-      <w:color w:val="000000" w:themeColor="text1"/>
+      <w:color w:val="000000"/>
     </w:rPr>
     <w:tblPr>
       <w:tblStyleRowBandSize w:val="1"/>
@@ -19970,7 +20806,7 @@
       <w:rPr>
         <w:b/>
         <w:bCs/>
-        <w:color w:val="000000" w:themeColor="text1"/>
+        <w:color w:val="000000"/>
       </w:rPr>
       <w:tblPr/>
       <w:tcPr>
@@ -19981,7 +20817,7 @@
       <w:rPr>
         <w:b/>
         <w:bCs/>
-        <w:color w:val="000000" w:themeColor="text1"/>
+        <w:color w:val="000000"/>
       </w:rPr>
       <w:tblPr/>
       <w:tcPr>
@@ -20000,7 +20836,7 @@
       <w:rPr>
         <w:b/>
         <w:bCs/>
-        <w:color w:val="000000" w:themeColor="text1"/>
+        <w:color w:val="000000"/>
       </w:rPr>
       <w:tblPr/>
       <w:tcPr>
@@ -20019,7 +20855,7 @@
       <w:rPr>
         <w:b w:val="0"/>
         <w:bCs w:val="0"/>
-        <w:color w:val="000000" w:themeColor="text1"/>
+        <w:color w:val="000000"/>
       </w:rPr>
       <w:tblPr/>
       <w:tcPr>
@@ -20067,7 +20903,7 @@
     </w:pPr>
     <w:rPr>
       <w:rFonts w:asciiTheme="majorHAnsi" w:eastAsiaTheme="majorEastAsia" w:hAnsiTheme="majorHAnsi" w:cstheme="majorBidi"/>
-      <w:color w:val="000000" w:themeColor="text1"/>
+      <w:color w:val="000000"/>
     </w:rPr>
     <w:tblPr>
       <w:tblStyleRowBandSize w:val="1"/>
@@ -20095,7 +20931,7 @@
       <w:rPr>
         <w:b/>
         <w:bCs/>
-        <w:color w:val="000000" w:themeColor="text1"/>
+        <w:color w:val="000000"/>
       </w:rPr>
       <w:tblPr/>
       <w:tcPr>
@@ -20106,7 +20942,7 @@
       <w:rPr>
         <w:b/>
         <w:bCs/>
-        <w:color w:val="000000" w:themeColor="text1"/>
+        <w:color w:val="000000"/>
       </w:rPr>
       <w:tblPr/>
       <w:tcPr>
@@ -20125,7 +20961,7 @@
       <w:rPr>
         <w:b/>
         <w:bCs/>
-        <w:color w:val="000000" w:themeColor="text1"/>
+        <w:color w:val="000000"/>
       </w:rPr>
       <w:tblPr/>
       <w:tcPr>
@@ -20144,7 +20980,7 @@
       <w:rPr>
         <w:b w:val="0"/>
         <w:bCs w:val="0"/>
-        <w:color w:val="000000" w:themeColor="text1"/>
+        <w:color w:val="000000"/>
       </w:rPr>
       <w:tblPr/>
       <w:tcPr>
@@ -20218,7 +21054,7 @@
         <w:bCs/>
         <w:i w:val="0"/>
         <w:iCs w:val="0"/>
-        <w:color w:val="FFFFFF" w:themeColor="background1"/>
+        <w:color w:val="000000"/>
       </w:rPr>
       <w:tblPr/>
       <w:tcPr>
@@ -20239,7 +21075,7 @@
         <w:bCs/>
         <w:i w:val="0"/>
         <w:iCs w:val="0"/>
-        <w:color w:val="FFFFFF" w:themeColor="background1"/>
+        <w:color w:val="000000"/>
       </w:rPr>
       <w:tblPr/>
       <w:tcPr>
@@ -20260,7 +21096,7 @@
         <w:bCs/>
         <w:i w:val="0"/>
         <w:iCs w:val="0"/>
-        <w:color w:val="FFFFFF" w:themeColor="background1"/>
+        <w:color w:val="000000"/>
       </w:rPr>
       <w:tblPr/>
       <w:tcPr>
@@ -20279,7 +21115,7 @@
         <w:bCs/>
         <w:i w:val="0"/>
         <w:iCs w:val="0"/>
-        <w:color w:val="FFFFFF" w:themeColor="background1"/>
+        <w:color w:val="000000"/>
       </w:rPr>
       <w:tblPr/>
       <w:tcPr>
@@ -20359,7 +21195,7 @@
         <w:bCs/>
         <w:i w:val="0"/>
         <w:iCs w:val="0"/>
-        <w:color w:val="FFFFFF" w:themeColor="background1"/>
+        <w:color w:val="000000"/>
       </w:rPr>
       <w:tblPr/>
       <w:tcPr>
@@ -20380,7 +21216,7 @@
         <w:bCs/>
         <w:i w:val="0"/>
         <w:iCs w:val="0"/>
-        <w:color w:val="FFFFFF" w:themeColor="background1"/>
+        <w:color w:val="000000"/>
       </w:rPr>
       <w:tblPr/>
       <w:tcPr>
@@ -20401,7 +21237,7 @@
         <w:bCs/>
         <w:i w:val="0"/>
         <w:iCs w:val="0"/>
-        <w:color w:val="FFFFFF" w:themeColor="background1"/>
+        <w:color w:val="000000"/>
       </w:rPr>
       <w:tblPr/>
       <w:tcPr>
@@ -20420,7 +21256,7 @@
         <w:bCs/>
         <w:i w:val="0"/>
         <w:iCs w:val="0"/>
-        <w:color w:val="FFFFFF" w:themeColor="background1"/>
+        <w:color w:val="000000"/>
       </w:rPr>
       <w:tblPr/>
       <w:tcPr>
@@ -20500,7 +21336,7 @@
         <w:bCs/>
         <w:i w:val="0"/>
         <w:iCs w:val="0"/>
-        <w:color w:val="FFFFFF" w:themeColor="background1"/>
+        <w:color w:val="000000"/>
       </w:rPr>
       <w:tblPr/>
       <w:tcPr>
@@ -20521,7 +21357,7 @@
         <w:bCs/>
         <w:i w:val="0"/>
         <w:iCs w:val="0"/>
-        <w:color w:val="FFFFFF" w:themeColor="background1"/>
+        <w:color w:val="000000"/>
       </w:rPr>
       <w:tblPr/>
       <w:tcPr>
@@ -20542,7 +21378,7 @@
         <w:bCs/>
         <w:i w:val="0"/>
         <w:iCs w:val="0"/>
-        <w:color w:val="FFFFFF" w:themeColor="background1"/>
+        <w:color w:val="000000"/>
       </w:rPr>
       <w:tblPr/>
       <w:tcPr>
@@ -20561,7 +21397,7 @@
         <w:bCs/>
         <w:i w:val="0"/>
         <w:iCs w:val="0"/>
-        <w:color w:val="FFFFFF" w:themeColor="background1"/>
+        <w:color w:val="000000"/>
       </w:rPr>
       <w:tblPr/>
       <w:tcPr>
@@ -20641,7 +21477,7 @@
         <w:bCs/>
         <w:i w:val="0"/>
         <w:iCs w:val="0"/>
-        <w:color w:val="FFFFFF" w:themeColor="background1"/>
+        <w:color w:val="000000"/>
       </w:rPr>
       <w:tblPr/>
       <w:tcPr>
@@ -20662,7 +21498,7 @@
         <w:bCs/>
         <w:i w:val="0"/>
         <w:iCs w:val="0"/>
-        <w:color w:val="FFFFFF" w:themeColor="background1"/>
+        <w:color w:val="000000"/>
       </w:rPr>
       <w:tblPr/>
       <w:tcPr>
@@ -20683,7 +21519,7 @@
         <w:bCs/>
         <w:i w:val="0"/>
         <w:iCs w:val="0"/>
-        <w:color w:val="FFFFFF" w:themeColor="background1"/>
+        <w:color w:val="000000"/>
       </w:rPr>
       <w:tblPr/>
       <w:tcPr>
@@ -20702,7 +21538,7 @@
         <w:bCs/>
         <w:i w:val="0"/>
         <w:iCs w:val="0"/>
-        <w:color w:val="FFFFFF" w:themeColor="background1"/>
+        <w:color w:val="000000"/>
       </w:rPr>
       <w:tblPr/>
       <w:tcPr>
@@ -20782,7 +21618,7 @@
         <w:bCs/>
         <w:i w:val="0"/>
         <w:iCs w:val="0"/>
-        <w:color w:val="FFFFFF" w:themeColor="background1"/>
+        <w:color w:val="000000"/>
       </w:rPr>
       <w:tblPr/>
       <w:tcPr>
@@ -20803,7 +21639,7 @@
         <w:bCs/>
         <w:i w:val="0"/>
         <w:iCs w:val="0"/>
-        <w:color w:val="FFFFFF" w:themeColor="background1"/>
+        <w:color w:val="000000"/>
       </w:rPr>
       <w:tblPr/>
       <w:tcPr>
@@ -20824,7 +21660,7 @@
         <w:bCs/>
         <w:i w:val="0"/>
         <w:iCs w:val="0"/>
-        <w:color w:val="FFFFFF" w:themeColor="background1"/>
+        <w:color w:val="000000"/>
       </w:rPr>
       <w:tblPr/>
       <w:tcPr>
@@ -20843,7 +21679,7 @@
         <w:bCs/>
         <w:i w:val="0"/>
         <w:iCs w:val="0"/>
-        <w:color w:val="FFFFFF" w:themeColor="background1"/>
+        <w:color w:val="000000"/>
       </w:rPr>
       <w:tblPr/>
       <w:tcPr>
@@ -20923,7 +21759,7 @@
         <w:bCs/>
         <w:i w:val="0"/>
         <w:iCs w:val="0"/>
-        <w:color w:val="FFFFFF" w:themeColor="background1"/>
+        <w:color w:val="000000"/>
       </w:rPr>
       <w:tblPr/>
       <w:tcPr>
@@ -20944,7 +21780,7 @@
         <w:bCs/>
         <w:i w:val="0"/>
         <w:iCs w:val="0"/>
-        <w:color w:val="FFFFFF" w:themeColor="background1"/>
+        <w:color w:val="000000"/>
       </w:rPr>
       <w:tblPr/>
       <w:tcPr>
@@ -20965,7 +21801,7 @@
         <w:bCs/>
         <w:i w:val="0"/>
         <w:iCs w:val="0"/>
-        <w:color w:val="FFFFFF" w:themeColor="background1"/>
+        <w:color w:val="000000"/>
       </w:rPr>
       <w:tblPr/>
       <w:tcPr>
@@ -20984,7 +21820,7 @@
         <w:bCs/>
         <w:i w:val="0"/>
         <w:iCs w:val="0"/>
-        <w:color w:val="FFFFFF" w:themeColor="background1"/>
+        <w:color w:val="000000"/>
       </w:rPr>
       <w:tblPr/>
       <w:tcPr>
@@ -21064,7 +21900,7 @@
         <w:bCs/>
         <w:i w:val="0"/>
         <w:iCs w:val="0"/>
-        <w:color w:val="FFFFFF" w:themeColor="background1"/>
+        <w:color w:val="000000"/>
       </w:rPr>
       <w:tblPr/>
       <w:tcPr>
@@ -21085,7 +21921,7 @@
         <w:bCs/>
         <w:i w:val="0"/>
         <w:iCs w:val="0"/>
-        <w:color w:val="FFFFFF" w:themeColor="background1"/>
+        <w:color w:val="000000"/>
       </w:rPr>
       <w:tblPr/>
       <w:tcPr>
@@ -21106,7 +21942,7 @@
         <w:bCs/>
         <w:i w:val="0"/>
         <w:iCs w:val="0"/>
-        <w:color w:val="FFFFFF" w:themeColor="background1"/>
+        <w:color w:val="000000"/>
       </w:rPr>
       <w:tblPr/>
       <w:tcPr>
@@ -21125,7 +21961,7 @@
         <w:bCs/>
         <w:i w:val="0"/>
         <w:iCs w:val="0"/>
-        <w:color w:val="FFFFFF" w:themeColor="background1"/>
+        <w:color w:val="000000"/>
       </w:rPr>
       <w:tblPr/>
       <w:tcPr>
@@ -21178,7 +22014,7 @@
       <w:spacing w:after="0" w:line="240" w:lineRule="auto"/>
     </w:pPr>
     <w:rPr>
-      <w:color w:val="FFFFFF" w:themeColor="background1"/>
+      <w:color w:val="000000"/>
     </w:rPr>
     <w:tblPr>
       <w:tblStyleRowBandSize w:val="1"/>
@@ -21292,7 +22128,7 @@
       <w:spacing w:after="0" w:line="240" w:lineRule="auto"/>
     </w:pPr>
     <w:rPr>
-      <w:color w:val="FFFFFF" w:themeColor="background1"/>
+      <w:color w:val="000000"/>
     </w:rPr>
     <w:tblPr>
       <w:tblStyleRowBandSize w:val="1"/>
@@ -21406,7 +22242,7 @@
       <w:spacing w:after="0" w:line="240" w:lineRule="auto"/>
     </w:pPr>
     <w:rPr>
-      <w:color w:val="FFFFFF" w:themeColor="background1"/>
+      <w:color w:val="000000"/>
     </w:rPr>
     <w:tblPr>
       <w:tblStyleRowBandSize w:val="1"/>
@@ -21520,7 +22356,7 @@
       <w:spacing w:after="0" w:line="240" w:lineRule="auto"/>
     </w:pPr>
     <w:rPr>
-      <w:color w:val="FFFFFF" w:themeColor="background1"/>
+      <w:color w:val="000000"/>
     </w:rPr>
     <w:tblPr>
       <w:tblStyleRowBandSize w:val="1"/>
@@ -21634,7 +22470,7 @@
       <w:spacing w:after="0" w:line="240" w:lineRule="auto"/>
     </w:pPr>
     <w:rPr>
-      <w:color w:val="FFFFFF" w:themeColor="background1"/>
+      <w:color w:val="000000"/>
     </w:rPr>
     <w:tblPr>
       <w:tblStyleRowBandSize w:val="1"/>
@@ -21748,7 +22584,7 @@
       <w:spacing w:after="0" w:line="240" w:lineRule="auto"/>
     </w:pPr>
     <w:rPr>
-      <w:color w:val="FFFFFF" w:themeColor="background1"/>
+      <w:color w:val="000000"/>
     </w:rPr>
     <w:tblPr>
       <w:tblStyleRowBandSize w:val="1"/>
@@ -21862,7 +22698,7 @@
       <w:spacing w:after="0" w:line="240" w:lineRule="auto"/>
     </w:pPr>
     <w:rPr>
-      <w:color w:val="FFFFFF" w:themeColor="background1"/>
+      <w:color w:val="000000"/>
     </w:rPr>
     <w:tblPr>
       <w:tblStyleRowBandSize w:val="1"/>
@@ -21976,7 +22812,7 @@
       <w:spacing w:after="0" w:line="240" w:lineRule="auto"/>
     </w:pPr>
     <w:rPr>
-      <w:color w:val="000000" w:themeColor="text1"/>
+      <w:color w:val="000000"/>
     </w:rPr>
     <w:tblPr>
       <w:tblStyleRowBandSize w:val="1"/>
@@ -22022,7 +22858,7 @@
       <w:rPr>
         <w:b/>
         <w:bCs/>
-        <w:color w:val="FFFFFF" w:themeColor="background1"/>
+        <w:color w:val="000000"/>
       </w:rPr>
       <w:tblPr/>
       <w:tcPr>
@@ -22034,7 +22870,7 @@
     </w:tblStylePr>
     <w:tblStylePr w:type="firstCol">
       <w:rPr>
-        <w:color w:val="FFFFFF" w:themeColor="background1"/>
+        <w:color w:val="000000"/>
       </w:rPr>
       <w:tblPr/>
       <w:tcPr>
@@ -22051,7 +22887,7 @@
     </w:tblStylePr>
     <w:tblStylePr w:type="lastCol">
       <w:rPr>
-        <w:color w:val="FFFFFF" w:themeColor="background1"/>
+        <w:color w:val="000000"/>
       </w:rPr>
       <w:tblPr/>
       <w:tcPr>
@@ -22080,12 +22916,12 @@
     </w:tblStylePr>
     <w:tblStylePr w:type="neCell">
       <w:rPr>
-        <w:color w:val="000000" w:themeColor="text1"/>
+        <w:color w:val="000000"/>
       </w:rPr>
     </w:tblStylePr>
     <w:tblStylePr w:type="nwCell">
       <w:rPr>
-        <w:color w:val="000000" w:themeColor="text1"/>
+        <w:color w:val="000000"/>
       </w:rPr>
     </w:tblStylePr>
   </w:style>
@@ -22098,7 +22934,7 @@
       <w:spacing w:after="0" w:line="240" w:lineRule="auto"/>
     </w:pPr>
     <w:rPr>
-      <w:color w:val="000000" w:themeColor="text1"/>
+      <w:color w:val="000000"/>
     </w:rPr>
     <w:tblPr>
       <w:tblStyleRowBandSize w:val="1"/>
@@ -22144,7 +22980,7 @@
       <w:rPr>
         <w:b/>
         <w:bCs/>
-        <w:color w:val="FFFFFF" w:themeColor="background1"/>
+        <w:color w:val="000000"/>
       </w:rPr>
       <w:tblPr/>
       <w:tcPr>
@@ -22156,7 +22992,7 @@
     </w:tblStylePr>
     <w:tblStylePr w:type="firstCol">
       <w:rPr>
-        <w:color w:val="FFFFFF" w:themeColor="background1"/>
+        <w:color w:val="000000"/>
       </w:rPr>
       <w:tblPr/>
       <w:tcPr>
@@ -22173,7 +23009,7 @@
     </w:tblStylePr>
     <w:tblStylePr w:type="lastCol">
       <w:rPr>
-        <w:color w:val="FFFFFF" w:themeColor="background1"/>
+        <w:color w:val="000000"/>
       </w:rPr>
       <w:tblPr/>
       <w:tcPr>
@@ -22202,12 +23038,12 @@
     </w:tblStylePr>
     <w:tblStylePr w:type="neCell">
       <w:rPr>
-        <w:color w:val="000000" w:themeColor="text1"/>
+        <w:color w:val="000000"/>
       </w:rPr>
     </w:tblStylePr>
     <w:tblStylePr w:type="nwCell">
       <w:rPr>
-        <w:color w:val="000000" w:themeColor="text1"/>
+        <w:color w:val="000000"/>
       </w:rPr>
     </w:tblStylePr>
   </w:style>
@@ -22220,7 +23056,7 @@
       <w:spacing w:after="0" w:line="240" w:lineRule="auto"/>
     </w:pPr>
     <w:rPr>
-      <w:color w:val="000000" w:themeColor="text1"/>
+      <w:color w:val="000000"/>
     </w:rPr>
     <w:tblPr>
       <w:tblStyleRowBandSize w:val="1"/>
@@ -22266,7 +23102,7 @@
       <w:rPr>
         <w:b/>
         <w:bCs/>
-        <w:color w:val="FFFFFF" w:themeColor="background1"/>
+        <w:color w:val="000000"/>
       </w:rPr>
       <w:tblPr/>
       <w:tcPr>
@@ -22278,7 +23114,7 @@
     </w:tblStylePr>
     <w:tblStylePr w:type="firstCol">
       <w:rPr>
-        <w:color w:val="FFFFFF" w:themeColor="background1"/>
+        <w:color w:val="000000"/>
       </w:rPr>
       <w:tblPr/>
       <w:tcPr>
@@ -22295,7 +23131,7 @@
     </w:tblStylePr>
     <w:tblStylePr w:type="lastCol">
       <w:rPr>
-        <w:color w:val="FFFFFF" w:themeColor="background1"/>
+        <w:color w:val="000000"/>
       </w:rPr>
       <w:tblPr/>
       <w:tcPr>
@@ -22324,12 +23160,12 @@
     </w:tblStylePr>
     <w:tblStylePr w:type="neCell">
       <w:rPr>
-        <w:color w:val="000000" w:themeColor="text1"/>
+        <w:color w:val="000000"/>
       </w:rPr>
     </w:tblStylePr>
     <w:tblStylePr w:type="nwCell">
       <w:rPr>
-        <w:color w:val="000000" w:themeColor="text1"/>
+        <w:color w:val="000000"/>
       </w:rPr>
     </w:tblStylePr>
   </w:style>
@@ -22342,7 +23178,7 @@
       <w:spacing w:after="0" w:line="240" w:lineRule="auto"/>
     </w:pPr>
     <w:rPr>
-      <w:color w:val="000000" w:themeColor="text1"/>
+      <w:color w:val="000000"/>
     </w:rPr>
     <w:tblPr>
       <w:tblStyleRowBandSize w:val="1"/>
@@ -22388,7 +23224,7 @@
       <w:rPr>
         <w:b/>
         <w:bCs/>
-        <w:color w:val="FFFFFF" w:themeColor="background1"/>
+        <w:color w:val="000000"/>
       </w:rPr>
       <w:tblPr/>
       <w:tcPr>
@@ -22400,7 +23236,7 @@
     </w:tblStylePr>
     <w:tblStylePr w:type="firstCol">
       <w:rPr>
-        <w:color w:val="FFFFFF" w:themeColor="background1"/>
+        <w:color w:val="000000"/>
       </w:rPr>
       <w:tblPr/>
       <w:tcPr>
@@ -22417,7 +23253,7 @@
     </w:tblStylePr>
     <w:tblStylePr w:type="lastCol">
       <w:rPr>
-        <w:color w:val="FFFFFF" w:themeColor="background1"/>
+        <w:color w:val="000000"/>
       </w:rPr>
       <w:tblPr/>
       <w:tcPr>
@@ -22454,7 +23290,7 @@
       <w:spacing w:after="0" w:line="240" w:lineRule="auto"/>
     </w:pPr>
     <w:rPr>
-      <w:color w:val="000000" w:themeColor="text1"/>
+      <w:color w:val="000000"/>
     </w:rPr>
     <w:tblPr>
       <w:tblStyleRowBandSize w:val="1"/>
@@ -22500,7 +23336,7 @@
       <w:rPr>
         <w:b/>
         <w:bCs/>
-        <w:color w:val="FFFFFF" w:themeColor="background1"/>
+        <w:color w:val="000000"/>
       </w:rPr>
       <w:tblPr/>
       <w:tcPr>
@@ -22512,7 +23348,7 @@
     </w:tblStylePr>
     <w:tblStylePr w:type="firstCol">
       <w:rPr>
-        <w:color w:val="FFFFFF" w:themeColor="background1"/>
+        <w:color w:val="000000"/>
       </w:rPr>
       <w:tblPr/>
       <w:tcPr>
@@ -22529,7 +23365,7 @@
     </w:tblStylePr>
     <w:tblStylePr w:type="lastCol">
       <w:rPr>
-        <w:color w:val="FFFFFF" w:themeColor="background1"/>
+        <w:color w:val="000000"/>
       </w:rPr>
       <w:tblPr/>
       <w:tcPr>
@@ -22558,12 +23394,12 @@
     </w:tblStylePr>
     <w:tblStylePr w:type="neCell">
       <w:rPr>
-        <w:color w:val="000000" w:themeColor="text1"/>
+        <w:color w:val="000000"/>
       </w:rPr>
     </w:tblStylePr>
     <w:tblStylePr w:type="nwCell">
       <w:rPr>
-        <w:color w:val="000000" w:themeColor="text1"/>
+        <w:color w:val="000000"/>
       </w:rPr>
     </w:tblStylePr>
   </w:style>
@@ -22576,7 +23412,7 @@
       <w:spacing w:after="0" w:line="240" w:lineRule="auto"/>
     </w:pPr>
     <w:rPr>
-      <w:color w:val="000000" w:themeColor="text1"/>
+      <w:color w:val="000000"/>
     </w:rPr>
     <w:tblPr>
       <w:tblStyleRowBandSize w:val="1"/>
@@ -22622,7 +23458,7 @@
       <w:rPr>
         <w:b/>
         <w:bCs/>
-        <w:color w:val="FFFFFF" w:themeColor="background1"/>
+        <w:color w:val="000000"/>
       </w:rPr>
       <w:tblPr/>
       <w:tcPr>
@@ -22634,7 +23470,7 @@
     </w:tblStylePr>
     <w:tblStylePr w:type="firstCol">
       <w:rPr>
-        <w:color w:val="FFFFFF" w:themeColor="background1"/>
+        <w:color w:val="000000"/>
       </w:rPr>
       <w:tblPr/>
       <w:tcPr>
@@ -22651,7 +23487,7 @@
     </w:tblStylePr>
     <w:tblStylePr w:type="lastCol">
       <w:rPr>
-        <w:color w:val="FFFFFF" w:themeColor="background1"/>
+        <w:color w:val="000000"/>
       </w:rPr>
       <w:tblPr/>
       <w:tcPr>
@@ -22680,12 +23516,12 @@
     </w:tblStylePr>
     <w:tblStylePr w:type="neCell">
       <w:rPr>
-        <w:color w:val="000000" w:themeColor="text1"/>
+        <w:color w:val="000000"/>
       </w:rPr>
     </w:tblStylePr>
     <w:tblStylePr w:type="nwCell">
       <w:rPr>
-        <w:color w:val="000000" w:themeColor="text1"/>
+        <w:color w:val="000000"/>
       </w:rPr>
     </w:tblStylePr>
   </w:style>
@@ -22698,7 +23534,7 @@
       <w:spacing w:after="0" w:line="240" w:lineRule="auto"/>
     </w:pPr>
     <w:rPr>
-      <w:color w:val="000000" w:themeColor="text1"/>
+      <w:color w:val="000000"/>
     </w:rPr>
     <w:tblPr>
       <w:tblStyleRowBandSize w:val="1"/>
@@ -22744,7 +23580,7 @@
       <w:rPr>
         <w:b/>
         <w:bCs/>
-        <w:color w:val="FFFFFF" w:themeColor="background1"/>
+        <w:color w:val="000000"/>
       </w:rPr>
       <w:tblPr/>
       <w:tcPr>
@@ -22756,7 +23592,7 @@
     </w:tblStylePr>
     <w:tblStylePr w:type="firstCol">
       <w:rPr>
-        <w:color w:val="FFFFFF" w:themeColor="background1"/>
+        <w:color w:val="000000"/>
       </w:rPr>
       <w:tblPr/>
       <w:tcPr>
@@ -22773,7 +23609,7 @@
     </w:tblStylePr>
     <w:tblStylePr w:type="lastCol">
       <w:rPr>
-        <w:color w:val="FFFFFF" w:themeColor="background1"/>
+        <w:color w:val="000000"/>
       </w:rPr>
       <w:tblPr/>
       <w:tcPr>
@@ -22802,12 +23638,12 @@
     </w:tblStylePr>
     <w:tblStylePr w:type="neCell">
       <w:rPr>
-        <w:color w:val="000000" w:themeColor="text1"/>
+        <w:color w:val="000000"/>
       </w:rPr>
     </w:tblStylePr>
     <w:tblStylePr w:type="nwCell">
       <w:rPr>
-        <w:color w:val="000000" w:themeColor="text1"/>
+        <w:color w:val="000000"/>
       </w:rPr>
     </w:tblStylePr>
   </w:style>
@@ -22820,7 +23656,7 @@
       <w:spacing w:after="0" w:line="240" w:lineRule="auto"/>
     </w:pPr>
     <w:rPr>
-      <w:color w:val="000000" w:themeColor="text1"/>
+      <w:color w:val="000000"/>
     </w:rPr>
     <w:tblPr>
       <w:tblStyleRowBandSize w:val="1"/>
@@ -22840,7 +23676,7 @@
       <w:rPr>
         <w:b/>
         <w:bCs/>
-        <w:color w:val="FFFFFF" w:themeColor="background1"/>
+        <w:color w:val="000000"/>
       </w:rPr>
       <w:tblPr/>
       <w:tcPr>
@@ -22854,7 +23690,7 @@
       <w:rPr>
         <w:b/>
         <w:bCs/>
-        <w:color w:val="9E3A38" w:themeColor="accent2" w:themeShade="CC"/>
+        <w:color w:val="000000"/>
       </w:rPr>
       <w:tblPr/>
       <w:tcPr>
@@ -22906,7 +23742,7 @@
       <w:spacing w:after="0" w:line="240" w:lineRule="auto"/>
     </w:pPr>
     <w:rPr>
-      <w:color w:val="000000" w:themeColor="text1"/>
+      <w:color w:val="000000"/>
     </w:rPr>
     <w:tblPr>
       <w:tblStyleRowBandSize w:val="1"/>
@@ -22926,7 +23762,7 @@
       <w:rPr>
         <w:b/>
         <w:bCs/>
-        <w:color w:val="FFFFFF" w:themeColor="background1"/>
+        <w:color w:val="000000"/>
       </w:rPr>
       <w:tblPr/>
       <w:tcPr>
@@ -22940,7 +23776,7 @@
       <w:rPr>
         <w:b/>
         <w:bCs/>
-        <w:color w:val="9E3A38" w:themeColor="accent2" w:themeShade="CC"/>
+        <w:color w:val="000000"/>
       </w:rPr>
       <w:tblPr/>
       <w:tcPr>
@@ -22992,7 +23828,7 @@
       <w:spacing w:after="0" w:line="240" w:lineRule="auto"/>
     </w:pPr>
     <w:rPr>
-      <w:color w:val="000000" w:themeColor="text1"/>
+      <w:color w:val="000000"/>
     </w:rPr>
     <w:tblPr>
       <w:tblStyleRowBandSize w:val="1"/>
@@ -23012,7 +23848,7 @@
       <w:rPr>
         <w:b/>
         <w:bCs/>
-        <w:color w:val="FFFFFF" w:themeColor="background1"/>
+        <w:color w:val="000000"/>
       </w:rPr>
       <w:tblPr/>
       <w:tcPr>
@@ -23026,7 +23862,7 @@
       <w:rPr>
         <w:b/>
         <w:bCs/>
-        <w:color w:val="9E3A38" w:themeColor="accent2" w:themeShade="CC"/>
+        <w:color w:val="000000"/>
       </w:rPr>
       <w:tblPr/>
       <w:tcPr>
@@ -23078,7 +23914,7 @@
       <w:spacing w:after="0" w:line="240" w:lineRule="auto"/>
     </w:pPr>
     <w:rPr>
-      <w:color w:val="000000" w:themeColor="text1"/>
+      <w:color w:val="000000"/>
     </w:rPr>
     <w:tblPr>
       <w:tblStyleRowBandSize w:val="1"/>
@@ -23098,7 +23934,7 @@
       <w:rPr>
         <w:b/>
         <w:bCs/>
-        <w:color w:val="FFFFFF" w:themeColor="background1"/>
+        <w:color w:val="000000"/>
       </w:rPr>
       <w:tblPr/>
       <w:tcPr>
@@ -23112,7 +23948,7 @@
       <w:rPr>
         <w:b/>
         <w:bCs/>
-        <w:color w:val="664E82" w:themeColor="accent4" w:themeShade="CC"/>
+        <w:color w:val="000000"/>
       </w:rPr>
       <w:tblPr/>
       <w:tcPr>
@@ -23164,7 +24000,7 @@
       <w:spacing w:after="0" w:line="240" w:lineRule="auto"/>
     </w:pPr>
     <w:rPr>
-      <w:color w:val="000000" w:themeColor="text1"/>
+      <w:color w:val="000000"/>
     </w:rPr>
     <w:tblPr>
       <w:tblStyleRowBandSize w:val="1"/>
@@ -23184,7 +24020,7 @@
       <w:rPr>
         <w:b/>
         <w:bCs/>
-        <w:color w:val="FFFFFF" w:themeColor="background1"/>
+        <w:color w:val="000000"/>
       </w:rPr>
       <w:tblPr/>
       <w:tcPr>
@@ -23198,7 +24034,7 @@
       <w:rPr>
         <w:b/>
         <w:bCs/>
-        <w:color w:val="7E9C40" w:themeColor="accent3" w:themeShade="CC"/>
+        <w:color w:val="000000"/>
       </w:rPr>
       <w:tblPr/>
       <w:tcPr>
@@ -23250,7 +24086,7 @@
       <w:spacing w:after="0" w:line="240" w:lineRule="auto"/>
     </w:pPr>
     <w:rPr>
-      <w:color w:val="000000" w:themeColor="text1"/>
+      <w:color w:val="000000"/>
     </w:rPr>
     <w:tblPr>
       <w:tblStyleRowBandSize w:val="1"/>
@@ -23270,7 +24106,7 @@
       <w:rPr>
         <w:b/>
         <w:bCs/>
-        <w:color w:val="FFFFFF" w:themeColor="background1"/>
+        <w:color w:val="000000"/>
       </w:rPr>
       <w:tblPr/>
       <w:tcPr>
@@ -23284,7 +24120,7 @@
       <w:rPr>
         <w:b/>
         <w:bCs/>
-        <w:color w:val="F2730A" w:themeColor="accent6" w:themeShade="CC"/>
+        <w:color w:val="000000"/>
       </w:rPr>
       <w:tblPr/>
       <w:tcPr>
@@ -23336,7 +24172,7 @@
       <w:spacing w:after="0" w:line="240" w:lineRule="auto"/>
     </w:pPr>
     <w:rPr>
-      <w:color w:val="000000" w:themeColor="text1"/>
+      <w:color w:val="000000"/>
     </w:rPr>
     <w:tblPr>
       <w:tblStyleRowBandSize w:val="1"/>
@@ -23356,7 +24192,7 @@
       <w:rPr>
         <w:b/>
         <w:bCs/>
-        <w:color w:val="FFFFFF" w:themeColor="background1"/>
+        <w:color w:val="000000"/>
       </w:rPr>
       <w:tblPr/>
       <w:tcPr>
@@ -23370,7 +24206,7 @@
       <w:rPr>
         <w:b/>
         <w:bCs/>
-        <w:color w:val="348DA5" w:themeColor="accent5" w:themeShade="CC"/>
+        <w:color w:val="000000"/>
       </w:rPr>
       <w:tblPr/>
       <w:tcPr>
@@ -23422,7 +24258,7 @@
       <w:spacing w:after="0" w:line="240" w:lineRule="auto"/>
     </w:pPr>
     <w:rPr>
-      <w:color w:val="000000" w:themeColor="text1"/>
+      <w:color w:val="000000"/>
     </w:rPr>
     <w:tblPr>
       <w:tblStyleRowBandSize w:val="1"/>
@@ -23455,7 +24291,7 @@
       <w:rPr>
         <w:b/>
         <w:bCs/>
-        <w:color w:val="000000" w:themeColor="text1"/>
+        <w:color w:val="000000"/>
       </w:rPr>
       <w:tblPr/>
       <w:tcPr>
@@ -23464,7 +24300,7 @@
     </w:tblStylePr>
     <w:tblStylePr w:type="firstCol">
       <w:rPr>
-        <w:color w:val="FFFFFF" w:themeColor="background1"/>
+        <w:color w:val="000000"/>
       </w:rPr>
       <w:tblPr/>
       <w:tcPr>
@@ -23473,7 +24309,7 @@
     </w:tblStylePr>
     <w:tblStylePr w:type="lastCol">
       <w:rPr>
-        <w:color w:val="FFFFFF" w:themeColor="background1"/>
+        <w:color w:val="000000"/>
       </w:rPr>
       <w:tblPr/>
       <w:tcPr>
@@ -23502,7 +24338,7 @@
       <w:spacing w:after="0" w:line="240" w:lineRule="auto"/>
     </w:pPr>
     <w:rPr>
-      <w:color w:val="000000" w:themeColor="text1"/>
+      <w:color w:val="000000"/>
     </w:rPr>
     <w:tblPr>
       <w:tblStyleRowBandSize w:val="1"/>
@@ -23535,7 +24371,7 @@
       <w:rPr>
         <w:b/>
         <w:bCs/>
-        <w:color w:val="000000" w:themeColor="text1"/>
+        <w:color w:val="000000"/>
       </w:rPr>
       <w:tblPr/>
       <w:tcPr>
@@ -23544,7 +24380,7 @@
     </w:tblStylePr>
     <w:tblStylePr w:type="firstCol">
       <w:rPr>
-        <w:color w:val="FFFFFF" w:themeColor="background1"/>
+        <w:color w:val="000000"/>
       </w:rPr>
       <w:tblPr/>
       <w:tcPr>
@@ -23553,7 +24389,7 @@
     </w:tblStylePr>
     <w:tblStylePr w:type="lastCol">
       <w:rPr>
-        <w:color w:val="FFFFFF" w:themeColor="background1"/>
+        <w:color w:val="000000"/>
       </w:rPr>
       <w:tblPr/>
       <w:tcPr>
@@ -23582,7 +24418,7 @@
       <w:spacing w:after="0" w:line="240" w:lineRule="auto"/>
     </w:pPr>
     <w:rPr>
-      <w:color w:val="000000" w:themeColor="text1"/>
+      <w:color w:val="000000"/>
     </w:rPr>
     <w:tblPr>
       <w:tblStyleRowBandSize w:val="1"/>
@@ -23615,7 +24451,7 @@
       <w:rPr>
         <w:b/>
         <w:bCs/>
-        <w:color w:val="000000" w:themeColor="text1"/>
+        <w:color w:val="000000"/>
       </w:rPr>
       <w:tblPr/>
       <w:tcPr>
@@ -23624,7 +24460,7 @@
     </w:tblStylePr>
     <w:tblStylePr w:type="firstCol">
       <w:rPr>
-        <w:color w:val="FFFFFF" w:themeColor="background1"/>
+        <w:color w:val="000000"/>
       </w:rPr>
       <w:tblPr/>
       <w:tcPr>
@@ -23633,7 +24469,7 @@
     </w:tblStylePr>
     <w:tblStylePr w:type="lastCol">
       <w:rPr>
-        <w:color w:val="FFFFFF" w:themeColor="background1"/>
+        <w:color w:val="000000"/>
       </w:rPr>
       <w:tblPr/>
       <w:tcPr>
@@ -23662,7 +24498,7 @@
       <w:spacing w:after="0" w:line="240" w:lineRule="auto"/>
     </w:pPr>
     <w:rPr>
-      <w:color w:val="000000" w:themeColor="text1"/>
+      <w:color w:val="000000"/>
     </w:rPr>
     <w:tblPr>
       <w:tblStyleRowBandSize w:val="1"/>
@@ -23695,7 +24531,7 @@
       <w:rPr>
         <w:b/>
         <w:bCs/>
-        <w:color w:val="000000" w:themeColor="text1"/>
+        <w:color w:val="000000"/>
       </w:rPr>
       <w:tblPr/>
       <w:tcPr>
@@ -23704,7 +24540,7 @@
     </w:tblStylePr>
     <w:tblStylePr w:type="firstCol">
       <w:rPr>
-        <w:color w:val="FFFFFF" w:themeColor="background1"/>
+        <w:color w:val="000000"/>
       </w:rPr>
       <w:tblPr/>
       <w:tcPr>
@@ -23713,7 +24549,7 @@
     </w:tblStylePr>
     <w:tblStylePr w:type="lastCol">
       <w:rPr>
-        <w:color w:val="FFFFFF" w:themeColor="background1"/>
+        <w:color w:val="000000"/>
       </w:rPr>
       <w:tblPr/>
       <w:tcPr>
@@ -23742,7 +24578,7 @@
       <w:spacing w:after="0" w:line="240" w:lineRule="auto"/>
     </w:pPr>
     <w:rPr>
-      <w:color w:val="000000" w:themeColor="text1"/>
+      <w:color w:val="000000"/>
     </w:rPr>
     <w:tblPr>
       <w:tblStyleRowBandSize w:val="1"/>
@@ -23775,7 +24611,7 @@
       <w:rPr>
         <w:b/>
         <w:bCs/>
-        <w:color w:val="000000" w:themeColor="text1"/>
+        <w:color w:val="000000"/>
       </w:rPr>
       <w:tblPr/>
       <w:tcPr>
@@ -23784,7 +24620,7 @@
     </w:tblStylePr>
     <w:tblStylePr w:type="firstCol">
       <w:rPr>
-        <w:color w:val="FFFFFF" w:themeColor="background1"/>
+        <w:color w:val="000000"/>
       </w:rPr>
       <w:tblPr/>
       <w:tcPr>
@@ -23793,7 +24629,7 @@
     </w:tblStylePr>
     <w:tblStylePr w:type="lastCol">
       <w:rPr>
-        <w:color w:val="FFFFFF" w:themeColor="background1"/>
+        <w:color w:val="000000"/>
       </w:rPr>
       <w:tblPr/>
       <w:tcPr>
@@ -23822,7 +24658,7 @@
       <w:spacing w:after="0" w:line="240" w:lineRule="auto"/>
     </w:pPr>
     <w:rPr>
-      <w:color w:val="000000" w:themeColor="text1"/>
+      <w:color w:val="000000"/>
     </w:rPr>
     <w:tblPr>
       <w:tblStyleRowBandSize w:val="1"/>
@@ -23855,7 +24691,7 @@
       <w:rPr>
         <w:b/>
         <w:bCs/>
-        <w:color w:val="000000" w:themeColor="text1"/>
+        <w:color w:val="000000"/>
       </w:rPr>
       <w:tblPr/>
       <w:tcPr>
@@ -23864,7 +24700,7 @@
     </w:tblStylePr>
     <w:tblStylePr w:type="firstCol">
       <w:rPr>
-        <w:color w:val="FFFFFF" w:themeColor="background1"/>
+        <w:color w:val="000000"/>
       </w:rPr>
       <w:tblPr/>
       <w:tcPr>
@@ -23873,7 +24709,7 @@
     </w:tblStylePr>
     <w:tblStylePr w:type="lastCol">
       <w:rPr>
-        <w:color w:val="FFFFFF" w:themeColor="background1"/>
+        <w:color w:val="000000"/>
       </w:rPr>
       <w:tblPr/>
       <w:tcPr>
@@ -23902,7 +24738,7 @@
       <w:spacing w:after="0" w:line="240" w:lineRule="auto"/>
     </w:pPr>
     <w:rPr>
-      <w:color w:val="000000" w:themeColor="text1"/>
+      <w:color w:val="000000"/>
     </w:rPr>
     <w:tblPr>
       <w:tblStyleRowBandSize w:val="1"/>
@@ -23935,7 +24771,7 @@
       <w:rPr>
         <w:b/>
         <w:bCs/>
-        <w:color w:val="000000" w:themeColor="text1"/>
+        <w:color w:val="000000"/>
       </w:rPr>
       <w:tblPr/>
       <w:tcPr>
@@ -23944,7 +24780,7 @@
     </w:tblStylePr>
     <w:tblStylePr w:type="firstCol">
       <w:rPr>
-        <w:color w:val="FFFFFF" w:themeColor="background1"/>
+        <w:color w:val="000000"/>
       </w:rPr>
       <w:tblPr/>
       <w:tcPr>
@@ -23953,7 +24789,7 @@
     </w:tblStylePr>
     <w:tblStylePr w:type="lastCol">
       <w:rPr>
-        <w:color w:val="FFFFFF" w:themeColor="background1"/>
+        <w:color w:val="000000"/>
       </w:rPr>
       <w:tblPr/>
       <w:tcPr>
